--- a/Fase 2/Evidencias del Proyecto/SICMA_STK_v1.2.docx
+++ b/Fase 2/Evidencias del Proyecto/SICMA_STK_v1.2.docx
@@ -606,8 +606,8 @@
         </w:tblBorders>
       </w:tblPr>
       <w:tblGrid>
-        <w:gridCol w:w="3393"/>
-        <w:gridCol w:w="4524"/>
+        <w:gridCol w:w="3788"/>
+        <w:gridCol w:w="5050"/>
       </w:tblGrid>
       <w:tr>
         <w:trPr>
@@ -616,7 +616,7 @@
         </w:trPr>
         <w:tc>
           <w:tcPr>
-            <w:tcW w:w="3393" w:type="dxa"/>
+            <w:tcW w:w="3788" w:type="dxa"/>
             <w:shd w:val="clear" w:color="auto" w:fill="D9E2F3"/>
           </w:tcPr>
           <w:p>
@@ -635,7 +635,7 @@
         </w:tc>
         <w:tc>
           <w:tcPr>
-            <w:tcW w:w="4524" w:type="dxa"/>
+            <w:tcW w:w="5050" w:type="dxa"/>
             <w:shd w:val="clear" w:color="auto" w:fill="D9E2F3"/>
           </w:tcPr>
           <w:p>
@@ -659,7 +659,7 @@
         </w:trPr>
         <w:tc>
           <w:tcPr>
-            <w:tcW w:w="3393" w:type="dxa"/>
+            <w:tcW w:w="3788" w:type="dxa"/>
           </w:tcPr>
           <w:p>
             <w:pPr>
@@ -676,7 +676,7 @@
         </w:tc>
         <w:tc>
           <w:tcPr>
-            <w:tcW w:w="4524" w:type="dxa"/>
+            <w:tcW w:w="5050" w:type="dxa"/>
           </w:tcPr>
           <w:p>
             <w:pPr>
@@ -698,7 +698,7 @@
         </w:trPr>
         <w:tc>
           <w:tcPr>
-            <w:tcW w:w="3393" w:type="dxa"/>
+            <w:tcW w:w="3788" w:type="dxa"/>
           </w:tcPr>
           <w:p>
             <w:pPr>
@@ -715,7 +715,7 @@
         </w:tc>
         <w:tc>
           <w:tcPr>
-            <w:tcW w:w="4524" w:type="dxa"/>
+            <w:tcW w:w="5050" w:type="dxa"/>
           </w:tcPr>
           <w:p>
             <w:pPr>
@@ -737,7 +737,7 @@
         </w:trPr>
         <w:tc>
           <w:tcPr>
-            <w:tcW w:w="3393" w:type="dxa"/>
+            <w:tcW w:w="3788" w:type="dxa"/>
           </w:tcPr>
           <w:p>
             <w:pPr>
@@ -754,7 +754,7 @@
         </w:tc>
         <w:tc>
           <w:tcPr>
-            <w:tcW w:w="4524" w:type="dxa"/>
+            <w:tcW w:w="5050" w:type="dxa"/>
           </w:tcPr>
           <w:p>
             <w:pPr>
@@ -776,7 +776,7 @@
         </w:trPr>
         <w:tc>
           <w:tcPr>
-            <w:tcW w:w="3393" w:type="dxa"/>
+            <w:tcW w:w="3788" w:type="dxa"/>
           </w:tcPr>
           <w:p>
             <w:pPr>
@@ -793,7 +793,7 @@
         </w:tc>
         <w:tc>
           <w:tcPr>
-            <w:tcW w:w="4524" w:type="dxa"/>
+            <w:tcW w:w="5050" w:type="dxa"/>
           </w:tcPr>
           <w:p>
             <w:pPr>
@@ -815,7 +815,7 @@
         </w:trPr>
         <w:tc>
           <w:tcPr>
-            <w:tcW w:w="3393" w:type="dxa"/>
+            <w:tcW w:w="3788" w:type="dxa"/>
           </w:tcPr>
           <w:p>
             <w:pPr>
@@ -832,7 +832,7 @@
         </w:tc>
         <w:tc>
           <w:tcPr>
-            <w:tcW w:w="4524" w:type="dxa"/>
+            <w:tcW w:w="5050" w:type="dxa"/>
           </w:tcPr>
           <w:p>
             <w:pPr>
@@ -869,7 +869,7 @@
         <w:gridCol w:w="972"/>
         <w:gridCol w:w="1237"/>
         <w:gridCol w:w="1502"/>
-        <w:gridCol w:w="5126"/>
+        <w:gridCol w:w="5127"/>
       </w:tblGrid>
       <w:tr>
         <w:trPr>
@@ -935,7 +935,7 @@
         </w:tc>
         <w:tc>
           <w:tcPr>
-            <w:tcW w:w="5126" w:type="dxa"/>
+            <w:tcW w:w="5127" w:type="dxa"/>
             <w:shd w:val="clear" w:color="auto" w:fill="D9E2F3"/>
           </w:tcPr>
           <w:p>
@@ -1010,7 +1010,7 @@
         </w:tc>
         <w:tc>
           <w:tcPr>
-            <w:tcW w:w="5126" w:type="dxa"/>
+            <w:tcW w:w="5127" w:type="dxa"/>
           </w:tcPr>
           <w:p>
             <w:pPr>
@@ -1083,7 +1083,7 @@
         </w:tc>
         <w:tc>
           <w:tcPr>
-            <w:tcW w:w="5126" w:type="dxa"/>
+            <w:tcW w:w="5127" w:type="dxa"/>
           </w:tcPr>
           <w:p>
             <w:pPr>
@@ -1156,7 +1156,7 @@
         </w:tc>
         <w:tc>
           <w:tcPr>
-            <w:tcW w:w="5126" w:type="dxa"/>
+            <w:tcW w:w="5127" w:type="dxa"/>
           </w:tcPr>
           <w:p>
             <w:pPr>
@@ -1393,9 +1393,9 @@
         </w:tblBorders>
       </w:tblPr>
       <w:tblGrid>
-        <w:gridCol w:w="1509"/>
-        <w:gridCol w:w="3521"/>
-        <w:gridCol w:w="2883"/>
+        <w:gridCol w:w="1685"/>
+        <w:gridCol w:w="3933"/>
+        <w:gridCol w:w="3220"/>
       </w:tblGrid>
       <w:tr>
         <w:trPr>
@@ -1404,7 +1404,7 @@
         </w:trPr>
         <w:tc>
           <w:tcPr>
-            <w:tcW w:w="1509" w:type="dxa"/>
+            <w:tcW w:w="1685" w:type="dxa"/>
             <w:shd w:val="clear" w:color="auto" w:fill="D9E2F3"/>
           </w:tcPr>
           <w:p>
@@ -1423,7 +1423,7 @@
         </w:tc>
         <w:tc>
           <w:tcPr>
-            <w:tcW w:w="3521" w:type="dxa"/>
+            <w:tcW w:w="3933" w:type="dxa"/>
             <w:shd w:val="clear" w:color="auto" w:fill="D9E2F3"/>
           </w:tcPr>
           <w:p>
@@ -1442,7 +1442,7 @@
         </w:tc>
         <w:tc>
           <w:tcPr>
-            <w:tcW w:w="2883" w:type="dxa"/>
+            <w:tcW w:w="3220" w:type="dxa"/>
             <w:shd w:val="clear" w:color="auto" w:fill="D9E2F3"/>
           </w:tcPr>
           <w:p>
@@ -1466,7 +1466,7 @@
         </w:trPr>
         <w:tc>
           <w:tcPr>
-            <w:tcW w:w="1509" w:type="dxa"/>
+            <w:tcW w:w="1685" w:type="dxa"/>
           </w:tcPr>
           <w:p>
             <w:pPr>
@@ -1483,7 +1483,7 @@
         </w:tc>
         <w:tc>
           <w:tcPr>
-            <w:tcW w:w="3521" w:type="dxa"/>
+            <w:tcW w:w="3933" w:type="dxa"/>
           </w:tcPr>
           <w:p>
             <w:pPr>
@@ -1500,7 +1500,7 @@
         </w:tc>
         <w:tc>
           <w:tcPr>
-            <w:tcW w:w="2883" w:type="dxa"/>
+            <w:tcW w:w="3220" w:type="dxa"/>
           </w:tcPr>
           <w:p>
             <w:pPr>
@@ -1522,7 +1522,7 @@
         </w:trPr>
         <w:tc>
           <w:tcPr>
-            <w:tcW w:w="1509" w:type="dxa"/>
+            <w:tcW w:w="1685" w:type="dxa"/>
           </w:tcPr>
           <w:p>
             <w:pPr>
@@ -1539,7 +1539,7 @@
         </w:tc>
         <w:tc>
           <w:tcPr>
-            <w:tcW w:w="3521" w:type="dxa"/>
+            <w:tcW w:w="3933" w:type="dxa"/>
           </w:tcPr>
           <w:p>
             <w:pPr>
@@ -1556,7 +1556,7 @@
         </w:tc>
         <w:tc>
           <w:tcPr>
-            <w:tcW w:w="2883" w:type="dxa"/>
+            <w:tcW w:w="3220" w:type="dxa"/>
           </w:tcPr>
           <w:p>
             <w:pPr>
@@ -1578,7 +1578,7 @@
         </w:trPr>
         <w:tc>
           <w:tcPr>
-            <w:tcW w:w="1509" w:type="dxa"/>
+            <w:tcW w:w="1685" w:type="dxa"/>
           </w:tcPr>
           <w:p>
             <w:pPr>
@@ -1595,7 +1595,7 @@
         </w:tc>
         <w:tc>
           <w:tcPr>
-            <w:tcW w:w="3521" w:type="dxa"/>
+            <w:tcW w:w="3933" w:type="dxa"/>
           </w:tcPr>
           <w:p>
             <w:pPr>
@@ -1612,7 +1612,7 @@
         </w:tc>
         <w:tc>
           <w:tcPr>
-            <w:tcW w:w="2883" w:type="dxa"/>
+            <w:tcW w:w="3220" w:type="dxa"/>
           </w:tcPr>
           <w:p>
             <w:pPr>
@@ -1659,9 +1659,9 @@
         </w:tblBorders>
       </w:tblPr>
       <w:tblGrid>
-        <w:gridCol w:w="1953"/>
-        <w:gridCol w:w="1905"/>
-        <w:gridCol w:w="4053"/>
+        <w:gridCol w:w="2182"/>
+        <w:gridCol w:w="2128"/>
+        <w:gridCol w:w="4528"/>
       </w:tblGrid>
       <w:tr>
         <w:trPr>
@@ -1670,7 +1670,7 @@
         </w:trPr>
         <w:tc>
           <w:tcPr>
-            <w:tcW w:w="1953" w:type="dxa"/>
+            <w:tcW w:w="2182" w:type="dxa"/>
             <w:shd w:val="clear" w:color="auto" w:fill="D9E2F3"/>
           </w:tcPr>
           <w:p>
@@ -1689,7 +1689,7 @@
         </w:tc>
         <w:tc>
           <w:tcPr>
-            <w:tcW w:w="1905" w:type="dxa"/>
+            <w:tcW w:w="2128" w:type="dxa"/>
             <w:shd w:val="clear" w:color="auto" w:fill="D9E2F3"/>
           </w:tcPr>
           <w:p>
@@ -1708,7 +1708,7 @@
         </w:tc>
         <w:tc>
           <w:tcPr>
-            <w:tcW w:w="4053" w:type="dxa"/>
+            <w:tcW w:w="4528" w:type="dxa"/>
             <w:shd w:val="clear" w:color="auto" w:fill="D9E2F3"/>
           </w:tcPr>
           <w:p>
@@ -1732,7 +1732,7 @@
         </w:trPr>
         <w:tc>
           <w:tcPr>
-            <w:tcW w:w="1953" w:type="dxa"/>
+            <w:tcW w:w="2182" w:type="dxa"/>
           </w:tcPr>
           <w:p>
             <w:pPr>
@@ -1749,7 +1749,7 @@
         </w:tc>
         <w:tc>
           <w:tcPr>
-            <w:tcW w:w="1905" w:type="dxa"/>
+            <w:tcW w:w="2128" w:type="dxa"/>
           </w:tcPr>
           <w:p>
             <w:pPr>
@@ -1766,7 +1766,7 @@
         </w:tc>
         <w:tc>
           <w:tcPr>
-            <w:tcW w:w="4053" w:type="dxa"/>
+            <w:tcW w:w="4528" w:type="dxa"/>
           </w:tcPr>
           <w:p>
             <w:pPr>
@@ -1788,7 +1788,7 @@
         </w:trPr>
         <w:tc>
           <w:tcPr>
-            <w:tcW w:w="1953" w:type="dxa"/>
+            <w:tcW w:w="2182" w:type="dxa"/>
           </w:tcPr>
           <w:p>
             <w:pPr>
@@ -1805,7 +1805,7 @@
         </w:tc>
         <w:tc>
           <w:tcPr>
-            <w:tcW w:w="1905" w:type="dxa"/>
+            <w:tcW w:w="2128" w:type="dxa"/>
           </w:tcPr>
           <w:p>
             <w:pPr>
@@ -1822,7 +1822,7 @@
         </w:tc>
         <w:tc>
           <w:tcPr>
-            <w:tcW w:w="4053" w:type="dxa"/>
+            <w:tcW w:w="4528" w:type="dxa"/>
           </w:tcPr>
           <w:p>
             <w:pPr>
@@ -1844,7 +1844,7 @@
         </w:trPr>
         <w:tc>
           <w:tcPr>
-            <w:tcW w:w="1953" w:type="dxa"/>
+            <w:tcW w:w="2182" w:type="dxa"/>
           </w:tcPr>
           <w:p>
             <w:pPr>
@@ -1861,7 +1861,7 @@
         </w:tc>
         <w:tc>
           <w:tcPr>
-            <w:tcW w:w="1905" w:type="dxa"/>
+            <w:tcW w:w="2128" w:type="dxa"/>
           </w:tcPr>
           <w:p>
             <w:pPr>
@@ -1878,7 +1878,7 @@
         </w:tc>
         <w:tc>
           <w:tcPr>
-            <w:tcW w:w="4053" w:type="dxa"/>
+            <w:tcW w:w="4528" w:type="dxa"/>
           </w:tcPr>
           <w:p>
             <w:pPr>
@@ -1900,7 +1900,7 @@
         </w:trPr>
         <w:tc>
           <w:tcPr>
-            <w:tcW w:w="1953" w:type="dxa"/>
+            <w:tcW w:w="2182" w:type="dxa"/>
           </w:tcPr>
           <w:p>
             <w:pPr>
@@ -1917,7 +1917,7 @@
         </w:tc>
         <w:tc>
           <w:tcPr>
-            <w:tcW w:w="1905" w:type="dxa"/>
+            <w:tcW w:w="2128" w:type="dxa"/>
           </w:tcPr>
           <w:p>
             <w:pPr>
@@ -1934,7 +1934,7 @@
         </w:tc>
         <w:tc>
           <w:tcPr>
-            <w:tcW w:w="4053" w:type="dxa"/>
+            <w:tcW w:w="4528" w:type="dxa"/>
           </w:tcPr>
           <w:p>
             <w:pPr>
@@ -1986,10 +1986,10 @@
         </w:tblBorders>
       </w:tblPr>
       <w:tblGrid>
-        <w:gridCol w:w="1070"/>
-        <w:gridCol w:w="1627"/>
-        <w:gridCol w:w="2473"/>
-        <w:gridCol w:w="2740"/>
+        <w:gridCol w:w="1196"/>
+        <w:gridCol w:w="1818"/>
+        <w:gridCol w:w="2763"/>
+        <w:gridCol w:w="3061"/>
       </w:tblGrid>
       <w:tr>
         <w:trPr>
@@ -1998,7 +1998,7 @@
         </w:trPr>
         <w:tc>
           <w:tcPr>
-            <w:tcW w:w="1070" w:type="dxa"/>
+            <w:tcW w:w="1196" w:type="dxa"/>
             <w:shd w:val="clear" w:color="auto" w:fill="D9E2F3"/>
           </w:tcPr>
           <w:p>
@@ -2017,7 +2017,7 @@
         </w:tc>
         <w:tc>
           <w:tcPr>
-            <w:tcW w:w="1627" w:type="dxa"/>
+            <w:tcW w:w="1818" w:type="dxa"/>
             <w:shd w:val="clear" w:color="auto" w:fill="D9E2F3"/>
           </w:tcPr>
           <w:p>
@@ -2036,7 +2036,7 @@
         </w:tc>
         <w:tc>
           <w:tcPr>
-            <w:tcW w:w="2473" w:type="dxa"/>
+            <w:tcW w:w="2763" w:type="dxa"/>
             <w:shd w:val="clear" w:color="auto" w:fill="D9E2F3"/>
           </w:tcPr>
           <w:p>
@@ -2055,7 +2055,7 @@
         </w:tc>
         <w:tc>
           <w:tcPr>
-            <w:tcW w:w="2740" w:type="dxa"/>
+            <w:tcW w:w="3061" w:type="dxa"/>
             <w:shd w:val="clear" w:color="auto" w:fill="D9E2F3"/>
           </w:tcPr>
           <w:p>
@@ -2079,7 +2079,7 @@
         </w:trPr>
         <w:tc>
           <w:tcPr>
-            <w:tcW w:w="1070" w:type="dxa"/>
+            <w:tcW w:w="1196" w:type="dxa"/>
           </w:tcPr>
           <w:p>
             <w:pPr>
@@ -2096,7 +2096,7 @@
         </w:tc>
         <w:tc>
           <w:tcPr>
-            <w:tcW w:w="1627" w:type="dxa"/>
+            <w:tcW w:w="1818" w:type="dxa"/>
           </w:tcPr>
           <w:p>
             <w:pPr>
@@ -2113,7 +2113,7 @@
         </w:tc>
         <w:tc>
           <w:tcPr>
-            <w:tcW w:w="2473" w:type="dxa"/>
+            <w:tcW w:w="2763" w:type="dxa"/>
           </w:tcPr>
           <w:p>
             <w:pPr>
@@ -2130,7 +2130,7 @@
         </w:tc>
         <w:tc>
           <w:tcPr>
-            <w:tcW w:w="2740" w:type="dxa"/>
+            <w:tcW w:w="3061" w:type="dxa"/>
           </w:tcPr>
           <w:p>
             <w:pPr>
@@ -2152,7 +2152,7 @@
         </w:trPr>
         <w:tc>
           <w:tcPr>
-            <w:tcW w:w="1070" w:type="dxa"/>
+            <w:tcW w:w="1196" w:type="dxa"/>
           </w:tcPr>
           <w:p>
             <w:pPr>
@@ -2169,7 +2169,7 @@
         </w:tc>
         <w:tc>
           <w:tcPr>
-            <w:tcW w:w="1627" w:type="dxa"/>
+            <w:tcW w:w="1818" w:type="dxa"/>
           </w:tcPr>
           <w:p>
             <w:pPr>
@@ -2186,7 +2186,7 @@
         </w:tc>
         <w:tc>
           <w:tcPr>
-            <w:tcW w:w="2473" w:type="dxa"/>
+            <w:tcW w:w="2763" w:type="dxa"/>
           </w:tcPr>
           <w:p>
             <w:pPr>
@@ -2203,7 +2203,7 @@
         </w:tc>
         <w:tc>
           <w:tcPr>
-            <w:tcW w:w="2740" w:type="dxa"/>
+            <w:tcW w:w="3061" w:type="dxa"/>
           </w:tcPr>
           <w:p>
             <w:pPr>
@@ -2225,7 +2225,7 @@
         </w:trPr>
         <w:tc>
           <w:tcPr>
-            <w:tcW w:w="1070" w:type="dxa"/>
+            <w:tcW w:w="1196" w:type="dxa"/>
           </w:tcPr>
           <w:p>
             <w:pPr>
@@ -2242,7 +2242,7 @@
         </w:tc>
         <w:tc>
           <w:tcPr>
-            <w:tcW w:w="1627" w:type="dxa"/>
+            <w:tcW w:w="1818" w:type="dxa"/>
           </w:tcPr>
           <w:p>
             <w:pPr>
@@ -2259,7 +2259,7 @@
         </w:tc>
         <w:tc>
           <w:tcPr>
-            <w:tcW w:w="2473" w:type="dxa"/>
+            <w:tcW w:w="2763" w:type="dxa"/>
           </w:tcPr>
           <w:p>
             <w:pPr>
@@ -2276,7 +2276,7 @@
         </w:tc>
         <w:tc>
           <w:tcPr>
-            <w:tcW w:w="2740" w:type="dxa"/>
+            <w:tcW w:w="3061" w:type="dxa"/>
           </w:tcPr>
           <w:p>
             <w:pPr>
@@ -2298,7 +2298,7 @@
         </w:trPr>
         <w:tc>
           <w:tcPr>
-            <w:tcW w:w="1070" w:type="dxa"/>
+            <w:tcW w:w="1196" w:type="dxa"/>
           </w:tcPr>
           <w:p>
             <w:pPr>
@@ -2315,7 +2315,7 @@
         </w:tc>
         <w:tc>
           <w:tcPr>
-            <w:tcW w:w="1627" w:type="dxa"/>
+            <w:tcW w:w="1818" w:type="dxa"/>
           </w:tcPr>
           <w:p>
             <w:pPr>
@@ -2332,7 +2332,7 @@
         </w:tc>
         <w:tc>
           <w:tcPr>
-            <w:tcW w:w="2473" w:type="dxa"/>
+            <w:tcW w:w="2763" w:type="dxa"/>
           </w:tcPr>
           <w:p>
             <w:pPr>
@@ -2349,7 +2349,7 @@
         </w:tc>
         <w:tc>
           <w:tcPr>
-            <w:tcW w:w="2740" w:type="dxa"/>
+            <w:tcW w:w="3061" w:type="dxa"/>
           </w:tcPr>
           <w:p>
             <w:pPr>
@@ -2420,10 +2420,10 @@
         </w:tblBorders>
       </w:tblPr>
       <w:tblGrid>
-        <w:gridCol w:w="1022"/>
-        <w:gridCol w:w="1371"/>
-        <w:gridCol w:w="2755"/>
-        <w:gridCol w:w="2761"/>
+        <w:gridCol w:w="1142"/>
+        <w:gridCol w:w="1532"/>
+        <w:gridCol w:w="3079"/>
+        <w:gridCol w:w="3085"/>
       </w:tblGrid>
       <w:tr>
         <w:trPr>
@@ -2432,7 +2432,7 @@
         </w:trPr>
         <w:tc>
           <w:tcPr>
-            <w:tcW w:w="1022" w:type="dxa"/>
+            <w:tcW w:w="1142" w:type="dxa"/>
             <w:shd w:val="clear" w:color="auto" w:fill="D9E2F3"/>
           </w:tcPr>
           <w:p>
@@ -2451,7 +2451,7 @@
         </w:tc>
         <w:tc>
           <w:tcPr>
-            <w:tcW w:w="1371" w:type="dxa"/>
+            <w:tcW w:w="1532" w:type="dxa"/>
             <w:shd w:val="clear" w:color="auto" w:fill="D9E2F3"/>
           </w:tcPr>
           <w:p>
@@ -2470,7 +2470,7 @@
         </w:tc>
         <w:tc>
           <w:tcPr>
-            <w:tcW w:w="2755" w:type="dxa"/>
+            <w:tcW w:w="3079" w:type="dxa"/>
             <w:shd w:val="clear" w:color="auto" w:fill="D9E2F3"/>
           </w:tcPr>
           <w:p>
@@ -2489,7 +2489,7 @@
         </w:tc>
         <w:tc>
           <w:tcPr>
-            <w:tcW w:w="2761" w:type="dxa"/>
+            <w:tcW w:w="3085" w:type="dxa"/>
             <w:shd w:val="clear" w:color="auto" w:fill="D9E2F3"/>
           </w:tcPr>
           <w:p>
@@ -2513,7 +2513,7 @@
         </w:trPr>
         <w:tc>
           <w:tcPr>
-            <w:tcW w:w="1022" w:type="dxa"/>
+            <w:tcW w:w="1142" w:type="dxa"/>
           </w:tcPr>
           <w:p>
             <w:pPr>
@@ -2530,7 +2530,7 @@
         </w:tc>
         <w:tc>
           <w:tcPr>
-            <w:tcW w:w="1371" w:type="dxa"/>
+            <w:tcW w:w="1532" w:type="dxa"/>
           </w:tcPr>
           <w:p>
             <w:pPr>
@@ -2547,7 +2547,7 @@
         </w:tc>
         <w:tc>
           <w:tcPr>
-            <w:tcW w:w="2755" w:type="dxa"/>
+            <w:tcW w:w="3079" w:type="dxa"/>
           </w:tcPr>
           <w:p>
             <w:pPr>
@@ -2564,7 +2564,7 @@
         </w:tc>
         <w:tc>
           <w:tcPr>
-            <w:tcW w:w="2761" w:type="dxa"/>
+            <w:tcW w:w="3085" w:type="dxa"/>
           </w:tcPr>
           <w:p>
             <w:pPr>
@@ -2586,7 +2586,7 @@
         </w:trPr>
         <w:tc>
           <w:tcPr>
-            <w:tcW w:w="1022" w:type="dxa"/>
+            <w:tcW w:w="1142" w:type="dxa"/>
           </w:tcPr>
           <w:p>
             <w:pPr>
@@ -2603,7 +2603,7 @@
         </w:tc>
         <w:tc>
           <w:tcPr>
-            <w:tcW w:w="1371" w:type="dxa"/>
+            <w:tcW w:w="1532" w:type="dxa"/>
           </w:tcPr>
           <w:p>
             <w:pPr>
@@ -2620,7 +2620,7 @@
         </w:tc>
         <w:tc>
           <w:tcPr>
-            <w:tcW w:w="2755" w:type="dxa"/>
+            <w:tcW w:w="3079" w:type="dxa"/>
           </w:tcPr>
           <w:p>
             <w:pPr>
@@ -2637,7 +2637,7 @@
         </w:tc>
         <w:tc>
           <w:tcPr>
-            <w:tcW w:w="2761" w:type="dxa"/>
+            <w:tcW w:w="3085" w:type="dxa"/>
           </w:tcPr>
           <w:p>
             <w:pPr>
@@ -2659,7 +2659,7 @@
         </w:trPr>
         <w:tc>
           <w:tcPr>
-            <w:tcW w:w="1022" w:type="dxa"/>
+            <w:tcW w:w="1142" w:type="dxa"/>
           </w:tcPr>
           <w:p>
             <w:pPr>
@@ -2676,7 +2676,7 @@
         </w:tc>
         <w:tc>
           <w:tcPr>
-            <w:tcW w:w="1371" w:type="dxa"/>
+            <w:tcW w:w="1532" w:type="dxa"/>
           </w:tcPr>
           <w:p>
             <w:pPr>
@@ -2693,7 +2693,7 @@
         </w:tc>
         <w:tc>
           <w:tcPr>
-            <w:tcW w:w="2755" w:type="dxa"/>
+            <w:tcW w:w="3079" w:type="dxa"/>
           </w:tcPr>
           <w:p>
             <w:pPr>
@@ -2710,7 +2710,7 @@
         </w:tc>
         <w:tc>
           <w:tcPr>
-            <w:tcW w:w="2761" w:type="dxa"/>
+            <w:tcW w:w="3085" w:type="dxa"/>
           </w:tcPr>
           <w:p>
             <w:pPr>
@@ -2732,7 +2732,7 @@
         </w:trPr>
         <w:tc>
           <w:tcPr>
-            <w:tcW w:w="1022" w:type="dxa"/>
+            <w:tcW w:w="1142" w:type="dxa"/>
           </w:tcPr>
           <w:p>
             <w:pPr>
@@ -2749,7 +2749,7 @@
         </w:tc>
         <w:tc>
           <w:tcPr>
-            <w:tcW w:w="1371" w:type="dxa"/>
+            <w:tcW w:w="1532" w:type="dxa"/>
           </w:tcPr>
           <w:p>
             <w:pPr>
@@ -2766,7 +2766,7 @@
         </w:tc>
         <w:tc>
           <w:tcPr>
-            <w:tcW w:w="2755" w:type="dxa"/>
+            <w:tcW w:w="3079" w:type="dxa"/>
           </w:tcPr>
           <w:p>
             <w:pPr>
@@ -2783,7 +2783,7 @@
         </w:tc>
         <w:tc>
           <w:tcPr>
-            <w:tcW w:w="2761" w:type="dxa"/>
+            <w:tcW w:w="3085" w:type="dxa"/>
           </w:tcPr>
           <w:p>
             <w:pPr>
@@ -2805,7 +2805,7 @@
         </w:trPr>
         <w:tc>
           <w:tcPr>
-            <w:tcW w:w="1022" w:type="dxa"/>
+            <w:tcW w:w="1142" w:type="dxa"/>
           </w:tcPr>
           <w:p>
             <w:pPr>
@@ -2822,7 +2822,7 @@
         </w:tc>
         <w:tc>
           <w:tcPr>
-            <w:tcW w:w="1371" w:type="dxa"/>
+            <w:tcW w:w="1532" w:type="dxa"/>
           </w:tcPr>
           <w:p>
             <w:pPr>
@@ -2839,7 +2839,7 @@
         </w:tc>
         <w:tc>
           <w:tcPr>
-            <w:tcW w:w="2755" w:type="dxa"/>
+            <w:tcW w:w="3079" w:type="dxa"/>
           </w:tcPr>
           <w:p>
             <w:pPr>
@@ -2856,7 +2856,7 @@
         </w:tc>
         <w:tc>
           <w:tcPr>
-            <w:tcW w:w="2761" w:type="dxa"/>
+            <w:tcW w:w="3085" w:type="dxa"/>
           </w:tcPr>
           <w:p>
             <w:pPr>
@@ -2878,7 +2878,7 @@
         </w:trPr>
         <w:tc>
           <w:tcPr>
-            <w:tcW w:w="1022" w:type="dxa"/>
+            <w:tcW w:w="1142" w:type="dxa"/>
           </w:tcPr>
           <w:p>
             <w:pPr>
@@ -2895,7 +2895,7 @@
         </w:tc>
         <w:tc>
           <w:tcPr>
-            <w:tcW w:w="1371" w:type="dxa"/>
+            <w:tcW w:w="1532" w:type="dxa"/>
           </w:tcPr>
           <w:p>
             <w:pPr>
@@ -2912,7 +2912,7 @@
         </w:tc>
         <w:tc>
           <w:tcPr>
-            <w:tcW w:w="2755" w:type="dxa"/>
+            <w:tcW w:w="3079" w:type="dxa"/>
           </w:tcPr>
           <w:p>
             <w:pPr>
@@ -2929,7 +2929,7 @@
         </w:tc>
         <w:tc>
           <w:tcPr>
-            <w:tcW w:w="2761" w:type="dxa"/>
+            <w:tcW w:w="3085" w:type="dxa"/>
           </w:tcPr>
           <w:p>
             <w:pPr>
@@ -2951,7 +2951,7 @@
         </w:trPr>
         <w:tc>
           <w:tcPr>
-            <w:tcW w:w="1022" w:type="dxa"/>
+            <w:tcW w:w="1142" w:type="dxa"/>
           </w:tcPr>
           <w:p>
             <w:pPr>
@@ -2968,7 +2968,7 @@
         </w:tc>
         <w:tc>
           <w:tcPr>
-            <w:tcW w:w="1371" w:type="dxa"/>
+            <w:tcW w:w="1532" w:type="dxa"/>
           </w:tcPr>
           <w:p>
             <w:pPr>
@@ -2985,7 +2985,7 @@
         </w:tc>
         <w:tc>
           <w:tcPr>
-            <w:tcW w:w="2755" w:type="dxa"/>
+            <w:tcW w:w="3079" w:type="dxa"/>
           </w:tcPr>
           <w:p>
             <w:pPr>
@@ -3002,7 +3002,7 @@
         </w:tc>
         <w:tc>
           <w:tcPr>
-            <w:tcW w:w="2761" w:type="dxa"/>
+            <w:tcW w:w="3085" w:type="dxa"/>
           </w:tcPr>
           <w:p>
             <w:pPr>
@@ -3056,1134 +3056,6 @@
       </w:pPr>
       <w:r>
         <w:t xml:space="preserve">Matriz de influencia e interés</w:t>
-      </w:r>
-    </w:p>
-    <w:tbl>
-      <w:tblPr>
-        <w:tblStyle w:val="Table"/>
-        <w:tblW w:type="auto" w:w="0"/>
-        <w:tblLook w:firstRow="1" w:lastRow="0" w:firstColumn="0" w:lastColumn="0" w:noHBand="0" w:noVBand="0" w:val="0020"/>
-        <w:jc w:val="start"/>
-        <w:tblBorders>
-          <w:top w:val="single" w:sz="4" w:color="808080"/>
-          <w:left w:val="single" w:sz="4" w:color="808080"/>
-          <w:bottom w:val="single" w:sz="4" w:color="808080"/>
-          <w:right w:val="single" w:sz="4" w:color="808080"/>
-          <w:insideH w:val="single" w:sz="4" w:color="808080"/>
-          <w:insideV w:val="single" w:sz="4" w:color="808080"/>
-        </w:tblBorders>
-      </w:tblPr>
-      <w:tblGrid>
-        <w:gridCol w:w="1344"/>
-        <w:gridCol w:w="1924"/>
-        <w:gridCol w:w="1344"/>
-        <w:gridCol w:w="1331"/>
-        <w:gridCol w:w="1964"/>
-      </w:tblGrid>
-      <w:tr>
-        <w:trPr>
-          <w:tblHeader w:val="true"/>
-          <w:cantSplit/>
-        </w:trPr>
-        <w:tc>
-          <w:tcPr>
-            <w:tcW w:w="1344" w:type="dxa"/>
-            <w:shd w:val="clear" w:color="auto" w:fill="D9E2F3"/>
-          </w:tcPr>
-          <w:p>
-            <w:pPr>
-              <w:pStyle w:val="Compact"/>
-              <w:jc w:val="left"/>
-            </w:pPr>
-            <w:r>
-              <w:rPr>
-                <w:b/>
-                <w:sz w:val="18"/>
-              </w:rPr>
-              <w:t xml:space="preserve">ID</w:t>
-            </w:r>
-          </w:p>
-        </w:tc>
-        <w:tc>
-          <w:tcPr>
-            <w:tcW w:w="1924" w:type="dxa"/>
-            <w:shd w:val="clear" w:color="auto" w:fill="D9E2F3"/>
-          </w:tcPr>
-          <w:p>
-            <w:pPr>
-              <w:pStyle w:val="Compact"/>
-              <w:jc w:val="left"/>
-            </w:pPr>
-            <w:r>
-              <w:rPr>
-                <w:b/>
-                <w:sz w:val="18"/>
-              </w:rPr>
-              <w:t xml:space="preserve">Stakeholder</w:t>
-            </w:r>
-          </w:p>
-        </w:tc>
-        <w:tc>
-          <w:tcPr>
-            <w:tcW w:w="1344" w:type="dxa"/>
-            <w:shd w:val="clear" w:color="auto" w:fill="D9E2F3"/>
-          </w:tcPr>
-          <w:p>
-            <w:pPr>
-              <w:pStyle w:val="Compact"/>
-              <w:jc w:val="left"/>
-            </w:pPr>
-            <w:r>
-              <w:rPr>
-                <w:b/>
-                <w:sz w:val="18"/>
-              </w:rPr>
-              <w:t xml:space="preserve">Influencia</w:t>
-            </w:r>
-          </w:p>
-        </w:tc>
-        <w:tc>
-          <w:tcPr>
-            <w:tcW w:w="1331" w:type="dxa"/>
-            <w:shd w:val="clear" w:color="auto" w:fill="D9E2F3"/>
-          </w:tcPr>
-          <w:p>
-            <w:pPr>
-              <w:pStyle w:val="Compact"/>
-              <w:jc w:val="left"/>
-            </w:pPr>
-            <w:r>
-              <w:rPr>
-                <w:b/>
-                <w:sz w:val="18"/>
-              </w:rPr>
-              <w:t xml:space="preserve">Interés</w:t>
-            </w:r>
-          </w:p>
-        </w:tc>
-        <w:tc>
-          <w:tcPr>
-            <w:tcW w:w="1964" w:type="dxa"/>
-            <w:shd w:val="clear" w:color="auto" w:fill="D9E2F3"/>
-          </w:tcPr>
-          <w:p>
-            <w:pPr>
-              <w:pStyle w:val="Compact"/>
-              <w:jc w:val="left"/>
-            </w:pPr>
-            <w:r>
-              <w:rPr>
-                <w:b/>
-                <w:sz w:val="18"/>
-              </w:rPr>
-              <w:t xml:space="preserve">Estrategia</w:t>
-            </w:r>
-          </w:p>
-        </w:tc>
-      </w:tr>
-      <w:tr>
-        <w:trPr>
-          <w:cantSplit/>
-        </w:trPr>
-        <w:tc>
-          <w:tcPr>
-            <w:tcW w:w="1344" w:type="dxa"/>
-          </w:tcPr>
-          <w:p>
-            <w:pPr>
-              <w:pStyle w:val="Compact"/>
-              <w:jc w:val="left"/>
-            </w:pPr>
-            <w:r>
-              <w:rPr>
-                <w:sz w:val="18"/>
-              </w:rPr>
-              <w:t xml:space="preserve">ST-01</w:t>
-            </w:r>
-          </w:p>
-        </w:tc>
-        <w:tc>
-          <w:tcPr>
-            <w:tcW w:w="1924" w:type="dxa"/>
-          </w:tcPr>
-          <w:p>
-            <w:pPr>
-              <w:pStyle w:val="Compact"/>
-              <w:jc w:val="left"/>
-            </w:pPr>
-            <w:r>
-              <w:rPr>
-                <w:sz w:val="18"/>
-              </w:rPr>
-              <w:t xml:space="preserve">Álvaro González</w:t>
-            </w:r>
-          </w:p>
-        </w:tc>
-        <w:tc>
-          <w:tcPr>
-            <w:tcW w:w="1344" w:type="dxa"/>
-          </w:tcPr>
-          <w:p>
-            <w:pPr>
-              <w:pStyle w:val="Compact"/>
-              <w:jc w:val="left"/>
-            </w:pPr>
-            <w:r>
-              <w:rPr>
-                <w:sz w:val="18"/>
-              </w:rPr>
-              <w:t xml:space="preserve">Alta</w:t>
-            </w:r>
-          </w:p>
-        </w:tc>
-        <w:tc>
-          <w:tcPr>
-            <w:tcW w:w="1331" w:type="dxa"/>
-          </w:tcPr>
-          <w:p>
-            <w:pPr>
-              <w:pStyle w:val="Compact"/>
-              <w:jc w:val="left"/>
-            </w:pPr>
-            <w:r>
-              <w:rPr>
-                <w:sz w:val="18"/>
-              </w:rPr>
-              <w:t xml:space="preserve">Alto</w:t>
-            </w:r>
-          </w:p>
-        </w:tc>
-        <w:tc>
-          <w:tcPr>
-            <w:tcW w:w="1964" w:type="dxa"/>
-          </w:tcPr>
-          <w:p>
-            <w:pPr>
-              <w:pStyle w:val="Compact"/>
-              <w:jc w:val="left"/>
-            </w:pPr>
-            <w:r>
-              <w:rPr>
-                <w:sz w:val="18"/>
-              </w:rPr>
-              <w:t xml:space="preserve">Gestionar de cerca</w:t>
-            </w:r>
-          </w:p>
-        </w:tc>
-      </w:tr>
-      <w:tr>
-        <w:trPr>
-          <w:cantSplit/>
-        </w:trPr>
-        <w:tc>
-          <w:tcPr>
-            <w:tcW w:w="1344" w:type="dxa"/>
-          </w:tcPr>
-          <w:p>
-            <w:pPr>
-              <w:pStyle w:val="Compact"/>
-              <w:jc w:val="left"/>
-            </w:pPr>
-            <w:r>
-              <w:rPr>
-                <w:sz w:val="18"/>
-              </w:rPr>
-              <w:t xml:space="preserve">ST-02</w:t>
-            </w:r>
-          </w:p>
-        </w:tc>
-        <w:tc>
-          <w:tcPr>
-            <w:tcW w:w="1924" w:type="dxa"/>
-          </w:tcPr>
-          <w:p>
-            <w:pPr>
-              <w:pStyle w:val="Compact"/>
-              <w:jc w:val="left"/>
-            </w:pPr>
-            <w:r>
-              <w:rPr>
-                <w:sz w:val="18"/>
-              </w:rPr>
-              <w:t xml:space="preserve">Claudio Varas</w:t>
-            </w:r>
-          </w:p>
-        </w:tc>
-        <w:tc>
-          <w:tcPr>
-            <w:tcW w:w="1344" w:type="dxa"/>
-          </w:tcPr>
-          <w:p>
-            <w:pPr>
-              <w:pStyle w:val="Compact"/>
-              <w:jc w:val="left"/>
-            </w:pPr>
-            <w:r>
-              <w:rPr>
-                <w:sz w:val="18"/>
-              </w:rPr>
-              <w:t xml:space="preserve">Alta</w:t>
-            </w:r>
-          </w:p>
-        </w:tc>
-        <w:tc>
-          <w:tcPr>
-            <w:tcW w:w="1331" w:type="dxa"/>
-          </w:tcPr>
-          <w:p>
-            <w:pPr>
-              <w:pStyle w:val="Compact"/>
-              <w:jc w:val="left"/>
-            </w:pPr>
-            <w:r>
-              <w:rPr>
-                <w:sz w:val="18"/>
-              </w:rPr>
-              <w:t xml:space="preserve">Alto</w:t>
-            </w:r>
-          </w:p>
-        </w:tc>
-        <w:tc>
-          <w:tcPr>
-            <w:tcW w:w="1964" w:type="dxa"/>
-          </w:tcPr>
-          <w:p>
-            <w:pPr>
-              <w:pStyle w:val="Compact"/>
-              <w:jc w:val="left"/>
-            </w:pPr>
-            <w:r>
-              <w:rPr>
-                <w:sz w:val="18"/>
-              </w:rPr>
-              <w:t xml:space="preserve">Gestionar de cerca</w:t>
-            </w:r>
-          </w:p>
-        </w:tc>
-      </w:tr>
-      <w:tr>
-        <w:trPr>
-          <w:cantSplit/>
-        </w:trPr>
-        <w:tc>
-          <w:tcPr>
-            <w:tcW w:w="1344" w:type="dxa"/>
-          </w:tcPr>
-          <w:p>
-            <w:pPr>
-              <w:pStyle w:val="Compact"/>
-              <w:jc w:val="left"/>
-            </w:pPr>
-            <w:r>
-              <w:rPr>
-                <w:sz w:val="18"/>
-              </w:rPr>
-              <w:t xml:space="preserve">ST-03</w:t>
-            </w:r>
-          </w:p>
-        </w:tc>
-        <w:tc>
-          <w:tcPr>
-            <w:tcW w:w="1924" w:type="dxa"/>
-          </w:tcPr>
-          <w:p>
-            <w:pPr>
-              <w:pStyle w:val="Compact"/>
-              <w:jc w:val="left"/>
-            </w:pPr>
-            <w:r>
-              <w:rPr>
-                <w:sz w:val="18"/>
-              </w:rPr>
-              <w:t xml:space="preserve">Fidel Rodríguez</w:t>
-            </w:r>
-          </w:p>
-        </w:tc>
-        <w:tc>
-          <w:tcPr>
-            <w:tcW w:w="1344" w:type="dxa"/>
-          </w:tcPr>
-          <w:p>
-            <w:pPr>
-              <w:pStyle w:val="Compact"/>
-              <w:jc w:val="left"/>
-            </w:pPr>
-            <w:r>
-              <w:rPr>
-                <w:sz w:val="18"/>
-              </w:rPr>
-              <w:t xml:space="preserve">Alta</w:t>
-            </w:r>
-          </w:p>
-        </w:tc>
-        <w:tc>
-          <w:tcPr>
-            <w:tcW w:w="1331" w:type="dxa"/>
-          </w:tcPr>
-          <w:p>
-            <w:pPr>
-              <w:pStyle w:val="Compact"/>
-              <w:jc w:val="left"/>
-            </w:pPr>
-            <w:r>
-              <w:rPr>
-                <w:sz w:val="18"/>
-              </w:rPr>
-              <w:t xml:space="preserve">Alto</w:t>
-            </w:r>
-          </w:p>
-        </w:tc>
-        <w:tc>
-          <w:tcPr>
-            <w:tcW w:w="1964" w:type="dxa"/>
-          </w:tcPr>
-          <w:p>
-            <w:pPr>
-              <w:pStyle w:val="Compact"/>
-              <w:jc w:val="left"/>
-            </w:pPr>
-            <w:r>
-              <w:rPr>
-                <w:sz w:val="18"/>
-              </w:rPr>
-              <w:t xml:space="preserve">Gestionar de cerca</w:t>
-            </w:r>
-          </w:p>
-        </w:tc>
-      </w:tr>
-      <w:tr>
-        <w:trPr>
-          <w:cantSplit/>
-        </w:trPr>
-        <w:tc>
-          <w:tcPr>
-            <w:tcW w:w="1344" w:type="dxa"/>
-          </w:tcPr>
-          <w:p>
-            <w:pPr>
-              <w:pStyle w:val="Compact"/>
-              <w:jc w:val="left"/>
-            </w:pPr>
-            <w:r>
-              <w:rPr>
-                <w:sz w:val="18"/>
-              </w:rPr>
-              <w:t xml:space="preserve">ST-04</w:t>
-            </w:r>
-          </w:p>
-        </w:tc>
-        <w:tc>
-          <w:tcPr>
-            <w:tcW w:w="1924" w:type="dxa"/>
-          </w:tcPr>
-          <w:p>
-            <w:pPr>
-              <w:pStyle w:val="Compact"/>
-              <w:jc w:val="left"/>
-            </w:pPr>
-            <w:r>
-              <w:rPr>
-                <w:sz w:val="18"/>
-              </w:rPr>
-              <w:t xml:space="preserve">Luis Bravo, docente guía</w:t>
-            </w:r>
-          </w:p>
-        </w:tc>
-        <w:tc>
-          <w:tcPr>
-            <w:tcW w:w="1344" w:type="dxa"/>
-          </w:tcPr>
-          <w:p>
-            <w:pPr>
-              <w:pStyle w:val="Compact"/>
-              <w:jc w:val="left"/>
-            </w:pPr>
-            <w:r>
-              <w:rPr>
-                <w:sz w:val="18"/>
-              </w:rPr>
-              <w:t xml:space="preserve">Alta</w:t>
-            </w:r>
-          </w:p>
-        </w:tc>
-        <w:tc>
-          <w:tcPr>
-            <w:tcW w:w="1331" w:type="dxa"/>
-          </w:tcPr>
-          <w:p>
-            <w:pPr>
-              <w:pStyle w:val="Compact"/>
-              <w:jc w:val="left"/>
-            </w:pPr>
-            <w:r>
-              <w:rPr>
-                <w:sz w:val="18"/>
-              </w:rPr>
-              <w:t xml:space="preserve">Alto</w:t>
-            </w:r>
-          </w:p>
-        </w:tc>
-        <w:tc>
-          <w:tcPr>
-            <w:tcW w:w="1964" w:type="dxa"/>
-          </w:tcPr>
-          <w:p>
-            <w:pPr>
-              <w:pStyle w:val="Compact"/>
-              <w:jc w:val="left"/>
-            </w:pPr>
-            <w:r>
-              <w:rPr>
-                <w:sz w:val="18"/>
-              </w:rPr>
-              <w:t xml:space="preserve">Gestionar de cerca</w:t>
-            </w:r>
-          </w:p>
-        </w:tc>
-      </w:tr>
-      <w:tr>
-        <w:trPr>
-          <w:cantSplit/>
-        </w:trPr>
-        <w:tc>
-          <w:tcPr>
-            <w:tcW w:w="1344" w:type="dxa"/>
-          </w:tcPr>
-          <w:p>
-            <w:pPr>
-              <w:pStyle w:val="Compact"/>
-              <w:jc w:val="left"/>
-            </w:pPr>
-            <w:r>
-              <w:rPr>
-                <w:sz w:val="18"/>
-              </w:rPr>
-              <w:t xml:space="preserve">ST-05</w:t>
-            </w:r>
-          </w:p>
-        </w:tc>
-        <w:tc>
-          <w:tcPr>
-            <w:tcW w:w="1924" w:type="dxa"/>
-          </w:tcPr>
-          <w:p>
-            <w:pPr>
-              <w:pStyle w:val="Compact"/>
-              <w:jc w:val="left"/>
-            </w:pPr>
-            <w:r>
-              <w:rPr>
-                <w:sz w:val="18"/>
-              </w:rPr>
-              <w:t xml:space="preserve">Jefatura y key users</w:t>
-            </w:r>
-          </w:p>
-        </w:tc>
-        <w:tc>
-          <w:tcPr>
-            <w:tcW w:w="1344" w:type="dxa"/>
-          </w:tcPr>
-          <w:p>
-            <w:pPr>
-              <w:pStyle w:val="Compact"/>
-              <w:jc w:val="left"/>
-            </w:pPr>
-            <w:r>
-              <w:rPr>
-                <w:sz w:val="18"/>
-              </w:rPr>
-              <w:t xml:space="preserve">Alta</w:t>
-            </w:r>
-          </w:p>
-        </w:tc>
-        <w:tc>
-          <w:tcPr>
-            <w:tcW w:w="1331" w:type="dxa"/>
-          </w:tcPr>
-          <w:p>
-            <w:pPr>
-              <w:pStyle w:val="Compact"/>
-              <w:jc w:val="left"/>
-            </w:pPr>
-            <w:r>
-              <w:rPr>
-                <w:sz w:val="18"/>
-              </w:rPr>
-              <w:t xml:space="preserve">Alto</w:t>
-            </w:r>
-          </w:p>
-        </w:tc>
-        <w:tc>
-          <w:tcPr>
-            <w:tcW w:w="1964" w:type="dxa"/>
-          </w:tcPr>
-          <w:p>
-            <w:pPr>
-              <w:pStyle w:val="Compact"/>
-              <w:jc w:val="left"/>
-            </w:pPr>
-            <w:r>
-              <w:rPr>
-                <w:sz w:val="18"/>
-              </w:rPr>
-              <w:t xml:space="preserve">Gestionar de cerca</w:t>
-            </w:r>
-          </w:p>
-        </w:tc>
-      </w:tr>
-      <w:tr>
-        <w:trPr>
-          <w:cantSplit/>
-        </w:trPr>
-        <w:tc>
-          <w:tcPr>
-            <w:tcW w:w="1344" w:type="dxa"/>
-          </w:tcPr>
-          <w:p>
-            <w:pPr>
-              <w:pStyle w:val="Compact"/>
-              <w:jc w:val="left"/>
-            </w:pPr>
-            <w:r>
-              <w:rPr>
-                <w:sz w:val="18"/>
-              </w:rPr>
-              <w:t xml:space="preserve">ST-06</w:t>
-            </w:r>
-          </w:p>
-        </w:tc>
-        <w:tc>
-          <w:tcPr>
-            <w:tcW w:w="1924" w:type="dxa"/>
-          </w:tcPr>
-          <w:p>
-            <w:pPr>
-              <w:pStyle w:val="Compact"/>
-              <w:jc w:val="left"/>
-            </w:pPr>
-            <w:r>
-              <w:rPr>
-                <w:sz w:val="18"/>
-              </w:rPr>
-              <w:t xml:space="preserve">Administrador</w:t>
-            </w:r>
-          </w:p>
-        </w:tc>
-        <w:tc>
-          <w:tcPr>
-            <w:tcW w:w="1344" w:type="dxa"/>
-          </w:tcPr>
-          <w:p>
-            <w:pPr>
-              <w:pStyle w:val="Compact"/>
-              <w:jc w:val="left"/>
-            </w:pPr>
-            <w:r>
-              <w:rPr>
-                <w:sz w:val="18"/>
-              </w:rPr>
-              <w:t xml:space="preserve">Media</w:t>
-            </w:r>
-          </w:p>
-        </w:tc>
-        <w:tc>
-          <w:tcPr>
-            <w:tcW w:w="1331" w:type="dxa"/>
-          </w:tcPr>
-          <w:p>
-            <w:pPr>
-              <w:pStyle w:val="Compact"/>
-              <w:jc w:val="left"/>
-            </w:pPr>
-            <w:r>
-              <w:rPr>
-                <w:sz w:val="18"/>
-              </w:rPr>
-              <w:t xml:space="preserve">Alto</w:t>
-            </w:r>
-          </w:p>
-        </w:tc>
-        <w:tc>
-          <w:tcPr>
-            <w:tcW w:w="1964" w:type="dxa"/>
-          </w:tcPr>
-          <w:p>
-            <w:pPr>
-              <w:pStyle w:val="Compact"/>
-              <w:jc w:val="left"/>
-            </w:pPr>
-            <w:r>
-              <w:rPr>
-                <w:sz w:val="18"/>
-              </w:rPr>
-              <w:t xml:space="preserve">Mantener informado</w:t>
-            </w:r>
-          </w:p>
-        </w:tc>
-      </w:tr>
-      <w:tr>
-        <w:trPr>
-          <w:cantSplit/>
-        </w:trPr>
-        <w:tc>
-          <w:tcPr>
-            <w:tcW w:w="1344" w:type="dxa"/>
-          </w:tcPr>
-          <w:p>
-            <w:pPr>
-              <w:pStyle w:val="Compact"/>
-              <w:jc w:val="left"/>
-            </w:pPr>
-            <w:r>
-              <w:rPr>
-                <w:sz w:val="18"/>
-              </w:rPr>
-              <w:t xml:space="preserve">ST-07</w:t>
-            </w:r>
-          </w:p>
-        </w:tc>
-        <w:tc>
-          <w:tcPr>
-            <w:tcW w:w="1924" w:type="dxa"/>
-          </w:tcPr>
-          <w:p>
-            <w:pPr>
-              <w:pStyle w:val="Compact"/>
-              <w:jc w:val="left"/>
-            </w:pPr>
-            <w:r>
-              <w:rPr>
-                <w:sz w:val="18"/>
-              </w:rPr>
-              <w:t xml:space="preserve">Técnico</w:t>
-            </w:r>
-          </w:p>
-        </w:tc>
-        <w:tc>
-          <w:tcPr>
-            <w:tcW w:w="1344" w:type="dxa"/>
-          </w:tcPr>
-          <w:p>
-            <w:pPr>
-              <w:pStyle w:val="Compact"/>
-              <w:jc w:val="left"/>
-            </w:pPr>
-            <w:r>
-              <w:rPr>
-                <w:sz w:val="18"/>
-              </w:rPr>
-              <w:t xml:space="preserve">Media</w:t>
-            </w:r>
-          </w:p>
-        </w:tc>
-        <w:tc>
-          <w:tcPr>
-            <w:tcW w:w="1331" w:type="dxa"/>
-          </w:tcPr>
-          <w:p>
-            <w:pPr>
-              <w:pStyle w:val="Compact"/>
-              <w:jc w:val="left"/>
-            </w:pPr>
-            <w:r>
-              <w:rPr>
-                <w:sz w:val="18"/>
-              </w:rPr>
-              <w:t xml:space="preserve">Alto</w:t>
-            </w:r>
-          </w:p>
-        </w:tc>
-        <w:tc>
-          <w:tcPr>
-            <w:tcW w:w="1964" w:type="dxa"/>
-          </w:tcPr>
-          <w:p>
-            <w:pPr>
-              <w:pStyle w:val="Compact"/>
-              <w:jc w:val="left"/>
-            </w:pPr>
-            <w:r>
-              <w:rPr>
-                <w:sz w:val="18"/>
-              </w:rPr>
-              <w:t xml:space="preserve">Mantener informado</w:t>
-            </w:r>
-          </w:p>
-        </w:tc>
-      </w:tr>
-      <w:tr>
-        <w:trPr>
-          <w:cantSplit/>
-        </w:trPr>
-        <w:tc>
-          <w:tcPr>
-            <w:tcW w:w="1344" w:type="dxa"/>
-          </w:tcPr>
-          <w:p>
-            <w:pPr>
-              <w:pStyle w:val="Compact"/>
-              <w:jc w:val="left"/>
-            </w:pPr>
-            <w:r>
-              <w:rPr>
-                <w:sz w:val="18"/>
-              </w:rPr>
-              <w:t xml:space="preserve">ST-08</w:t>
-            </w:r>
-          </w:p>
-        </w:tc>
-        <w:tc>
-          <w:tcPr>
-            <w:tcW w:w="1924" w:type="dxa"/>
-          </w:tcPr>
-          <w:p>
-            <w:pPr>
-              <w:pStyle w:val="Compact"/>
-              <w:jc w:val="left"/>
-            </w:pPr>
-            <w:r>
-              <w:rPr>
-                <w:sz w:val="18"/>
-              </w:rPr>
-              <w:t xml:space="preserve">Auditor</w:t>
-            </w:r>
-          </w:p>
-        </w:tc>
-        <w:tc>
-          <w:tcPr>
-            <w:tcW w:w="1344" w:type="dxa"/>
-          </w:tcPr>
-          <w:p>
-            <w:pPr>
-              <w:pStyle w:val="Compact"/>
-              <w:jc w:val="left"/>
-            </w:pPr>
-            <w:r>
-              <w:rPr>
-                <w:sz w:val="18"/>
-              </w:rPr>
-              <w:t xml:space="preserve">Media</w:t>
-            </w:r>
-          </w:p>
-        </w:tc>
-        <w:tc>
-          <w:tcPr>
-            <w:tcW w:w="1331" w:type="dxa"/>
-          </w:tcPr>
-          <w:p>
-            <w:pPr>
-              <w:pStyle w:val="Compact"/>
-              <w:jc w:val="left"/>
-            </w:pPr>
-            <w:r>
-              <w:rPr>
-                <w:sz w:val="18"/>
-              </w:rPr>
-              <w:t xml:space="preserve">Medio</w:t>
-            </w:r>
-          </w:p>
-        </w:tc>
-        <w:tc>
-          <w:tcPr>
-            <w:tcW w:w="1964" w:type="dxa"/>
-          </w:tcPr>
-          <w:p>
-            <w:pPr>
-              <w:pStyle w:val="Compact"/>
-              <w:jc w:val="left"/>
-            </w:pPr>
-            <w:r>
-              <w:rPr>
-                <w:sz w:val="18"/>
-              </w:rPr>
-              <w:t xml:space="preserve">Monitorear</w:t>
-            </w:r>
-          </w:p>
-        </w:tc>
-      </w:tr>
-      <w:tr>
-        <w:trPr>
-          <w:cantSplit/>
-        </w:trPr>
-        <w:tc>
-          <w:tcPr>
-            <w:tcW w:w="1344" w:type="dxa"/>
-          </w:tcPr>
-          <w:p>
-            <w:pPr>
-              <w:pStyle w:val="Compact"/>
-              <w:jc w:val="left"/>
-            </w:pPr>
-            <w:r>
-              <w:rPr>
-                <w:sz w:val="18"/>
-              </w:rPr>
-              <w:t xml:space="preserve">ST-09</w:t>
-            </w:r>
-          </w:p>
-        </w:tc>
-        <w:tc>
-          <w:tcPr>
-            <w:tcW w:w="1924" w:type="dxa"/>
-          </w:tcPr>
-          <w:p>
-            <w:pPr>
-              <w:pStyle w:val="Compact"/>
-              <w:jc w:val="left"/>
-            </w:pPr>
-            <w:r>
-              <w:rPr>
-                <w:sz w:val="18"/>
-              </w:rPr>
-              <w:t xml:space="preserve">Persona que ingresa</w:t>
-            </w:r>
-          </w:p>
-        </w:tc>
-        <w:tc>
-          <w:tcPr>
-            <w:tcW w:w="1344" w:type="dxa"/>
-          </w:tcPr>
-          <w:p>
-            <w:pPr>
-              <w:pStyle w:val="Compact"/>
-              <w:jc w:val="left"/>
-            </w:pPr>
-            <w:r>
-              <w:rPr>
-                <w:sz w:val="18"/>
-              </w:rPr>
-              <w:t xml:space="preserve">Baja</w:t>
-            </w:r>
-          </w:p>
-        </w:tc>
-        <w:tc>
-          <w:tcPr>
-            <w:tcW w:w="1331" w:type="dxa"/>
-          </w:tcPr>
-          <w:p>
-            <w:pPr>
-              <w:pStyle w:val="Compact"/>
-              <w:jc w:val="left"/>
-            </w:pPr>
-            <w:r>
-              <w:rPr>
-                <w:sz w:val="18"/>
-              </w:rPr>
-              <w:t xml:space="preserve">Medio</w:t>
-            </w:r>
-          </w:p>
-        </w:tc>
-        <w:tc>
-          <w:tcPr>
-            <w:tcW w:w="1964" w:type="dxa"/>
-          </w:tcPr>
-          <w:p>
-            <w:pPr>
-              <w:pStyle w:val="Compact"/>
-              <w:jc w:val="left"/>
-            </w:pPr>
-            <w:r>
-              <w:rPr>
-                <w:sz w:val="18"/>
-              </w:rPr>
-              <w:t xml:space="preserve">Monitorear</w:t>
-            </w:r>
-          </w:p>
-        </w:tc>
-      </w:tr>
-      <w:tr>
-        <w:trPr>
-          <w:cantSplit/>
-        </w:trPr>
-        <w:tc>
-          <w:tcPr>
-            <w:tcW w:w="1344" w:type="dxa"/>
-          </w:tcPr>
-          <w:p>
-            <w:pPr>
-              <w:pStyle w:val="Compact"/>
-              <w:jc w:val="left"/>
-            </w:pPr>
-            <w:r>
-              <w:rPr>
-                <w:sz w:val="18"/>
-              </w:rPr>
-              <w:t xml:space="preserve">ST-10</w:t>
-            </w:r>
-          </w:p>
-        </w:tc>
-        <w:tc>
-          <w:tcPr>
-            <w:tcW w:w="1924" w:type="dxa"/>
-          </w:tcPr>
-          <w:p>
-            <w:pPr>
-              <w:pStyle w:val="Compact"/>
-              <w:jc w:val="left"/>
-            </w:pPr>
-            <w:r>
-              <w:rPr>
-                <w:sz w:val="18"/>
-              </w:rPr>
-              <w:t xml:space="preserve">Contratistas</w:t>
-            </w:r>
-          </w:p>
-        </w:tc>
-        <w:tc>
-          <w:tcPr>
-            <w:tcW w:w="1344" w:type="dxa"/>
-          </w:tcPr>
-          <w:p>
-            <w:pPr>
-              <w:pStyle w:val="Compact"/>
-              <w:jc w:val="left"/>
-            </w:pPr>
-            <w:r>
-              <w:rPr>
-                <w:sz w:val="18"/>
-              </w:rPr>
-              <w:t xml:space="preserve">Baja</w:t>
-            </w:r>
-          </w:p>
-        </w:tc>
-        <w:tc>
-          <w:tcPr>
-            <w:tcW w:w="1331" w:type="dxa"/>
-          </w:tcPr>
-          <w:p>
-            <w:pPr>
-              <w:pStyle w:val="Compact"/>
-              <w:jc w:val="left"/>
-            </w:pPr>
-            <w:r>
-              <w:rPr>
-                <w:sz w:val="18"/>
-              </w:rPr>
-              <w:t xml:space="preserve">Medio</w:t>
-            </w:r>
-          </w:p>
-        </w:tc>
-        <w:tc>
-          <w:tcPr>
-            <w:tcW w:w="1964" w:type="dxa"/>
-          </w:tcPr>
-          <w:p>
-            <w:pPr>
-              <w:pStyle w:val="Compact"/>
-              <w:jc w:val="left"/>
-            </w:pPr>
-            <w:r>
-              <w:rPr>
-                <w:sz w:val="18"/>
-              </w:rPr>
-              <w:t xml:space="preserve">Monitorear</w:t>
-            </w:r>
-          </w:p>
-        </w:tc>
-      </w:tr>
-      <w:tr>
-        <w:trPr>
-          <w:cantSplit/>
-        </w:trPr>
-        <w:tc>
-          <w:tcPr>
-            <w:tcW w:w="1344" w:type="dxa"/>
-          </w:tcPr>
-          <w:p>
-            <w:pPr>
-              <w:pStyle w:val="Compact"/>
-              <w:jc w:val="left"/>
-            </w:pPr>
-            <w:r>
-              <w:rPr>
-                <w:sz w:val="18"/>
-              </w:rPr>
-              <w:t xml:space="preserve">ST-11</w:t>
-            </w:r>
-          </w:p>
-        </w:tc>
-        <w:tc>
-          <w:tcPr>
-            <w:tcW w:w="1924" w:type="dxa"/>
-          </w:tcPr>
-          <w:p>
-            <w:pPr>
-              <w:pStyle w:val="Compact"/>
-              <w:jc w:val="left"/>
-            </w:pPr>
-            <w:r>
-              <w:rPr>
-                <w:sz w:val="18"/>
-              </w:rPr>
-              <w:t xml:space="preserve">Solicitante</w:t>
-            </w:r>
-          </w:p>
-        </w:tc>
-        <w:tc>
-          <w:tcPr>
-            <w:tcW w:w="1344" w:type="dxa"/>
-          </w:tcPr>
-          <w:p>
-            <w:pPr>
-              <w:pStyle w:val="Compact"/>
-              <w:jc w:val="left"/>
-            </w:pPr>
-            <w:r>
-              <w:rPr>
-                <w:sz w:val="18"/>
-              </w:rPr>
-              <w:t xml:space="preserve">Baja</w:t>
-            </w:r>
-          </w:p>
-        </w:tc>
-        <w:tc>
-          <w:tcPr>
-            <w:tcW w:w="1331" w:type="dxa"/>
-          </w:tcPr>
-          <w:p>
-            <w:pPr>
-              <w:pStyle w:val="Compact"/>
-              <w:jc w:val="left"/>
-            </w:pPr>
-            <w:r>
-              <w:rPr>
-                <w:sz w:val="18"/>
-              </w:rPr>
-              <w:t xml:space="preserve">Medio</w:t>
-            </w:r>
-          </w:p>
-        </w:tc>
-        <w:tc>
-          <w:tcPr>
-            <w:tcW w:w="1964" w:type="dxa"/>
-          </w:tcPr>
-          <w:p>
-            <w:pPr>
-              <w:pStyle w:val="Compact"/>
-              <w:jc w:val="left"/>
-            </w:pPr>
-            <w:r>
-              <w:rPr>
-                <w:sz w:val="18"/>
-              </w:rPr>
-              <w:t xml:space="preserve">Monitorear</w:t>
-            </w:r>
-          </w:p>
-        </w:tc>
-      </w:tr>
-    </w:tbl>
-    <w:p>
-      <w:pPr>
-        <w:pStyle w:val="BodyText"/>
-        <w:spacing w:line="360" w:lineRule="auto" w:before="160" w:after="0"/>
-        <w:ind w:firstLine="709"/>
-        <w:jc w:val="both"/>
-      </w:pPr>
-      <w:r>
-        <w:rPr>
-          <w:sz w:val="22"/>
-        </w:rPr>
-        <w:t xml:space="preserve">Las valoraciones de ST-01 a ST-09 son las del documento de la Fase 1. Las de ST-10 y ST-11 las propone este documento, porque el de la Fase 1 no las valoró.</w:t>
       </w:r>
     </w:p>
     <w:tbl>
@@ -4202,9 +3074,11 @@
         </w:tblBorders>
       </w:tblPr>
       <w:tblGrid>
-        <w:gridCol w:w="2120"/>
-        <w:gridCol w:w="2664"/>
-        <w:gridCol w:w="3130"/>
+        <w:gridCol w:w="1502"/>
+        <w:gridCol w:w="2151"/>
+        <w:gridCol w:w="1502"/>
+        <w:gridCol w:w="1488"/>
+        <w:gridCol w:w="2195"/>
       </w:tblGrid>
       <w:tr>
         <w:trPr>
@@ -4213,18 +3087,26 @@
         </w:trPr>
         <w:tc>
           <w:tcPr>
-            <w:tcW w:w="2120" w:type="dxa"/>
+            <w:tcW w:w="1502" w:type="dxa"/>
             <w:shd w:val="clear" w:color="auto" w:fill="D9E2F3"/>
           </w:tcPr>
           <w:p>
             <w:pPr>
               <w:pStyle w:val="Compact"/>
-            </w:pPr>
-          </w:p>
-        </w:tc>
-        <w:tc>
-          <w:tcPr>
-            <w:tcW w:w="2664" w:type="dxa"/>
+              <w:jc w:val="left"/>
+            </w:pPr>
+            <w:r>
+              <w:rPr>
+                <w:b/>
+                <w:sz w:val="18"/>
+              </w:rPr>
+              <w:t xml:space="preserve">ID</w:t>
+            </w:r>
+          </w:p>
+        </w:tc>
+        <w:tc>
+          <w:tcPr>
+            <w:tcW w:w="2151" w:type="dxa"/>
             <w:shd w:val="clear" w:color="auto" w:fill="D9E2F3"/>
           </w:tcPr>
           <w:p>
@@ -4237,13 +3119,13 @@
                 <w:b/>
                 <w:sz w:val="18"/>
               </w:rPr>
-              <w:t xml:space="preserve">Interés medio</w:t>
-            </w:r>
-          </w:p>
-        </w:tc>
-        <w:tc>
-          <w:tcPr>
-            <w:tcW w:w="3130" w:type="dxa"/>
+              <w:t xml:space="preserve">Stakeholder</w:t>
+            </w:r>
+          </w:p>
+        </w:tc>
+        <w:tc>
+          <w:tcPr>
+            <w:tcW w:w="1502" w:type="dxa"/>
             <w:shd w:val="clear" w:color="auto" w:fill="D9E2F3"/>
           </w:tcPr>
           <w:p>
@@ -4256,136 +3138,1052 @@
                 <w:b/>
                 <w:sz w:val="18"/>
               </w:rPr>
-              <w:t xml:space="preserve">Interés alto</w:t>
-            </w:r>
-          </w:p>
-        </w:tc>
-      </w:tr>
-      <w:tr>
-        <w:trPr>
-          <w:cantSplit/>
-        </w:trPr>
-        <w:tc>
-          <w:tcPr>
-            <w:tcW w:w="2120" w:type="dxa"/>
-          </w:tcPr>
-          <w:p>
-            <w:pPr>
-              <w:pStyle w:val="Compact"/>
-              <w:jc w:val="left"/>
-            </w:pPr>
-            <w:r>
-              <w:rPr>
-                <w:bCs/>
+              <w:t xml:space="preserve">Influencia</w:t>
+            </w:r>
+          </w:p>
+        </w:tc>
+        <w:tc>
+          <w:tcPr>
+            <w:tcW w:w="1488" w:type="dxa"/>
+            <w:shd w:val="clear" w:color="auto" w:fill="D9E2F3"/>
+          </w:tcPr>
+          <w:p>
+            <w:pPr>
+              <w:pStyle w:val="Compact"/>
+              <w:jc w:val="left"/>
+            </w:pPr>
+            <w:r>
+              <w:rPr>
                 <w:b/>
                 <w:sz w:val="18"/>
               </w:rPr>
-              <w:t xml:space="preserve">Influencia alta</w:t>
-            </w:r>
-          </w:p>
-        </w:tc>
-        <w:tc>
-          <w:tcPr>
-            <w:tcW w:w="2664" w:type="dxa"/>
-          </w:tcPr>
-          <w:p>
-            <w:pPr>
-              <w:pStyle w:val="Compact"/>
-              <w:jc w:val="left"/>
-            </w:pPr>
-            <w:r>
-              <w:rPr>
-                <w:sz w:val="18"/>
-              </w:rPr>
-              <w:t xml:space="preserve">Sin stakeholders</w:t>
-            </w:r>
-          </w:p>
-        </w:tc>
-        <w:tc>
-          <w:tcPr>
-            <w:tcW w:w="3130" w:type="dxa"/>
-          </w:tcPr>
-          <w:p>
-            <w:pPr>
-              <w:pStyle w:val="Compact"/>
-              <w:jc w:val="left"/>
-            </w:pPr>
-            <w:r>
-              <w:rPr>
-                <w:sz w:val="18"/>
-              </w:rPr>
-              <w:t xml:space="preserve">Gestionar de cerca: ST-01, ST-02, ST-03, ST-04, ST-05</w:t>
-            </w:r>
-          </w:p>
-        </w:tc>
-      </w:tr>
-      <w:tr>
-        <w:trPr>
-          <w:cantSplit/>
-        </w:trPr>
-        <w:tc>
-          <w:tcPr>
-            <w:tcW w:w="2120" w:type="dxa"/>
-          </w:tcPr>
-          <w:p>
-            <w:pPr>
-              <w:pStyle w:val="Compact"/>
-              <w:jc w:val="left"/>
-            </w:pPr>
-            <w:r>
-              <w:rPr>
-                <w:bCs/>
+              <w:t xml:space="preserve">Interés</w:t>
+            </w:r>
+          </w:p>
+        </w:tc>
+        <w:tc>
+          <w:tcPr>
+            <w:tcW w:w="2195" w:type="dxa"/>
+            <w:shd w:val="clear" w:color="auto" w:fill="D9E2F3"/>
+          </w:tcPr>
+          <w:p>
+            <w:pPr>
+              <w:pStyle w:val="Compact"/>
+              <w:jc w:val="left"/>
+            </w:pPr>
+            <w:r>
+              <w:rPr>
                 <w:b/>
                 <w:sz w:val="18"/>
               </w:rPr>
-              <w:t xml:space="preserve">Influencia media o baja</w:t>
-            </w:r>
-          </w:p>
-        </w:tc>
-        <w:tc>
-          <w:tcPr>
-            <w:tcW w:w="2664" w:type="dxa"/>
-          </w:tcPr>
-          <w:p>
-            <w:pPr>
-              <w:pStyle w:val="Compact"/>
-              <w:jc w:val="left"/>
-            </w:pPr>
-            <w:r>
-              <w:rPr>
-                <w:sz w:val="18"/>
-              </w:rPr>
-              <w:t xml:space="preserve">Monitorear: ST-08, ST-09, ST-10, ST-11</w:t>
-            </w:r>
-          </w:p>
-        </w:tc>
-        <w:tc>
-          <w:tcPr>
-            <w:tcW w:w="3130" w:type="dxa"/>
-          </w:tcPr>
-          <w:p>
-            <w:pPr>
-              <w:pStyle w:val="Compact"/>
-              <w:jc w:val="left"/>
-            </w:pPr>
-            <w:r>
-              <w:rPr>
-                <w:sz w:val="18"/>
-              </w:rPr>
-              <w:t xml:space="preserve">Mantener informado: ST-06, ST-07</w:t>
+              <w:t xml:space="preserve">Estrategia</w:t>
+            </w:r>
+          </w:p>
+        </w:tc>
+      </w:tr>
+      <w:tr>
+        <w:trPr>
+          <w:cantSplit/>
+        </w:trPr>
+        <w:tc>
+          <w:tcPr>
+            <w:tcW w:w="1502" w:type="dxa"/>
+          </w:tcPr>
+          <w:p>
+            <w:pPr>
+              <w:pStyle w:val="Compact"/>
+              <w:jc w:val="left"/>
+            </w:pPr>
+            <w:r>
+              <w:rPr>
+                <w:sz w:val="18"/>
+              </w:rPr>
+              <w:t xml:space="preserve">ST-01</w:t>
+            </w:r>
+          </w:p>
+        </w:tc>
+        <w:tc>
+          <w:tcPr>
+            <w:tcW w:w="2151" w:type="dxa"/>
+          </w:tcPr>
+          <w:p>
+            <w:pPr>
+              <w:pStyle w:val="Compact"/>
+              <w:jc w:val="left"/>
+            </w:pPr>
+            <w:r>
+              <w:rPr>
+                <w:sz w:val="18"/>
+              </w:rPr>
+              <w:t xml:space="preserve">Álvaro González</w:t>
+            </w:r>
+          </w:p>
+        </w:tc>
+        <w:tc>
+          <w:tcPr>
+            <w:tcW w:w="1502" w:type="dxa"/>
+          </w:tcPr>
+          <w:p>
+            <w:pPr>
+              <w:pStyle w:val="Compact"/>
+              <w:jc w:val="left"/>
+            </w:pPr>
+            <w:r>
+              <w:rPr>
+                <w:sz w:val="18"/>
+              </w:rPr>
+              <w:t xml:space="preserve">Alta</w:t>
+            </w:r>
+          </w:p>
+        </w:tc>
+        <w:tc>
+          <w:tcPr>
+            <w:tcW w:w="1488" w:type="dxa"/>
+          </w:tcPr>
+          <w:p>
+            <w:pPr>
+              <w:pStyle w:val="Compact"/>
+              <w:jc w:val="left"/>
+            </w:pPr>
+            <w:r>
+              <w:rPr>
+                <w:sz w:val="18"/>
+              </w:rPr>
+              <w:t xml:space="preserve">Alto</w:t>
+            </w:r>
+          </w:p>
+        </w:tc>
+        <w:tc>
+          <w:tcPr>
+            <w:tcW w:w="2195" w:type="dxa"/>
+          </w:tcPr>
+          <w:p>
+            <w:pPr>
+              <w:pStyle w:val="Compact"/>
+              <w:jc w:val="left"/>
+            </w:pPr>
+            <w:r>
+              <w:rPr>
+                <w:sz w:val="18"/>
+              </w:rPr>
+              <w:t xml:space="preserve">Gestionar de cerca</w:t>
+            </w:r>
+          </w:p>
+        </w:tc>
+      </w:tr>
+      <w:tr>
+        <w:trPr>
+          <w:cantSplit/>
+        </w:trPr>
+        <w:tc>
+          <w:tcPr>
+            <w:tcW w:w="1502" w:type="dxa"/>
+          </w:tcPr>
+          <w:p>
+            <w:pPr>
+              <w:pStyle w:val="Compact"/>
+              <w:jc w:val="left"/>
+            </w:pPr>
+            <w:r>
+              <w:rPr>
+                <w:sz w:val="18"/>
+              </w:rPr>
+              <w:t xml:space="preserve">ST-02</w:t>
+            </w:r>
+          </w:p>
+        </w:tc>
+        <w:tc>
+          <w:tcPr>
+            <w:tcW w:w="2151" w:type="dxa"/>
+          </w:tcPr>
+          <w:p>
+            <w:pPr>
+              <w:pStyle w:val="Compact"/>
+              <w:jc w:val="left"/>
+            </w:pPr>
+            <w:r>
+              <w:rPr>
+                <w:sz w:val="18"/>
+              </w:rPr>
+              <w:t xml:space="preserve">Claudio Varas</w:t>
+            </w:r>
+          </w:p>
+        </w:tc>
+        <w:tc>
+          <w:tcPr>
+            <w:tcW w:w="1502" w:type="dxa"/>
+          </w:tcPr>
+          <w:p>
+            <w:pPr>
+              <w:pStyle w:val="Compact"/>
+              <w:jc w:val="left"/>
+            </w:pPr>
+            <w:r>
+              <w:rPr>
+                <w:sz w:val="18"/>
+              </w:rPr>
+              <w:t xml:space="preserve">Alta</w:t>
+            </w:r>
+          </w:p>
+        </w:tc>
+        <w:tc>
+          <w:tcPr>
+            <w:tcW w:w="1488" w:type="dxa"/>
+          </w:tcPr>
+          <w:p>
+            <w:pPr>
+              <w:pStyle w:val="Compact"/>
+              <w:jc w:val="left"/>
+            </w:pPr>
+            <w:r>
+              <w:rPr>
+                <w:sz w:val="18"/>
+              </w:rPr>
+              <w:t xml:space="preserve">Alto</w:t>
+            </w:r>
+          </w:p>
+        </w:tc>
+        <w:tc>
+          <w:tcPr>
+            <w:tcW w:w="2195" w:type="dxa"/>
+          </w:tcPr>
+          <w:p>
+            <w:pPr>
+              <w:pStyle w:val="Compact"/>
+              <w:jc w:val="left"/>
+            </w:pPr>
+            <w:r>
+              <w:rPr>
+                <w:sz w:val="18"/>
+              </w:rPr>
+              <w:t xml:space="preserve">Gestionar de cerca</w:t>
+            </w:r>
+          </w:p>
+        </w:tc>
+      </w:tr>
+      <w:tr>
+        <w:trPr>
+          <w:cantSplit/>
+        </w:trPr>
+        <w:tc>
+          <w:tcPr>
+            <w:tcW w:w="1502" w:type="dxa"/>
+          </w:tcPr>
+          <w:p>
+            <w:pPr>
+              <w:pStyle w:val="Compact"/>
+              <w:jc w:val="left"/>
+            </w:pPr>
+            <w:r>
+              <w:rPr>
+                <w:sz w:val="18"/>
+              </w:rPr>
+              <w:t xml:space="preserve">ST-03</w:t>
+            </w:r>
+          </w:p>
+        </w:tc>
+        <w:tc>
+          <w:tcPr>
+            <w:tcW w:w="2151" w:type="dxa"/>
+          </w:tcPr>
+          <w:p>
+            <w:pPr>
+              <w:pStyle w:val="Compact"/>
+              <w:jc w:val="left"/>
+            </w:pPr>
+            <w:r>
+              <w:rPr>
+                <w:sz w:val="18"/>
+              </w:rPr>
+              <w:t xml:space="preserve">Fidel Rodríguez</w:t>
+            </w:r>
+          </w:p>
+        </w:tc>
+        <w:tc>
+          <w:tcPr>
+            <w:tcW w:w="1502" w:type="dxa"/>
+          </w:tcPr>
+          <w:p>
+            <w:pPr>
+              <w:pStyle w:val="Compact"/>
+              <w:jc w:val="left"/>
+            </w:pPr>
+            <w:r>
+              <w:rPr>
+                <w:sz w:val="18"/>
+              </w:rPr>
+              <w:t xml:space="preserve">Alta</w:t>
+            </w:r>
+          </w:p>
+        </w:tc>
+        <w:tc>
+          <w:tcPr>
+            <w:tcW w:w="1488" w:type="dxa"/>
+          </w:tcPr>
+          <w:p>
+            <w:pPr>
+              <w:pStyle w:val="Compact"/>
+              <w:jc w:val="left"/>
+            </w:pPr>
+            <w:r>
+              <w:rPr>
+                <w:sz w:val="18"/>
+              </w:rPr>
+              <w:t xml:space="preserve">Alto</w:t>
+            </w:r>
+          </w:p>
+        </w:tc>
+        <w:tc>
+          <w:tcPr>
+            <w:tcW w:w="2195" w:type="dxa"/>
+          </w:tcPr>
+          <w:p>
+            <w:pPr>
+              <w:pStyle w:val="Compact"/>
+              <w:jc w:val="left"/>
+            </w:pPr>
+            <w:r>
+              <w:rPr>
+                <w:sz w:val="18"/>
+              </w:rPr>
+              <w:t xml:space="preserve">Gestionar de cerca</w:t>
+            </w:r>
+          </w:p>
+        </w:tc>
+      </w:tr>
+      <w:tr>
+        <w:trPr>
+          <w:cantSplit/>
+        </w:trPr>
+        <w:tc>
+          <w:tcPr>
+            <w:tcW w:w="1502" w:type="dxa"/>
+          </w:tcPr>
+          <w:p>
+            <w:pPr>
+              <w:pStyle w:val="Compact"/>
+              <w:jc w:val="left"/>
+            </w:pPr>
+            <w:r>
+              <w:rPr>
+                <w:sz w:val="18"/>
+              </w:rPr>
+              <w:t xml:space="preserve">ST-04</w:t>
+            </w:r>
+          </w:p>
+        </w:tc>
+        <w:tc>
+          <w:tcPr>
+            <w:tcW w:w="2151" w:type="dxa"/>
+          </w:tcPr>
+          <w:p>
+            <w:pPr>
+              <w:pStyle w:val="Compact"/>
+              <w:jc w:val="left"/>
+            </w:pPr>
+            <w:r>
+              <w:rPr>
+                <w:sz w:val="18"/>
+              </w:rPr>
+              <w:t xml:space="preserve">Luis Bravo, docente guía</w:t>
+            </w:r>
+          </w:p>
+        </w:tc>
+        <w:tc>
+          <w:tcPr>
+            <w:tcW w:w="1502" w:type="dxa"/>
+          </w:tcPr>
+          <w:p>
+            <w:pPr>
+              <w:pStyle w:val="Compact"/>
+              <w:jc w:val="left"/>
+            </w:pPr>
+            <w:r>
+              <w:rPr>
+                <w:sz w:val="18"/>
+              </w:rPr>
+              <w:t xml:space="preserve">Alta</w:t>
+            </w:r>
+          </w:p>
+        </w:tc>
+        <w:tc>
+          <w:tcPr>
+            <w:tcW w:w="1488" w:type="dxa"/>
+          </w:tcPr>
+          <w:p>
+            <w:pPr>
+              <w:pStyle w:val="Compact"/>
+              <w:jc w:val="left"/>
+            </w:pPr>
+            <w:r>
+              <w:rPr>
+                <w:sz w:val="18"/>
+              </w:rPr>
+              <w:t xml:space="preserve">Alto</w:t>
+            </w:r>
+          </w:p>
+        </w:tc>
+        <w:tc>
+          <w:tcPr>
+            <w:tcW w:w="2195" w:type="dxa"/>
+          </w:tcPr>
+          <w:p>
+            <w:pPr>
+              <w:pStyle w:val="Compact"/>
+              <w:jc w:val="left"/>
+            </w:pPr>
+            <w:r>
+              <w:rPr>
+                <w:sz w:val="18"/>
+              </w:rPr>
+              <w:t xml:space="preserve">Gestionar de cerca</w:t>
+            </w:r>
+          </w:p>
+        </w:tc>
+      </w:tr>
+      <w:tr>
+        <w:trPr>
+          <w:cantSplit/>
+        </w:trPr>
+        <w:tc>
+          <w:tcPr>
+            <w:tcW w:w="1502" w:type="dxa"/>
+          </w:tcPr>
+          <w:p>
+            <w:pPr>
+              <w:pStyle w:val="Compact"/>
+              <w:jc w:val="left"/>
+            </w:pPr>
+            <w:r>
+              <w:rPr>
+                <w:sz w:val="18"/>
+              </w:rPr>
+              <w:t xml:space="preserve">ST-05</w:t>
+            </w:r>
+          </w:p>
+        </w:tc>
+        <w:tc>
+          <w:tcPr>
+            <w:tcW w:w="2151" w:type="dxa"/>
+          </w:tcPr>
+          <w:p>
+            <w:pPr>
+              <w:pStyle w:val="Compact"/>
+              <w:jc w:val="left"/>
+            </w:pPr>
+            <w:r>
+              <w:rPr>
+                <w:sz w:val="18"/>
+              </w:rPr>
+              <w:t xml:space="preserve">Jefatura y key users</w:t>
+            </w:r>
+          </w:p>
+        </w:tc>
+        <w:tc>
+          <w:tcPr>
+            <w:tcW w:w="1502" w:type="dxa"/>
+          </w:tcPr>
+          <w:p>
+            <w:pPr>
+              <w:pStyle w:val="Compact"/>
+              <w:jc w:val="left"/>
+            </w:pPr>
+            <w:r>
+              <w:rPr>
+                <w:sz w:val="18"/>
+              </w:rPr>
+              <w:t xml:space="preserve">Alta</w:t>
+            </w:r>
+          </w:p>
+        </w:tc>
+        <w:tc>
+          <w:tcPr>
+            <w:tcW w:w="1488" w:type="dxa"/>
+          </w:tcPr>
+          <w:p>
+            <w:pPr>
+              <w:pStyle w:val="Compact"/>
+              <w:jc w:val="left"/>
+            </w:pPr>
+            <w:r>
+              <w:rPr>
+                <w:sz w:val="18"/>
+              </w:rPr>
+              <w:t xml:space="preserve">Alto</w:t>
+            </w:r>
+          </w:p>
+        </w:tc>
+        <w:tc>
+          <w:tcPr>
+            <w:tcW w:w="2195" w:type="dxa"/>
+          </w:tcPr>
+          <w:p>
+            <w:pPr>
+              <w:pStyle w:val="Compact"/>
+              <w:jc w:val="left"/>
+            </w:pPr>
+            <w:r>
+              <w:rPr>
+                <w:sz w:val="18"/>
+              </w:rPr>
+              <w:t xml:space="preserve">Gestionar de cerca</w:t>
+            </w:r>
+          </w:p>
+        </w:tc>
+      </w:tr>
+      <w:tr>
+        <w:trPr>
+          <w:cantSplit/>
+        </w:trPr>
+        <w:tc>
+          <w:tcPr>
+            <w:tcW w:w="1502" w:type="dxa"/>
+          </w:tcPr>
+          <w:p>
+            <w:pPr>
+              <w:pStyle w:val="Compact"/>
+              <w:jc w:val="left"/>
+            </w:pPr>
+            <w:r>
+              <w:rPr>
+                <w:sz w:val="18"/>
+              </w:rPr>
+              <w:t xml:space="preserve">ST-06</w:t>
+            </w:r>
+          </w:p>
+        </w:tc>
+        <w:tc>
+          <w:tcPr>
+            <w:tcW w:w="2151" w:type="dxa"/>
+          </w:tcPr>
+          <w:p>
+            <w:pPr>
+              <w:pStyle w:val="Compact"/>
+              <w:jc w:val="left"/>
+            </w:pPr>
+            <w:r>
+              <w:rPr>
+                <w:sz w:val="18"/>
+              </w:rPr>
+              <w:t xml:space="preserve">Administrador</w:t>
+            </w:r>
+          </w:p>
+        </w:tc>
+        <w:tc>
+          <w:tcPr>
+            <w:tcW w:w="1502" w:type="dxa"/>
+          </w:tcPr>
+          <w:p>
+            <w:pPr>
+              <w:pStyle w:val="Compact"/>
+              <w:jc w:val="left"/>
+            </w:pPr>
+            <w:r>
+              <w:rPr>
+                <w:sz w:val="18"/>
+              </w:rPr>
+              <w:t xml:space="preserve">Media</w:t>
+            </w:r>
+          </w:p>
+        </w:tc>
+        <w:tc>
+          <w:tcPr>
+            <w:tcW w:w="1488" w:type="dxa"/>
+          </w:tcPr>
+          <w:p>
+            <w:pPr>
+              <w:pStyle w:val="Compact"/>
+              <w:jc w:val="left"/>
+            </w:pPr>
+            <w:r>
+              <w:rPr>
+                <w:sz w:val="18"/>
+              </w:rPr>
+              <w:t xml:space="preserve">Alto</w:t>
+            </w:r>
+          </w:p>
+        </w:tc>
+        <w:tc>
+          <w:tcPr>
+            <w:tcW w:w="2195" w:type="dxa"/>
+          </w:tcPr>
+          <w:p>
+            <w:pPr>
+              <w:pStyle w:val="Compact"/>
+              <w:jc w:val="left"/>
+            </w:pPr>
+            <w:r>
+              <w:rPr>
+                <w:sz w:val="18"/>
+              </w:rPr>
+              <w:t xml:space="preserve">Mantener informado</w:t>
+            </w:r>
+          </w:p>
+        </w:tc>
+      </w:tr>
+      <w:tr>
+        <w:trPr>
+          <w:cantSplit/>
+        </w:trPr>
+        <w:tc>
+          <w:tcPr>
+            <w:tcW w:w="1502" w:type="dxa"/>
+          </w:tcPr>
+          <w:p>
+            <w:pPr>
+              <w:pStyle w:val="Compact"/>
+              <w:jc w:val="left"/>
+            </w:pPr>
+            <w:r>
+              <w:rPr>
+                <w:sz w:val="18"/>
+              </w:rPr>
+              <w:t xml:space="preserve">ST-07</w:t>
+            </w:r>
+          </w:p>
+        </w:tc>
+        <w:tc>
+          <w:tcPr>
+            <w:tcW w:w="2151" w:type="dxa"/>
+          </w:tcPr>
+          <w:p>
+            <w:pPr>
+              <w:pStyle w:val="Compact"/>
+              <w:jc w:val="left"/>
+            </w:pPr>
+            <w:r>
+              <w:rPr>
+                <w:sz w:val="18"/>
+              </w:rPr>
+              <w:t xml:space="preserve">Técnico</w:t>
+            </w:r>
+          </w:p>
+        </w:tc>
+        <w:tc>
+          <w:tcPr>
+            <w:tcW w:w="1502" w:type="dxa"/>
+          </w:tcPr>
+          <w:p>
+            <w:pPr>
+              <w:pStyle w:val="Compact"/>
+              <w:jc w:val="left"/>
+            </w:pPr>
+            <w:r>
+              <w:rPr>
+                <w:sz w:val="18"/>
+              </w:rPr>
+              <w:t xml:space="preserve">Media</w:t>
+            </w:r>
+          </w:p>
+        </w:tc>
+        <w:tc>
+          <w:tcPr>
+            <w:tcW w:w="1488" w:type="dxa"/>
+          </w:tcPr>
+          <w:p>
+            <w:pPr>
+              <w:pStyle w:val="Compact"/>
+              <w:jc w:val="left"/>
+            </w:pPr>
+            <w:r>
+              <w:rPr>
+                <w:sz w:val="18"/>
+              </w:rPr>
+              <w:t xml:space="preserve">Alto</w:t>
+            </w:r>
+          </w:p>
+        </w:tc>
+        <w:tc>
+          <w:tcPr>
+            <w:tcW w:w="2195" w:type="dxa"/>
+          </w:tcPr>
+          <w:p>
+            <w:pPr>
+              <w:pStyle w:val="Compact"/>
+              <w:jc w:val="left"/>
+            </w:pPr>
+            <w:r>
+              <w:rPr>
+                <w:sz w:val="18"/>
+              </w:rPr>
+              <w:t xml:space="preserve">Mantener informado</w:t>
+            </w:r>
+          </w:p>
+        </w:tc>
+      </w:tr>
+      <w:tr>
+        <w:trPr>
+          <w:cantSplit/>
+        </w:trPr>
+        <w:tc>
+          <w:tcPr>
+            <w:tcW w:w="1502" w:type="dxa"/>
+          </w:tcPr>
+          <w:p>
+            <w:pPr>
+              <w:pStyle w:val="Compact"/>
+              <w:jc w:val="left"/>
+            </w:pPr>
+            <w:r>
+              <w:rPr>
+                <w:sz w:val="18"/>
+              </w:rPr>
+              <w:t xml:space="preserve">ST-08</w:t>
+            </w:r>
+          </w:p>
+        </w:tc>
+        <w:tc>
+          <w:tcPr>
+            <w:tcW w:w="2151" w:type="dxa"/>
+          </w:tcPr>
+          <w:p>
+            <w:pPr>
+              <w:pStyle w:val="Compact"/>
+              <w:jc w:val="left"/>
+            </w:pPr>
+            <w:r>
+              <w:rPr>
+                <w:sz w:val="18"/>
+              </w:rPr>
+              <w:t xml:space="preserve">Auditor</w:t>
+            </w:r>
+          </w:p>
+        </w:tc>
+        <w:tc>
+          <w:tcPr>
+            <w:tcW w:w="1502" w:type="dxa"/>
+          </w:tcPr>
+          <w:p>
+            <w:pPr>
+              <w:pStyle w:val="Compact"/>
+              <w:jc w:val="left"/>
+            </w:pPr>
+            <w:r>
+              <w:rPr>
+                <w:sz w:val="18"/>
+              </w:rPr>
+              <w:t xml:space="preserve">Media</w:t>
+            </w:r>
+          </w:p>
+        </w:tc>
+        <w:tc>
+          <w:tcPr>
+            <w:tcW w:w="1488" w:type="dxa"/>
+          </w:tcPr>
+          <w:p>
+            <w:pPr>
+              <w:pStyle w:val="Compact"/>
+              <w:jc w:val="left"/>
+            </w:pPr>
+            <w:r>
+              <w:rPr>
+                <w:sz w:val="18"/>
+              </w:rPr>
+              <w:t xml:space="preserve">Medio</w:t>
+            </w:r>
+          </w:p>
+        </w:tc>
+        <w:tc>
+          <w:tcPr>
+            <w:tcW w:w="2195" w:type="dxa"/>
+          </w:tcPr>
+          <w:p>
+            <w:pPr>
+              <w:pStyle w:val="Compact"/>
+              <w:jc w:val="left"/>
+            </w:pPr>
+            <w:r>
+              <w:rPr>
+                <w:sz w:val="18"/>
+              </w:rPr>
+              <w:t xml:space="preserve">Monitorear</w:t>
+            </w:r>
+          </w:p>
+        </w:tc>
+      </w:tr>
+      <w:tr>
+        <w:trPr>
+          <w:cantSplit/>
+        </w:trPr>
+        <w:tc>
+          <w:tcPr>
+            <w:tcW w:w="1502" w:type="dxa"/>
+          </w:tcPr>
+          <w:p>
+            <w:pPr>
+              <w:pStyle w:val="Compact"/>
+              <w:jc w:val="left"/>
+            </w:pPr>
+            <w:r>
+              <w:rPr>
+                <w:sz w:val="18"/>
+              </w:rPr>
+              <w:t xml:space="preserve">ST-09</w:t>
+            </w:r>
+          </w:p>
+        </w:tc>
+        <w:tc>
+          <w:tcPr>
+            <w:tcW w:w="2151" w:type="dxa"/>
+          </w:tcPr>
+          <w:p>
+            <w:pPr>
+              <w:pStyle w:val="Compact"/>
+              <w:jc w:val="left"/>
+            </w:pPr>
+            <w:r>
+              <w:rPr>
+                <w:sz w:val="18"/>
+              </w:rPr>
+              <w:t xml:space="preserve">Persona que ingresa</w:t>
+            </w:r>
+          </w:p>
+        </w:tc>
+        <w:tc>
+          <w:tcPr>
+            <w:tcW w:w="1502" w:type="dxa"/>
+          </w:tcPr>
+          <w:p>
+            <w:pPr>
+              <w:pStyle w:val="Compact"/>
+              <w:jc w:val="left"/>
+            </w:pPr>
+            <w:r>
+              <w:rPr>
+                <w:sz w:val="18"/>
+              </w:rPr>
+              <w:t xml:space="preserve">Baja</w:t>
+            </w:r>
+          </w:p>
+        </w:tc>
+        <w:tc>
+          <w:tcPr>
+            <w:tcW w:w="1488" w:type="dxa"/>
+          </w:tcPr>
+          <w:p>
+            <w:pPr>
+              <w:pStyle w:val="Compact"/>
+              <w:jc w:val="left"/>
+            </w:pPr>
+            <w:r>
+              <w:rPr>
+                <w:sz w:val="18"/>
+              </w:rPr>
+              <w:t xml:space="preserve">Medio</w:t>
+            </w:r>
+          </w:p>
+        </w:tc>
+        <w:tc>
+          <w:tcPr>
+            <w:tcW w:w="2195" w:type="dxa"/>
+          </w:tcPr>
+          <w:p>
+            <w:pPr>
+              <w:pStyle w:val="Compact"/>
+              <w:jc w:val="left"/>
+            </w:pPr>
+            <w:r>
+              <w:rPr>
+                <w:sz w:val="18"/>
+              </w:rPr>
+              <w:t xml:space="preserve">Monitorear</w:t>
+            </w:r>
+          </w:p>
+        </w:tc>
+      </w:tr>
+      <w:tr>
+        <w:trPr>
+          <w:cantSplit/>
+        </w:trPr>
+        <w:tc>
+          <w:tcPr>
+            <w:tcW w:w="1502" w:type="dxa"/>
+          </w:tcPr>
+          <w:p>
+            <w:pPr>
+              <w:pStyle w:val="Compact"/>
+              <w:jc w:val="left"/>
+            </w:pPr>
+            <w:r>
+              <w:rPr>
+                <w:sz w:val="18"/>
+              </w:rPr>
+              <w:t xml:space="preserve">ST-10</w:t>
+            </w:r>
+          </w:p>
+        </w:tc>
+        <w:tc>
+          <w:tcPr>
+            <w:tcW w:w="2151" w:type="dxa"/>
+          </w:tcPr>
+          <w:p>
+            <w:pPr>
+              <w:pStyle w:val="Compact"/>
+              <w:jc w:val="left"/>
+            </w:pPr>
+            <w:r>
+              <w:rPr>
+                <w:sz w:val="18"/>
+              </w:rPr>
+              <w:t xml:space="preserve">Contratistas</w:t>
+            </w:r>
+          </w:p>
+        </w:tc>
+        <w:tc>
+          <w:tcPr>
+            <w:tcW w:w="1502" w:type="dxa"/>
+          </w:tcPr>
+          <w:p>
+            <w:pPr>
+              <w:pStyle w:val="Compact"/>
+              <w:jc w:val="left"/>
+            </w:pPr>
+            <w:r>
+              <w:rPr>
+                <w:sz w:val="18"/>
+              </w:rPr>
+              <w:t xml:space="preserve">Baja</w:t>
+            </w:r>
+          </w:p>
+        </w:tc>
+        <w:tc>
+          <w:tcPr>
+            <w:tcW w:w="1488" w:type="dxa"/>
+          </w:tcPr>
+          <w:p>
+            <w:pPr>
+              <w:pStyle w:val="Compact"/>
+              <w:jc w:val="left"/>
+            </w:pPr>
+            <w:r>
+              <w:rPr>
+                <w:sz w:val="18"/>
+              </w:rPr>
+              <w:t xml:space="preserve">Medio</w:t>
+            </w:r>
+          </w:p>
+        </w:tc>
+        <w:tc>
+          <w:tcPr>
+            <w:tcW w:w="2195" w:type="dxa"/>
+          </w:tcPr>
+          <w:p>
+            <w:pPr>
+              <w:pStyle w:val="Compact"/>
+              <w:jc w:val="left"/>
+            </w:pPr>
+            <w:r>
+              <w:rPr>
+                <w:sz w:val="18"/>
+              </w:rPr>
+              <w:t xml:space="preserve">Monitorear</w:t>
+            </w:r>
+          </w:p>
+        </w:tc>
+      </w:tr>
+      <w:tr>
+        <w:trPr>
+          <w:cantSplit/>
+        </w:trPr>
+        <w:tc>
+          <w:tcPr>
+            <w:tcW w:w="1502" w:type="dxa"/>
+          </w:tcPr>
+          <w:p>
+            <w:pPr>
+              <w:pStyle w:val="Compact"/>
+              <w:jc w:val="left"/>
+            </w:pPr>
+            <w:r>
+              <w:rPr>
+                <w:sz w:val="18"/>
+              </w:rPr>
+              <w:t xml:space="preserve">ST-11</w:t>
+            </w:r>
+          </w:p>
+        </w:tc>
+        <w:tc>
+          <w:tcPr>
+            <w:tcW w:w="2151" w:type="dxa"/>
+          </w:tcPr>
+          <w:p>
+            <w:pPr>
+              <w:pStyle w:val="Compact"/>
+              <w:jc w:val="left"/>
+            </w:pPr>
+            <w:r>
+              <w:rPr>
+                <w:sz w:val="18"/>
+              </w:rPr>
+              <w:t xml:space="preserve">Solicitante</w:t>
+            </w:r>
+          </w:p>
+        </w:tc>
+        <w:tc>
+          <w:tcPr>
+            <w:tcW w:w="1502" w:type="dxa"/>
+          </w:tcPr>
+          <w:p>
+            <w:pPr>
+              <w:pStyle w:val="Compact"/>
+              <w:jc w:val="left"/>
+            </w:pPr>
+            <w:r>
+              <w:rPr>
+                <w:sz w:val="18"/>
+              </w:rPr>
+              <w:t xml:space="preserve">Baja</w:t>
+            </w:r>
+          </w:p>
+        </w:tc>
+        <w:tc>
+          <w:tcPr>
+            <w:tcW w:w="1488" w:type="dxa"/>
+          </w:tcPr>
+          <w:p>
+            <w:pPr>
+              <w:pStyle w:val="Compact"/>
+              <w:jc w:val="left"/>
+            </w:pPr>
+            <w:r>
+              <w:rPr>
+                <w:sz w:val="18"/>
+              </w:rPr>
+              <w:t xml:space="preserve">Medio</w:t>
+            </w:r>
+          </w:p>
+        </w:tc>
+        <w:tc>
+          <w:tcPr>
+            <w:tcW w:w="2195" w:type="dxa"/>
+          </w:tcPr>
+          <w:p>
+            <w:pPr>
+              <w:pStyle w:val="Compact"/>
+              <w:jc w:val="left"/>
+            </w:pPr>
+            <w:r>
+              <w:rPr>
+                <w:sz w:val="18"/>
+              </w:rPr>
+              <w:t xml:space="preserve">Monitorear</w:t>
             </w:r>
           </w:p>
         </w:tc>
       </w:tr>
     </w:tbl>
-    <w:bookmarkEnd w:id="26"/>
-    <w:bookmarkStart w:id="27" w:name="expectativas-y-desacuerdos-previsibles"/>
     <w:p>
       <w:pPr>
-        <w:pStyle w:val="Heading2"/>
-      </w:pPr>
-      <w:r>
-        <w:t xml:space="preserve">Expectativas y desacuerdos previsibles</w:t>
+        <w:pStyle w:val="BodyText"/>
+        <w:spacing w:line="360" w:lineRule="auto" w:before="160" w:after="0"/>
+        <w:ind w:firstLine="709"/>
+        <w:jc w:val="both"/>
+      </w:pPr>
+      <w:r>
+        <w:rPr>
+          <w:sz w:val="22"/>
+        </w:rPr>
+        <w:t xml:space="preserve">Las valoraciones de ST-01 a ST-09 son las del documento de la Fase 1. Las de ST-10 y ST-11 las propone este documento, porque el de la Fase 1 no las valoró.</w:t>
       </w:r>
     </w:p>
     <w:tbl>
@@ -4404,8 +4202,9 @@
         </w:tblBorders>
       </w:tblPr>
       <w:tblGrid>
-        <w:gridCol w:w="3564"/>
-        <w:gridCol w:w="4351"/>
+        <w:gridCol w:w="2368"/>
+        <w:gridCol w:w="2975"/>
+        <w:gridCol w:w="3495"/>
       </w:tblGrid>
       <w:tr>
         <w:trPr>
@@ -4414,12 +4213,23 @@
         </w:trPr>
         <w:tc>
           <w:tcPr>
-            <w:tcW w:w="3564" w:type="dxa"/>
+            <w:tcW w:w="2368" w:type="dxa"/>
             <w:shd w:val="clear" w:color="auto" w:fill="D9E2F3"/>
           </w:tcPr>
           <w:p>
             <w:pPr>
               <w:pStyle w:val="Compact"/>
+            </w:pPr>
+          </w:p>
+        </w:tc>
+        <w:tc>
+          <w:tcPr>
+            <w:tcW w:w="2975" w:type="dxa"/>
+            <w:shd w:val="clear" w:color="auto" w:fill="D9E2F3"/>
+          </w:tcPr>
+          <w:p>
+            <w:pPr>
+              <w:pStyle w:val="Compact"/>
               <w:jc w:val="left"/>
             </w:pPr>
             <w:r>
@@ -4427,13 +4237,13 @@
                 <w:b/>
                 <w:sz w:val="18"/>
               </w:rPr>
-              <w:t xml:space="preserve">Tensión</w:t>
-            </w:r>
-          </w:p>
-        </w:tc>
-        <w:tc>
-          <w:tcPr>
-            <w:tcW w:w="4351" w:type="dxa"/>
+              <w:t xml:space="preserve">Interés medio</w:t>
+            </w:r>
+          </w:p>
+        </w:tc>
+        <w:tc>
+          <w:tcPr>
+            <w:tcW w:w="3495" w:type="dxa"/>
             <w:shd w:val="clear" w:color="auto" w:fill="D9E2F3"/>
           </w:tcPr>
           <w:p>
@@ -4446,190 +4256,136 @@
                 <w:b/>
                 <w:sz w:val="18"/>
               </w:rPr>
-              <w:t xml:space="preserve">Cómo se resuelve</w:t>
-            </w:r>
-          </w:p>
-        </w:tc>
-      </w:tr>
-      <w:tr>
-        <w:trPr>
-          <w:cantSplit/>
-        </w:trPr>
-        <w:tc>
-          <w:tcPr>
-            <w:tcW w:w="3564" w:type="dxa"/>
-          </w:tcPr>
-          <w:p>
-            <w:pPr>
-              <w:pStyle w:val="Compact"/>
-              <w:jc w:val="left"/>
-            </w:pPr>
-            <w:r>
-              <w:rPr>
-                <w:sz w:val="18"/>
-              </w:rPr>
-              <w:t xml:space="preserve">El equipo puede priorizar amplitud funcional, mientras que los roles operativos piden confiabilidad y facilidad de uso</w:t>
-            </w:r>
-          </w:p>
-        </w:tc>
-        <w:tc>
-          <w:tcPr>
-            <w:tcW w:w="4351" w:type="dxa"/>
-          </w:tcPr>
-          <w:p>
-            <w:pPr>
-              <w:pStyle w:val="Compact"/>
-              <w:jc w:val="left"/>
-            </w:pPr>
-            <w:r>
-              <w:rPr>
-                <w:sz w:val="18"/>
-              </w:rPr>
-              <w:t xml:space="preserve">Se revisa la prioridad del requisito, su aporte al objetivo y su costo en el semestre. No se amplía el alcance solo porque un componente permita nuevas funciones</w:t>
-            </w:r>
-          </w:p>
-        </w:tc>
-      </w:tr>
-      <w:tr>
-        <w:trPr>
-          <w:cantSplit/>
-        </w:trPr>
-        <w:tc>
-          <w:tcPr>
-            <w:tcW w:w="3564" w:type="dxa"/>
-          </w:tcPr>
-          <w:p>
-            <w:pPr>
-              <w:pStyle w:val="Compact"/>
-              <w:jc w:val="left"/>
-            </w:pPr>
-            <w:r>
-              <w:rPr>
-                <w:sz w:val="18"/>
-              </w:rPr>
-              <w:t xml:space="preserve">Un dispositivo o una cuenta no está disponible</w:t>
-            </w:r>
-          </w:p>
-        </w:tc>
-        <w:tc>
-          <w:tcPr>
-            <w:tcW w:w="4351" w:type="dxa"/>
-          </w:tcPr>
-          <w:p>
-            <w:pPr>
-              <w:pStyle w:val="Compact"/>
-              <w:jc w:val="left"/>
-            </w:pPr>
-            <w:r>
-              <w:rPr>
-                <w:sz w:val="18"/>
-              </w:rPr>
-              <w:t xml:space="preserve">El bloqueo se revisa con el responsable de la integración. No se oculta con una validación simulada: se declara, y se repite la prueba cuando el componente esté disponible (riesgos R-02 y R-04 de SICMA-PRY)</w:t>
-            </w:r>
-          </w:p>
-        </w:tc>
-      </w:tr>
-      <w:tr>
-        <w:trPr>
-          <w:cantSplit/>
-        </w:trPr>
-        <w:tc>
-          <w:tcPr>
-            <w:tcW w:w="3564" w:type="dxa"/>
-          </w:tcPr>
-          <w:p>
-            <w:pPr>
-              <w:pStyle w:val="Compact"/>
-              <w:jc w:val="left"/>
-            </w:pPr>
-            <w:r>
-              <w:rPr>
-                <w:sz w:val="18"/>
-              </w:rPr>
-              <w:t xml:space="preserve">La Jefatura y el Administrador se superponen</w:t>
-            </w:r>
-          </w:p>
-        </w:tc>
-        <w:tc>
-          <w:tcPr>
-            <w:tcW w:w="4351" w:type="dxa"/>
-          </w:tcPr>
-          <w:p>
-            <w:pPr>
-              <w:pStyle w:val="Compact"/>
-              <w:jc w:val="left"/>
-            </w:pPr>
-            <w:r>
-              <w:rPr>
-                <w:sz w:val="18"/>
-              </w:rPr>
-              <w:t xml:space="preserve">Se aplica la regla de SICMA-REQ: la Jefatura aprueba y el Administrador asigna</w:t>
-            </w:r>
-          </w:p>
-        </w:tc>
-      </w:tr>
-      <w:tr>
-        <w:trPr>
-          <w:cantSplit/>
-        </w:trPr>
-        <w:tc>
-          <w:tcPr>
-            <w:tcW w:w="3564" w:type="dxa"/>
-          </w:tcPr>
-          <w:p>
-            <w:pPr>
-              <w:pStyle w:val="Compact"/>
-              <w:jc w:val="left"/>
-            </w:pPr>
-            <w:r>
-              <w:rPr>
-                <w:sz w:val="18"/>
-              </w:rPr>
-              <w:t xml:space="preserve">Hay un desacuerdo interno</w:t>
-            </w:r>
-          </w:p>
-        </w:tc>
-        <w:tc>
-          <w:tcPr>
-            <w:tcW w:w="4351" w:type="dxa"/>
-          </w:tcPr>
-          <w:p>
-            <w:pPr>
-              <w:pStyle w:val="Compact"/>
-              <w:jc w:val="left"/>
-            </w:pPr>
-            <w:r>
-              <w:rPr>
-                <w:sz w:val="18"/>
-              </w:rPr>
-              <w:t xml:space="preserve">Se sigue SICMA-RCF: conversación, facilitación, decisión por mayoría y, si afecta una exigencia académica, orientación del docente</w:t>
+              <w:t xml:space="preserve">Interés alto</w:t>
+            </w:r>
+          </w:p>
+        </w:tc>
+      </w:tr>
+      <w:tr>
+        <w:trPr>
+          <w:cantSplit/>
+        </w:trPr>
+        <w:tc>
+          <w:tcPr>
+            <w:tcW w:w="2368" w:type="dxa"/>
+          </w:tcPr>
+          <w:p>
+            <w:pPr>
+              <w:pStyle w:val="Compact"/>
+              <w:jc w:val="left"/>
+            </w:pPr>
+            <w:r>
+              <w:rPr>
+                <w:bCs/>
+                <w:b/>
+                <w:sz w:val="18"/>
+              </w:rPr>
+              <w:t xml:space="preserve">Influencia alta</w:t>
+            </w:r>
+          </w:p>
+        </w:tc>
+        <w:tc>
+          <w:tcPr>
+            <w:tcW w:w="2975" w:type="dxa"/>
+          </w:tcPr>
+          <w:p>
+            <w:pPr>
+              <w:pStyle w:val="Compact"/>
+              <w:jc w:val="left"/>
+            </w:pPr>
+            <w:r>
+              <w:rPr>
+                <w:sz w:val="18"/>
+              </w:rPr>
+              <w:t xml:space="preserve">Sin stakeholders</w:t>
+            </w:r>
+          </w:p>
+        </w:tc>
+        <w:tc>
+          <w:tcPr>
+            <w:tcW w:w="3495" w:type="dxa"/>
+          </w:tcPr>
+          <w:p>
+            <w:pPr>
+              <w:pStyle w:val="Compact"/>
+              <w:jc w:val="left"/>
+            </w:pPr>
+            <w:r>
+              <w:rPr>
+                <w:sz w:val="18"/>
+              </w:rPr>
+              <w:t xml:space="preserve">Gestionar de cerca: ST-01, ST-02, ST-03, ST-04, ST-05</w:t>
+            </w:r>
+          </w:p>
+        </w:tc>
+      </w:tr>
+      <w:tr>
+        <w:trPr>
+          <w:cantSplit/>
+        </w:trPr>
+        <w:tc>
+          <w:tcPr>
+            <w:tcW w:w="2368" w:type="dxa"/>
+          </w:tcPr>
+          <w:p>
+            <w:pPr>
+              <w:pStyle w:val="Compact"/>
+              <w:jc w:val="left"/>
+            </w:pPr>
+            <w:r>
+              <w:rPr>
+                <w:bCs/>
+                <w:b/>
+                <w:sz w:val="18"/>
+              </w:rPr>
+              <w:t xml:space="preserve">Influencia media o baja</w:t>
+            </w:r>
+          </w:p>
+        </w:tc>
+        <w:tc>
+          <w:tcPr>
+            <w:tcW w:w="2975" w:type="dxa"/>
+          </w:tcPr>
+          <w:p>
+            <w:pPr>
+              <w:pStyle w:val="Compact"/>
+              <w:jc w:val="left"/>
+            </w:pPr>
+            <w:r>
+              <w:rPr>
+                <w:sz w:val="18"/>
+              </w:rPr>
+              <w:t xml:space="preserve">Monitorear: ST-08, ST-09, ST-10, ST-11</w:t>
+            </w:r>
+          </w:p>
+        </w:tc>
+        <w:tc>
+          <w:tcPr>
+            <w:tcW w:w="3495" w:type="dxa"/>
+          </w:tcPr>
+          <w:p>
+            <w:pPr>
+              <w:pStyle w:val="Compact"/>
+              <w:jc w:val="left"/>
+            </w:pPr>
+            <w:r>
+              <w:rPr>
+                <w:sz w:val="18"/>
+              </w:rPr>
+              <w:t xml:space="preserve">Mantener informado: ST-06, ST-07</w:t>
             </w:r>
           </w:p>
         </w:tc>
       </w:tr>
     </w:tbl>
-    <w:bookmarkEnd w:id="27"/>
-    <w:bookmarkStart w:id="28" w:name="plan-de-comunicación-y-evidencias"/>
+    <w:bookmarkEnd w:id="26"/>
+    <w:bookmarkStart w:id="27" w:name="expectativas-y-desacuerdos-previsibles"/>
     <w:p>
       <w:pPr>
         <w:pStyle w:val="Heading2"/>
       </w:pPr>
       <w:r>
-        <w:t xml:space="preserve">Plan de comunicación y evidencias</w:t>
-      </w:r>
-    </w:p>
-    <w:p>
-      <w:pPr>
-        <w:pStyle w:val="FirstParagraph"/>
-        <w:spacing w:line="360" w:lineRule="auto" w:before="160" w:after="0"/>
-        <w:ind w:firstLine="709"/>
-        <w:jc w:val="both"/>
-      </w:pPr>
-      <w:r>
-        <w:rPr>
-          <w:sz w:val="22"/>
-        </w:rPr>
-        <w:t xml:space="preserve">Las frecuencias son propuestas de trabajo y no representan reuniones ya realizadas. SICMA-PRY deja abierta la frecuencia de las revisiones (D-06 de ese documento).</w:t>
+        <w:t xml:space="preserve">Expectativas y desacuerdos previsibles</w:t>
       </w:r>
     </w:p>
     <w:tbl>
@@ -4648,10 +4404,8 @@
         </w:tblBorders>
       </w:tblPr>
       <w:tblGrid>
-        <w:gridCol w:w="1517"/>
-        <w:gridCol w:w="1709"/>
-        <w:gridCol w:w="2519"/>
-        <w:gridCol w:w="2164"/>
+        <w:gridCol w:w="3980"/>
+        <w:gridCol w:w="4858"/>
       </w:tblGrid>
       <w:tr>
         <w:trPr>
@@ -4660,7 +4414,7 @@
         </w:trPr>
         <w:tc>
           <w:tcPr>
-            <w:tcW w:w="1517" w:type="dxa"/>
+            <w:tcW w:w="3980" w:type="dxa"/>
             <w:shd w:val="clear" w:color="auto" w:fill="D9E2F3"/>
           </w:tcPr>
           <w:p>
@@ -4673,13 +4427,13 @@
                 <w:b/>
                 <w:sz w:val="18"/>
               </w:rPr>
-              <w:t xml:space="preserve">Destinatario</w:t>
-            </w:r>
-          </w:p>
-        </w:tc>
-        <w:tc>
-          <w:tcPr>
-            <w:tcW w:w="1709" w:type="dxa"/>
+              <w:t xml:space="preserve">Tensión</w:t>
+            </w:r>
+          </w:p>
+        </w:tc>
+        <w:tc>
+          <w:tcPr>
+            <w:tcW w:w="4858" w:type="dxa"/>
             <w:shd w:val="clear" w:color="auto" w:fill="D9E2F3"/>
           </w:tcPr>
           <w:p>
@@ -4692,345 +4446,181 @@
                 <w:b/>
                 <w:sz w:val="18"/>
               </w:rPr>
-              <w:t xml:space="preserve">Frecuencia</w:t>
-            </w:r>
-          </w:p>
-        </w:tc>
-        <w:tc>
-          <w:tcPr>
-            <w:tcW w:w="2519" w:type="dxa"/>
-            <w:shd w:val="clear" w:color="auto" w:fill="D9E2F3"/>
-          </w:tcPr>
-          <w:p>
-            <w:pPr>
-              <w:pStyle w:val="Compact"/>
-              <w:jc w:val="left"/>
-            </w:pPr>
-            <w:r>
-              <w:rPr>
-                <w:b/>
-                <w:sz w:val="18"/>
-              </w:rPr>
-              <w:t xml:space="preserve">Contenido y medio</w:t>
-            </w:r>
-          </w:p>
-        </w:tc>
-        <w:tc>
-          <w:tcPr>
-            <w:tcW w:w="2164" w:type="dxa"/>
-            <w:shd w:val="clear" w:color="auto" w:fill="D9E2F3"/>
-          </w:tcPr>
-          <w:p>
-            <w:pPr>
-              <w:pStyle w:val="Compact"/>
-              <w:jc w:val="left"/>
-            </w:pPr>
-            <w:r>
-              <w:rPr>
-                <w:b/>
-                <w:sz w:val="18"/>
-              </w:rPr>
-              <w:t xml:space="preserve">Evidencia</w:t>
-            </w:r>
-          </w:p>
-        </w:tc>
-      </w:tr>
-      <w:tr>
-        <w:trPr>
-          <w:cantSplit/>
-        </w:trPr>
-        <w:tc>
-          <w:tcPr>
-            <w:tcW w:w="1517" w:type="dxa"/>
-          </w:tcPr>
-          <w:p>
-            <w:pPr>
-              <w:pStyle w:val="Compact"/>
-              <w:jc w:val="left"/>
-            </w:pPr>
-            <w:r>
-              <w:rPr>
-                <w:sz w:val="18"/>
-              </w:rPr>
-              <w:t xml:space="preserve">Equipo (ST-01 a ST-03)</w:t>
-            </w:r>
-          </w:p>
-        </w:tc>
-        <w:tc>
-          <w:tcPr>
-            <w:tcW w:w="1709" w:type="dxa"/>
-          </w:tcPr>
-          <w:p>
-            <w:pPr>
-              <w:pStyle w:val="Compact"/>
-              <w:jc w:val="left"/>
-            </w:pPr>
-            <w:r>
-              <w:rPr>
-                <w:sz w:val="18"/>
-              </w:rPr>
-              <w:t xml:space="preserve">Semanal y ante bloqueos</w:t>
-            </w:r>
-          </w:p>
-        </w:tc>
-        <w:tc>
-          <w:tcPr>
-            <w:tcW w:w="2519" w:type="dxa"/>
-          </w:tcPr>
-          <w:p>
-            <w:pPr>
-              <w:pStyle w:val="Compact"/>
-              <w:jc w:val="left"/>
-            </w:pPr>
-            <w:r>
-              <w:rPr>
-                <w:sz w:val="18"/>
-              </w:rPr>
-              <w:t xml:space="preserve">Reunión breve y revisión de las tareas; avances, dependencias, acuerdos y próximos pasos</w:t>
-            </w:r>
-          </w:p>
-        </w:tc>
-        <w:tc>
-          <w:tcPr>
-            <w:tcW w:w="2164" w:type="dxa"/>
-          </w:tcPr>
-          <w:p>
-            <w:pPr>
-              <w:pStyle w:val="Compact"/>
-              <w:jc w:val="left"/>
-            </w:pPr>
-            <w:r>
-              <w:rPr>
-                <w:sz w:val="18"/>
-              </w:rPr>
-              <w:t xml:space="preserve">Acta y referencias a los issues o commits pertinentes</w:t>
-            </w:r>
-          </w:p>
-        </w:tc>
-      </w:tr>
-      <w:tr>
-        <w:trPr>
-          <w:cantSplit/>
-        </w:trPr>
-        <w:tc>
-          <w:tcPr>
-            <w:tcW w:w="1517" w:type="dxa"/>
-          </w:tcPr>
-          <w:p>
-            <w:pPr>
-              <w:pStyle w:val="Compact"/>
-              <w:jc w:val="left"/>
-            </w:pPr>
-            <w:r>
-              <w:rPr>
-                <w:sz w:val="18"/>
-              </w:rPr>
-              <w:t xml:space="preserve">Docente guía (ST-04)</w:t>
-            </w:r>
-          </w:p>
-        </w:tc>
-        <w:tc>
-          <w:tcPr>
-            <w:tcW w:w="1709" w:type="dxa"/>
-          </w:tcPr>
-          <w:p>
-            <w:pPr>
-              <w:pStyle w:val="Compact"/>
-              <w:jc w:val="left"/>
-            </w:pPr>
-            <w:r>
-              <w:rPr>
-                <w:sz w:val="18"/>
-              </w:rPr>
-              <w:t xml:space="preserve">Según las clases y los hitos de evaluación</w:t>
-            </w:r>
-          </w:p>
-        </w:tc>
-        <w:tc>
-          <w:tcPr>
-            <w:tcW w:w="2519" w:type="dxa"/>
-          </w:tcPr>
-          <w:p>
-            <w:pPr>
-              <w:pStyle w:val="Compact"/>
-              <w:jc w:val="left"/>
-            </w:pPr>
-            <w:r>
-              <w:rPr>
-                <w:sz w:val="18"/>
-              </w:rPr>
-              <w:t xml:space="preserve">Avance resumido, dudas específicas y entregables, por el canal de la asignatura</w:t>
-            </w:r>
-          </w:p>
-        </w:tc>
-        <w:tc>
-          <w:tcPr>
-            <w:tcW w:w="2164" w:type="dxa"/>
-          </w:tcPr>
-          <w:p>
-            <w:pPr>
-              <w:pStyle w:val="Compact"/>
-              <w:jc w:val="left"/>
-            </w:pPr>
-            <w:r>
-              <w:rPr>
-                <w:sz w:val="18"/>
-              </w:rPr>
-              <w:t xml:space="preserve">Retroalimentación recibida y estado de su atención</w:t>
-            </w:r>
-          </w:p>
-        </w:tc>
-      </w:tr>
-      <w:tr>
-        <w:trPr>
-          <w:cantSplit/>
-        </w:trPr>
-        <w:tc>
-          <w:tcPr>
-            <w:tcW w:w="1517" w:type="dxa"/>
-          </w:tcPr>
-          <w:p>
-            <w:pPr>
-              <w:pStyle w:val="Compact"/>
-              <w:jc w:val="left"/>
-            </w:pPr>
-            <w:r>
-              <w:rPr>
-                <w:sz w:val="18"/>
-              </w:rPr>
-              <w:t xml:space="preserve">Roles del escenario (ST-05 a ST-11)</w:t>
-            </w:r>
-          </w:p>
-        </w:tc>
-        <w:tc>
-          <w:tcPr>
-            <w:tcW w:w="1709" w:type="dxa"/>
-          </w:tcPr>
-          <w:p>
-            <w:pPr>
-              <w:pStyle w:val="Compact"/>
-              <w:jc w:val="left"/>
-            </w:pPr>
-            <w:r>
-              <w:rPr>
-                <w:sz w:val="18"/>
-              </w:rPr>
-              <w:t xml:space="preserve">Al cerrar cada flujo principal</w:t>
-            </w:r>
-          </w:p>
-        </w:tc>
-        <w:tc>
-          <w:tcPr>
-            <w:tcW w:w="2519" w:type="dxa"/>
-          </w:tcPr>
-          <w:p>
-            <w:pPr>
-              <w:pStyle w:val="Compact"/>
-              <w:jc w:val="left"/>
-            </w:pPr>
-            <w:r>
-              <w:rPr>
-                <w:sz w:val="18"/>
-              </w:rPr>
-              <w:t xml:space="preserve">Demostración en el laboratorio y recorrido guiado por un compañero, con los resultados esperados y los observados</w:t>
-            </w:r>
-          </w:p>
-        </w:tc>
-        <w:tc>
-          <w:tcPr>
-            <w:tcW w:w="2164" w:type="dxa"/>
-          </w:tcPr>
-          <w:p>
-            <w:pPr>
-              <w:pStyle w:val="Compact"/>
-              <w:jc w:val="left"/>
-            </w:pPr>
-            <w:r>
-              <w:rPr>
-                <w:sz w:val="18"/>
-              </w:rPr>
-              <w:t xml:space="preserve">Registro de revisión y capturas con datos ficticios</w:t>
-            </w:r>
-          </w:p>
-        </w:tc>
-      </w:tr>
-      <w:tr>
-        <w:trPr>
-          <w:cantSplit/>
-        </w:trPr>
-        <w:tc>
-          <w:tcPr>
-            <w:tcW w:w="1517" w:type="dxa"/>
-          </w:tcPr>
-          <w:p>
-            <w:pPr>
-              <w:pStyle w:val="Compact"/>
-              <w:jc w:val="left"/>
-            </w:pPr>
-            <w:r>
-              <w:rPr>
-                <w:sz w:val="18"/>
-              </w:rPr>
-              <w:t xml:space="preserve">Equipo</w:t>
-            </w:r>
-          </w:p>
-        </w:tc>
-        <w:tc>
-          <w:tcPr>
-            <w:tcW w:w="1709" w:type="dxa"/>
-          </w:tcPr>
-          <w:p>
-            <w:pPr>
-              <w:pStyle w:val="Compact"/>
-              <w:jc w:val="left"/>
-            </w:pPr>
-            <w:r>
-              <w:rPr>
-                <w:sz w:val="18"/>
-              </w:rPr>
-              <w:t xml:space="preserve">Antes de cada entrega</w:t>
-            </w:r>
-          </w:p>
-        </w:tc>
-        <w:tc>
-          <w:tcPr>
-            <w:tcW w:w="2519" w:type="dxa"/>
-          </w:tcPr>
-          <w:p>
-            <w:pPr>
-              <w:pStyle w:val="Compact"/>
-              <w:jc w:val="left"/>
-            </w:pPr>
-            <w:r>
-              <w:rPr>
-                <w:sz w:val="18"/>
-              </w:rPr>
-              <w:t xml:space="preserve">Revisión de consistencia, requisitos cubiertos y observaciones pendientes</w:t>
-            </w:r>
-          </w:p>
-        </w:tc>
-        <w:tc>
-          <w:tcPr>
-            <w:tcW w:w="2164" w:type="dxa"/>
-          </w:tcPr>
-          <w:p>
-            <w:pPr>
-              <w:pStyle w:val="Compact"/>
-              <w:jc w:val="left"/>
-            </w:pPr>
-            <w:r>
-              <w:rPr>
-                <w:sz w:val="18"/>
-              </w:rPr>
-              <w:t xml:space="preserve">Lista de revisión y versión identificable en GitHub</w:t>
+              <w:t xml:space="preserve">Cómo se resuelve</w:t>
+            </w:r>
+          </w:p>
+        </w:tc>
+      </w:tr>
+      <w:tr>
+        <w:trPr>
+          <w:cantSplit/>
+        </w:trPr>
+        <w:tc>
+          <w:tcPr>
+            <w:tcW w:w="3980" w:type="dxa"/>
+          </w:tcPr>
+          <w:p>
+            <w:pPr>
+              <w:pStyle w:val="Compact"/>
+              <w:jc w:val="left"/>
+            </w:pPr>
+            <w:r>
+              <w:rPr>
+                <w:sz w:val="18"/>
+              </w:rPr>
+              <w:t xml:space="preserve">El equipo puede priorizar amplitud funcional, mientras que los roles operativos piden confiabilidad y facilidad de uso</w:t>
+            </w:r>
+          </w:p>
+        </w:tc>
+        <w:tc>
+          <w:tcPr>
+            <w:tcW w:w="4858" w:type="dxa"/>
+          </w:tcPr>
+          <w:p>
+            <w:pPr>
+              <w:pStyle w:val="Compact"/>
+              <w:jc w:val="left"/>
+            </w:pPr>
+            <w:r>
+              <w:rPr>
+                <w:sz w:val="18"/>
+              </w:rPr>
+              <w:t xml:space="preserve">Se revisa la prioridad del requisito, su aporte al objetivo y su costo en el semestre. No se amplía el alcance solo porque un componente permita nuevas funciones</w:t>
+            </w:r>
+          </w:p>
+        </w:tc>
+      </w:tr>
+      <w:tr>
+        <w:trPr>
+          <w:cantSplit/>
+        </w:trPr>
+        <w:tc>
+          <w:tcPr>
+            <w:tcW w:w="3980" w:type="dxa"/>
+          </w:tcPr>
+          <w:p>
+            <w:pPr>
+              <w:pStyle w:val="Compact"/>
+              <w:jc w:val="left"/>
+            </w:pPr>
+            <w:r>
+              <w:rPr>
+                <w:sz w:val="18"/>
+              </w:rPr>
+              <w:t xml:space="preserve">Un dispositivo o una cuenta no está disponible</w:t>
+            </w:r>
+          </w:p>
+        </w:tc>
+        <w:tc>
+          <w:tcPr>
+            <w:tcW w:w="4858" w:type="dxa"/>
+          </w:tcPr>
+          <w:p>
+            <w:pPr>
+              <w:pStyle w:val="Compact"/>
+              <w:jc w:val="left"/>
+            </w:pPr>
+            <w:r>
+              <w:rPr>
+                <w:sz w:val="18"/>
+              </w:rPr>
+              <w:t xml:space="preserve">El bloqueo se revisa con el responsable de la integración. No se oculta con una validación simulada: se declara, y se repite la prueba cuando el componente esté disponible (riesgos R-02 y R-04 de SICMA-PRY)</w:t>
+            </w:r>
+          </w:p>
+        </w:tc>
+      </w:tr>
+      <w:tr>
+        <w:trPr>
+          <w:cantSplit/>
+        </w:trPr>
+        <w:tc>
+          <w:tcPr>
+            <w:tcW w:w="3980" w:type="dxa"/>
+          </w:tcPr>
+          <w:p>
+            <w:pPr>
+              <w:pStyle w:val="Compact"/>
+              <w:jc w:val="left"/>
+            </w:pPr>
+            <w:r>
+              <w:rPr>
+                <w:sz w:val="18"/>
+              </w:rPr>
+              <w:t xml:space="preserve">La Jefatura y el Administrador se superponen</w:t>
+            </w:r>
+          </w:p>
+        </w:tc>
+        <w:tc>
+          <w:tcPr>
+            <w:tcW w:w="4858" w:type="dxa"/>
+          </w:tcPr>
+          <w:p>
+            <w:pPr>
+              <w:pStyle w:val="Compact"/>
+              <w:jc w:val="left"/>
+            </w:pPr>
+            <w:r>
+              <w:rPr>
+                <w:sz w:val="18"/>
+              </w:rPr>
+              <w:t xml:space="preserve">Se aplica la regla de SICMA-REQ: la Jefatura aprueba y el Administrador asigna</w:t>
+            </w:r>
+          </w:p>
+        </w:tc>
+      </w:tr>
+      <w:tr>
+        <w:trPr>
+          <w:cantSplit/>
+        </w:trPr>
+        <w:tc>
+          <w:tcPr>
+            <w:tcW w:w="3980" w:type="dxa"/>
+          </w:tcPr>
+          <w:p>
+            <w:pPr>
+              <w:pStyle w:val="Compact"/>
+              <w:jc w:val="left"/>
+            </w:pPr>
+            <w:r>
+              <w:rPr>
+                <w:sz w:val="18"/>
+              </w:rPr>
+              <w:t xml:space="preserve">Hay un desacuerdo interno</w:t>
+            </w:r>
+          </w:p>
+        </w:tc>
+        <w:tc>
+          <w:tcPr>
+            <w:tcW w:w="4858" w:type="dxa"/>
+          </w:tcPr>
+          <w:p>
+            <w:pPr>
+              <w:pStyle w:val="Compact"/>
+              <w:jc w:val="left"/>
+            </w:pPr>
+            <w:r>
+              <w:rPr>
+                <w:sz w:val="18"/>
+              </w:rPr>
+              <w:t xml:space="preserve">Se sigue SICMA-RCF: conversación, facilitación, decisión por mayoría y, si afecta una exigencia académica, orientación del docente</w:t>
             </w:r>
           </w:p>
         </w:tc>
       </w:tr>
     </w:tbl>
+    <w:bookmarkEnd w:id="27"/>
+    <w:bookmarkStart w:id="28" w:name="plan-de-comunicación-y-evidencias"/>
     <w:p>
       <w:pPr>
-        <w:pStyle w:val="BodyText"/>
+        <w:pStyle w:val="Heading2"/>
+      </w:pPr>
+      <w:r>
+        <w:t xml:space="preserve">Plan de comunicación y evidencias</w:t>
+      </w:r>
+    </w:p>
+    <w:p>
+      <w:pPr>
+        <w:pStyle w:val="FirstParagraph"/>
         <w:spacing w:line="360" w:lineRule="auto" w:before="160" w:after="0"/>
         <w:ind w:firstLine="709"/>
         <w:jc w:val="both"/>
@@ -5039,45 +4629,7 @@
         <w:rPr>
           <w:sz w:val="22"/>
         </w:rPr>
-        <w:t xml:space="preserve">Las actas registran los participantes reales, los acuerdos, el responsable de cada acción, el plazo y el estado. La coordinación de cada reunión puede rotar entre los tres integrantes: quien coordina consolida los acuerdos y comparte el registro, y los demás revisan que refleje lo conversado. Las observaciones del docente se guardan con su fecha y contexto, sin atribuirle decisiones que no comunicó.</w:t>
-      </w:r>
-    </w:p>
-    <w:p>
-      <w:pPr>
-        <w:pStyle w:val="BodyText"/>
-        <w:spacing w:line="360" w:lineRule="auto" w:before="160" w:after="0"/>
-        <w:ind w:firstLine="709"/>
-        <w:jc w:val="both"/>
-      </w:pPr>
-      <w:r>
-        <w:rPr>
-          <w:sz w:val="22"/>
-        </w:rPr>
-        <w:t xml:space="preserve">Un commit demuestra una modificación, no por sí solo la aprobación del equipo. Mientras no exista una revisión, su estado es Pendiente.</w:t>
-      </w:r>
-    </w:p>
-    <w:p>
-      <w:pPr>
-        <w:pStyle w:val="BodyText"/>
-        <w:spacing w:line="360" w:lineRule="auto" w:before="160" w:after="0"/>
-        <w:ind w:firstLine="709"/>
-        <w:jc w:val="both"/>
-      </w:pPr>
-      <w:r>
-        <w:rPr>
-          <w:sz w:val="22"/>
-        </w:rPr>
-        <w:t xml:space="preserve">Para revisar un entregable, un compañero distinto de su autor representa al rol del escenario, y el registro de revisión indica quién tuvo cada papel.</w:t>
-      </w:r>
-    </w:p>
-    <w:bookmarkEnd w:id="28"/>
-    <w:bookmarkStart w:id="29" w:name="relación-con-los-requerimientos"/>
-    <w:p>
-      <w:pPr>
-        <w:pStyle w:val="Heading2"/>
-      </w:pPr>
-      <w:r>
-        <w:t xml:space="preserve">Relación con los requerimientos</w:t>
+        <w:t xml:space="preserve">Las frecuencias son propuestas de trabajo y no representan reuniones ya realizadas. SICMA-PRY deja abierta la frecuencia de las revisiones (D-06 de ese documento).</w:t>
       </w:r>
     </w:p>
     <w:tbl>
@@ -5096,8 +4648,10 @@
         </w:tblBorders>
       </w:tblPr>
       <w:tblGrid>
-        <w:gridCol w:w="3353"/>
-        <w:gridCol w:w="4562"/>
+        <w:gridCol w:w="1695"/>
+        <w:gridCol w:w="1910"/>
+        <w:gridCol w:w="2815"/>
+        <w:gridCol w:w="2418"/>
       </w:tblGrid>
       <w:tr>
         <w:trPr>
@@ -5106,7 +4660,7 @@
         </w:trPr>
         <w:tc>
           <w:tcPr>
-            <w:tcW w:w="3353" w:type="dxa"/>
+            <w:tcW w:w="1695" w:type="dxa"/>
             <w:shd w:val="clear" w:color="auto" w:fill="D9E2F3"/>
           </w:tcPr>
           <w:p>
@@ -5119,13 +4673,13 @@
                 <w:b/>
                 <w:sz w:val="18"/>
               </w:rPr>
-              <w:t xml:space="preserve">Stakeholder</w:t>
-            </w:r>
-          </w:p>
-        </w:tc>
-        <w:tc>
-          <w:tcPr>
-            <w:tcW w:w="4562" w:type="dxa"/>
+              <w:t xml:space="preserve">Destinatario</w:t>
+            </w:r>
+          </w:p>
+        </w:tc>
+        <w:tc>
+          <w:tcPr>
+            <w:tcW w:w="1910" w:type="dxa"/>
             <w:shd w:val="clear" w:color="auto" w:fill="D9E2F3"/>
           </w:tcPr>
           <w:p>
@@ -5138,309 +4692,342 @@
                 <w:b/>
                 <w:sz w:val="18"/>
               </w:rPr>
-              <w:t xml:space="preserve">Requerimientos que lo involucran</w:t>
-            </w:r>
-          </w:p>
-        </w:tc>
-      </w:tr>
-      <w:tr>
-        <w:trPr>
-          <w:cantSplit/>
-        </w:trPr>
-        <w:tc>
-          <w:tcPr>
-            <w:tcW w:w="3353" w:type="dxa"/>
-          </w:tcPr>
-          <w:p>
-            <w:pPr>
-              <w:pStyle w:val="Compact"/>
-              <w:jc w:val="left"/>
-            </w:pPr>
-            <w:r>
-              <w:rPr>
-                <w:sz w:val="18"/>
-              </w:rPr>
-              <w:t xml:space="preserve">ST-05 Jefatura y key users</w:t>
-            </w:r>
-          </w:p>
-        </w:tc>
-        <w:tc>
-          <w:tcPr>
-            <w:tcW w:w="4562" w:type="dxa"/>
-          </w:tcPr>
-          <w:p>
-            <w:pPr>
-              <w:pStyle w:val="Compact"/>
-              <w:jc w:val="left"/>
-            </w:pPr>
-            <w:r>
-              <w:rPr>
-                <w:sz w:val="18"/>
-              </w:rPr>
-              <w:t xml:space="preserve">RF-INT-03, RF-INT-04, RF-BI-01 y RF-BI-02</w:t>
-            </w:r>
-          </w:p>
-        </w:tc>
-      </w:tr>
-      <w:tr>
-        <w:trPr>
-          <w:cantSplit/>
-        </w:trPr>
-        <w:tc>
-          <w:tcPr>
-            <w:tcW w:w="3353" w:type="dxa"/>
-          </w:tcPr>
-          <w:p>
-            <w:pPr>
-              <w:pStyle w:val="Compact"/>
-              <w:jc w:val="left"/>
-            </w:pPr>
-            <w:r>
-              <w:rPr>
-                <w:sz w:val="18"/>
-              </w:rPr>
-              <w:t xml:space="preserve">ST-06 Administrador</w:t>
-            </w:r>
-          </w:p>
-        </w:tc>
-        <w:tc>
-          <w:tcPr>
-            <w:tcW w:w="4562" w:type="dxa"/>
-          </w:tcPr>
-          <w:p>
-            <w:pPr>
-              <w:pStyle w:val="Compact"/>
-              <w:jc w:val="left"/>
-            </w:pPr>
-            <w:r>
-              <w:rPr>
-                <w:sz w:val="18"/>
-              </w:rPr>
-              <w:t xml:space="preserve">RF-ID-04, RF-ID-05, RF-CAT-01 a RF-CAT-05, RF-AMB-03, RF-ACC-02 y RF-INT-05</w:t>
-            </w:r>
-          </w:p>
-        </w:tc>
-      </w:tr>
-      <w:tr>
-        <w:trPr>
-          <w:cantSplit/>
-        </w:trPr>
-        <w:tc>
-          <w:tcPr>
-            <w:tcW w:w="3353" w:type="dxa"/>
-          </w:tcPr>
-          <w:p>
-            <w:pPr>
-              <w:pStyle w:val="Compact"/>
-              <w:jc w:val="left"/>
-            </w:pPr>
-            <w:r>
-              <w:rPr>
-                <w:sz w:val="18"/>
-              </w:rPr>
-              <w:t xml:space="preserve">ST-07 Técnico</w:t>
-            </w:r>
-          </w:p>
-        </w:tc>
-        <w:tc>
-          <w:tcPr>
-            <w:tcW w:w="4562" w:type="dxa"/>
-          </w:tcPr>
-          <w:p>
-            <w:pPr>
-              <w:pStyle w:val="Compact"/>
-              <w:jc w:val="left"/>
-            </w:pPr>
-            <w:r>
-              <w:rPr>
-                <w:sz w:val="18"/>
-              </w:rPr>
-              <w:t xml:space="preserve">RF-ACT-01 a RF-ACT-04, RF-AMB-01 a RF-AMB-05, RF-INF-02 y RF-INT-06</w:t>
-            </w:r>
-          </w:p>
-        </w:tc>
-      </w:tr>
-      <w:tr>
-        <w:trPr>
-          <w:cantSplit/>
-        </w:trPr>
-        <w:tc>
-          <w:tcPr>
-            <w:tcW w:w="3353" w:type="dxa"/>
-          </w:tcPr>
-          <w:p>
-            <w:pPr>
-              <w:pStyle w:val="Compact"/>
-              <w:jc w:val="left"/>
-            </w:pPr>
-            <w:r>
-              <w:rPr>
-                <w:sz w:val="18"/>
-              </w:rPr>
-              <w:t xml:space="preserve">ST-08 Auditor</w:t>
-            </w:r>
-          </w:p>
-        </w:tc>
-        <w:tc>
-          <w:tcPr>
-            <w:tcW w:w="4562" w:type="dxa"/>
-          </w:tcPr>
-          <w:p>
-            <w:pPr>
-              <w:pStyle w:val="Compact"/>
-              <w:jc w:val="left"/>
-            </w:pPr>
-            <w:r>
-              <w:rPr>
-                <w:sz w:val="18"/>
-              </w:rPr>
-              <w:t xml:space="preserve">RF-ACC-03, RF-BI-01 y RF-BI-02</w:t>
-            </w:r>
-          </w:p>
-        </w:tc>
-      </w:tr>
-      <w:tr>
-        <w:trPr>
-          <w:cantSplit/>
-        </w:trPr>
-        <w:tc>
-          <w:tcPr>
-            <w:tcW w:w="3353" w:type="dxa"/>
-          </w:tcPr>
-          <w:p>
-            <w:pPr>
-              <w:pStyle w:val="Compact"/>
-              <w:jc w:val="left"/>
-            </w:pPr>
-            <w:r>
-              <w:rPr>
-                <w:sz w:val="18"/>
-              </w:rPr>
-              <w:t xml:space="preserve">ST-09 Persona que ingresa</w:t>
-            </w:r>
-          </w:p>
-        </w:tc>
-        <w:tc>
-          <w:tcPr>
-            <w:tcW w:w="4562" w:type="dxa"/>
-          </w:tcPr>
-          <w:p>
-            <w:pPr>
-              <w:pStyle w:val="Compact"/>
-              <w:jc w:val="left"/>
-            </w:pPr>
-            <w:r>
-              <w:rPr>
-                <w:sz w:val="18"/>
-              </w:rPr>
-              <w:t xml:space="preserve">RF-ACC-01</w:t>
-            </w:r>
-          </w:p>
-        </w:tc>
-      </w:tr>
-      <w:tr>
-        <w:trPr>
-          <w:cantSplit/>
-        </w:trPr>
-        <w:tc>
-          <w:tcPr>
-            <w:tcW w:w="3353" w:type="dxa"/>
-          </w:tcPr>
-          <w:p>
-            <w:pPr>
-              <w:pStyle w:val="Compact"/>
-              <w:jc w:val="left"/>
-            </w:pPr>
-            <w:r>
-              <w:rPr>
-                <w:sz w:val="18"/>
-              </w:rPr>
-              <w:t xml:space="preserve">ST-10 Contratistas</w:t>
-            </w:r>
-          </w:p>
-        </w:tc>
-        <w:tc>
-          <w:tcPr>
-            <w:tcW w:w="4562" w:type="dxa"/>
-          </w:tcPr>
-          <w:p>
-            <w:pPr>
-              <w:pStyle w:val="Compact"/>
-              <w:jc w:val="left"/>
-            </w:pPr>
-            <w:r>
-              <w:rPr>
-                <w:sz w:val="18"/>
-              </w:rPr>
-              <w:t xml:space="preserve">RF-ACC-02</w:t>
-            </w:r>
-          </w:p>
-        </w:tc>
-      </w:tr>
-      <w:tr>
-        <w:trPr>
-          <w:cantSplit/>
-        </w:trPr>
-        <w:tc>
-          <w:tcPr>
-            <w:tcW w:w="3353" w:type="dxa"/>
-          </w:tcPr>
-          <w:p>
-            <w:pPr>
-              <w:pStyle w:val="Compact"/>
-              <w:jc w:val="left"/>
-            </w:pPr>
-            <w:r>
-              <w:rPr>
-                <w:sz w:val="18"/>
-              </w:rPr>
-              <w:t xml:space="preserve">ST-11 Solicitante</w:t>
-            </w:r>
-          </w:p>
-        </w:tc>
-        <w:tc>
-          <w:tcPr>
-            <w:tcW w:w="4562" w:type="dxa"/>
-          </w:tcPr>
-          <w:p>
-            <w:pPr>
-              <w:pStyle w:val="Compact"/>
-              <w:jc w:val="left"/>
-            </w:pPr>
-            <w:r>
-              <w:rPr>
-                <w:sz w:val="18"/>
-              </w:rPr>
-              <w:t xml:space="preserve">RF-INT-01, RF-INT-02 y RF-INT-04</w:t>
+              <w:t xml:space="preserve">Frecuencia</w:t>
+            </w:r>
+          </w:p>
+        </w:tc>
+        <w:tc>
+          <w:tcPr>
+            <w:tcW w:w="2815" w:type="dxa"/>
+            <w:shd w:val="clear" w:color="auto" w:fill="D9E2F3"/>
+          </w:tcPr>
+          <w:p>
+            <w:pPr>
+              <w:pStyle w:val="Compact"/>
+              <w:jc w:val="left"/>
+            </w:pPr>
+            <w:r>
+              <w:rPr>
+                <w:b/>
+                <w:sz w:val="18"/>
+              </w:rPr>
+              <w:t xml:space="preserve">Contenido y medio</w:t>
+            </w:r>
+          </w:p>
+        </w:tc>
+        <w:tc>
+          <w:tcPr>
+            <w:tcW w:w="2418" w:type="dxa"/>
+            <w:shd w:val="clear" w:color="auto" w:fill="D9E2F3"/>
+          </w:tcPr>
+          <w:p>
+            <w:pPr>
+              <w:pStyle w:val="Compact"/>
+              <w:jc w:val="left"/>
+            </w:pPr>
+            <w:r>
+              <w:rPr>
+                <w:b/>
+                <w:sz w:val="18"/>
+              </w:rPr>
+              <w:t xml:space="preserve">Evidencia</w:t>
+            </w:r>
+          </w:p>
+        </w:tc>
+      </w:tr>
+      <w:tr>
+        <w:trPr>
+          <w:cantSplit/>
+        </w:trPr>
+        <w:tc>
+          <w:tcPr>
+            <w:tcW w:w="1695" w:type="dxa"/>
+          </w:tcPr>
+          <w:p>
+            <w:pPr>
+              <w:pStyle w:val="Compact"/>
+              <w:jc w:val="left"/>
+            </w:pPr>
+            <w:r>
+              <w:rPr>
+                <w:sz w:val="18"/>
+              </w:rPr>
+              <w:t xml:space="preserve">Equipo (ST-01 a ST-03)</w:t>
+            </w:r>
+          </w:p>
+        </w:tc>
+        <w:tc>
+          <w:tcPr>
+            <w:tcW w:w="1910" w:type="dxa"/>
+          </w:tcPr>
+          <w:p>
+            <w:pPr>
+              <w:pStyle w:val="Compact"/>
+              <w:jc w:val="left"/>
+            </w:pPr>
+            <w:r>
+              <w:rPr>
+                <w:sz w:val="18"/>
+              </w:rPr>
+              <w:t xml:space="preserve">Semanal y ante bloqueos</w:t>
+            </w:r>
+          </w:p>
+        </w:tc>
+        <w:tc>
+          <w:tcPr>
+            <w:tcW w:w="2815" w:type="dxa"/>
+          </w:tcPr>
+          <w:p>
+            <w:pPr>
+              <w:pStyle w:val="Compact"/>
+              <w:jc w:val="left"/>
+            </w:pPr>
+            <w:r>
+              <w:rPr>
+                <w:sz w:val="18"/>
+              </w:rPr>
+              <w:t xml:space="preserve">Reunión breve y revisión de las tareas; avances, dependencias, acuerdos y próximos pasos</w:t>
+            </w:r>
+          </w:p>
+        </w:tc>
+        <w:tc>
+          <w:tcPr>
+            <w:tcW w:w="2418" w:type="dxa"/>
+          </w:tcPr>
+          <w:p>
+            <w:pPr>
+              <w:pStyle w:val="Compact"/>
+              <w:jc w:val="left"/>
+            </w:pPr>
+            <w:r>
+              <w:rPr>
+                <w:sz w:val="18"/>
+              </w:rPr>
+              <w:t xml:space="preserve">Acta y referencias a los issues o commits pertinentes</w:t>
+            </w:r>
+          </w:p>
+        </w:tc>
+      </w:tr>
+      <w:tr>
+        <w:trPr>
+          <w:cantSplit/>
+        </w:trPr>
+        <w:tc>
+          <w:tcPr>
+            <w:tcW w:w="1695" w:type="dxa"/>
+          </w:tcPr>
+          <w:p>
+            <w:pPr>
+              <w:pStyle w:val="Compact"/>
+              <w:jc w:val="left"/>
+            </w:pPr>
+            <w:r>
+              <w:rPr>
+                <w:sz w:val="18"/>
+              </w:rPr>
+              <w:t xml:space="preserve">Docente guía (ST-04)</w:t>
+            </w:r>
+          </w:p>
+        </w:tc>
+        <w:tc>
+          <w:tcPr>
+            <w:tcW w:w="1910" w:type="dxa"/>
+          </w:tcPr>
+          <w:p>
+            <w:pPr>
+              <w:pStyle w:val="Compact"/>
+              <w:jc w:val="left"/>
+            </w:pPr>
+            <w:r>
+              <w:rPr>
+                <w:sz w:val="18"/>
+              </w:rPr>
+              <w:t xml:space="preserve">Según las clases y los hitos de evaluación</w:t>
+            </w:r>
+          </w:p>
+        </w:tc>
+        <w:tc>
+          <w:tcPr>
+            <w:tcW w:w="2815" w:type="dxa"/>
+          </w:tcPr>
+          <w:p>
+            <w:pPr>
+              <w:pStyle w:val="Compact"/>
+              <w:jc w:val="left"/>
+            </w:pPr>
+            <w:r>
+              <w:rPr>
+                <w:sz w:val="18"/>
+              </w:rPr>
+              <w:t xml:space="preserve">Avance resumido, dudas específicas y entregables, por el canal de la asignatura</w:t>
+            </w:r>
+          </w:p>
+        </w:tc>
+        <w:tc>
+          <w:tcPr>
+            <w:tcW w:w="2418" w:type="dxa"/>
+          </w:tcPr>
+          <w:p>
+            <w:pPr>
+              <w:pStyle w:val="Compact"/>
+              <w:jc w:val="left"/>
+            </w:pPr>
+            <w:r>
+              <w:rPr>
+                <w:sz w:val="18"/>
+              </w:rPr>
+              <w:t xml:space="preserve">Retroalimentación recibida y estado de su atención</w:t>
+            </w:r>
+          </w:p>
+        </w:tc>
+      </w:tr>
+      <w:tr>
+        <w:trPr>
+          <w:cantSplit/>
+        </w:trPr>
+        <w:tc>
+          <w:tcPr>
+            <w:tcW w:w="1695" w:type="dxa"/>
+          </w:tcPr>
+          <w:p>
+            <w:pPr>
+              <w:pStyle w:val="Compact"/>
+              <w:jc w:val="left"/>
+            </w:pPr>
+            <w:r>
+              <w:rPr>
+                <w:sz w:val="18"/>
+              </w:rPr>
+              <w:t xml:space="preserve">Roles del escenario (ST-05 a ST-11)</w:t>
+            </w:r>
+          </w:p>
+        </w:tc>
+        <w:tc>
+          <w:tcPr>
+            <w:tcW w:w="1910" w:type="dxa"/>
+          </w:tcPr>
+          <w:p>
+            <w:pPr>
+              <w:pStyle w:val="Compact"/>
+              <w:jc w:val="left"/>
+            </w:pPr>
+            <w:r>
+              <w:rPr>
+                <w:sz w:val="18"/>
+              </w:rPr>
+              <w:t xml:space="preserve">Al cerrar cada flujo principal</w:t>
+            </w:r>
+          </w:p>
+        </w:tc>
+        <w:tc>
+          <w:tcPr>
+            <w:tcW w:w="2815" w:type="dxa"/>
+          </w:tcPr>
+          <w:p>
+            <w:pPr>
+              <w:pStyle w:val="Compact"/>
+              <w:jc w:val="left"/>
+            </w:pPr>
+            <w:r>
+              <w:rPr>
+                <w:sz w:val="18"/>
+              </w:rPr>
+              <w:t xml:space="preserve">Demostración en el laboratorio y recorrido guiado por un compañero, con los resultados esperados y los observados</w:t>
+            </w:r>
+          </w:p>
+        </w:tc>
+        <w:tc>
+          <w:tcPr>
+            <w:tcW w:w="2418" w:type="dxa"/>
+          </w:tcPr>
+          <w:p>
+            <w:pPr>
+              <w:pStyle w:val="Compact"/>
+              <w:jc w:val="left"/>
+            </w:pPr>
+            <w:r>
+              <w:rPr>
+                <w:sz w:val="18"/>
+              </w:rPr>
+              <w:t xml:space="preserve">Registro de revisión y capturas con datos ficticios</w:t>
+            </w:r>
+          </w:p>
+        </w:tc>
+      </w:tr>
+      <w:tr>
+        <w:trPr>
+          <w:cantSplit/>
+        </w:trPr>
+        <w:tc>
+          <w:tcPr>
+            <w:tcW w:w="1695" w:type="dxa"/>
+          </w:tcPr>
+          <w:p>
+            <w:pPr>
+              <w:pStyle w:val="Compact"/>
+              <w:jc w:val="left"/>
+            </w:pPr>
+            <w:r>
+              <w:rPr>
+                <w:sz w:val="18"/>
+              </w:rPr>
+              <w:t xml:space="preserve">Equipo</w:t>
+            </w:r>
+          </w:p>
+        </w:tc>
+        <w:tc>
+          <w:tcPr>
+            <w:tcW w:w="1910" w:type="dxa"/>
+          </w:tcPr>
+          <w:p>
+            <w:pPr>
+              <w:pStyle w:val="Compact"/>
+              <w:jc w:val="left"/>
+            </w:pPr>
+            <w:r>
+              <w:rPr>
+                <w:sz w:val="18"/>
+              </w:rPr>
+              <w:t xml:space="preserve">Antes de cada entrega</w:t>
+            </w:r>
+          </w:p>
+        </w:tc>
+        <w:tc>
+          <w:tcPr>
+            <w:tcW w:w="2815" w:type="dxa"/>
+          </w:tcPr>
+          <w:p>
+            <w:pPr>
+              <w:pStyle w:val="Compact"/>
+              <w:jc w:val="left"/>
+            </w:pPr>
+            <w:r>
+              <w:rPr>
+                <w:sz w:val="18"/>
+              </w:rPr>
+              <w:t xml:space="preserve">Revisión de consistencia, requisitos cubiertos y observaciones pendientes</w:t>
+            </w:r>
+          </w:p>
+        </w:tc>
+        <w:tc>
+          <w:tcPr>
+            <w:tcW w:w="2418" w:type="dxa"/>
+          </w:tcPr>
+          <w:p>
+            <w:pPr>
+              <w:pStyle w:val="Compact"/>
+              <w:jc w:val="left"/>
+            </w:pPr>
+            <w:r>
+              <w:rPr>
+                <w:sz w:val="18"/>
+              </w:rPr>
+              <w:t xml:space="preserve">Lista de revisión y versión identificable en GitHub</w:t>
             </w:r>
           </w:p>
         </w:tc>
       </w:tr>
     </w:tbl>
-    <w:bookmarkEnd w:id="29"/>
-    <w:bookmarkStart w:id="30" w:name="seguimiento-y-control-del-registro"/>
-    <w:p>
-      <w:pPr>
-        <w:pStyle w:val="Heading2"/>
-      </w:pPr>
-      <w:r>
-        <w:t xml:space="preserve">Seguimiento y control del registro</w:t>
-      </w:r>
-    </w:p>
-    <w:p>
-      <w:pPr>
-        <w:pStyle w:val="FirstParagraph"/>
-        <w:spacing w:line="360" w:lineRule="auto" w:before="160" w:after="0"/>
-        <w:ind w:firstLine="709"/>
-        <w:jc w:val="both"/>
-      </w:pPr>
-      <w:r>
-        <w:rPr>
-          <w:sz w:val="22"/>
-        </w:rPr>
-        <w:t xml:space="preserve">Los tres integrantes revisan este documento en cada hito y cuando cambia el alcance, aparece un interesado real o se modifica una responsabilidad. La versión siguiente indica qué cambió y por qué. No se alteran evidencias anteriores para aparentar una aprobación retrospectiva.</w:t>
-      </w:r>
-    </w:p>
     <w:p>
       <w:pPr>
         <w:pStyle w:val="BodyText"/>
@@ -5450,23 +5037,47 @@
       </w:pPr>
       <w:r>
         <w:rPr>
-          <w:bCs/>
-          <w:b/>
           <w:sz w:val="22"/>
         </w:rPr>
-        <w:t xml:space="preserve">Tratamiento de una observación.</w:t>
-      </w:r>
+        <w:t xml:space="preserve">Las actas registran los participantes reales, los acuerdos, el responsable de cada acción, el plazo y el estado. La coordinación de cada reunión puede rotar entre los tres integrantes: quien coordina consolida los acuerdos y comparte el registro, y los demás revisan que refleje lo conversado. Las observaciones del docente se guardan con su fecha y contexto, sin atribuirle decisiones que no comunicó.</w:t>
+      </w:r>
+    </w:p>
+    <w:p>
+      <w:pPr>
+        <w:pStyle w:val="BodyText"/>
+        <w:spacing w:line="360" w:lineRule="auto" w:before="160" w:after="0"/>
+        <w:ind w:firstLine="709"/>
+        <w:jc w:val="both"/>
+      </w:pPr>
       <w:r>
         <w:rPr>
           <w:sz w:val="22"/>
         </w:rPr>
-        <w:t xml:space="preserve"> </w:t>
-      </w:r>
+        <w:t xml:space="preserve">Un commit demuestra una modificación, no por sí solo la aprobación del equipo. Mientras no exista una revisión, su estado es Pendiente.</w:t>
+      </w:r>
+    </w:p>
+    <w:p>
+      <w:pPr>
+        <w:pStyle w:val="BodyText"/>
+        <w:spacing w:line="360" w:lineRule="auto" w:before="160" w:after="0"/>
+        <w:ind w:firstLine="709"/>
+        <w:jc w:val="both"/>
+      </w:pPr>
       <w:r>
         <w:rPr>
           <w:sz w:val="22"/>
         </w:rPr>
-        <w:t xml:space="preserve">Se registra el stakeholder, la fecha, el requisito o la pantalla afectada, la descripción y la evidencia. Se evalúa su efecto en el alcance, el plazo y las dependencias. El equipo acuerda aceptar, ajustar, posponer o rechazar, con su motivo, asigna un responsable y una fecha, y comprueba el resultado antes de cerrar.</w:t>
+        <w:t xml:space="preserve">Para revisar un entregable, un compañero distinto de su autor representa al rol del escenario, y el registro de revisión indica quién tuvo cada papel.</w:t>
+      </w:r>
+    </w:p>
+    <w:bookmarkEnd w:id="28"/>
+    <w:bookmarkStart w:id="29" w:name="relación-con-los-requerimientos"/>
+    <w:p>
+      <w:pPr>
+        <w:pStyle w:val="Heading2"/>
+      </w:pPr>
+      <w:r>
+        <w:t xml:space="preserve">Relación con los requerimientos</w:t>
       </w:r>
     </w:p>
     <w:tbl>
@@ -5485,8 +5096,8 @@
         </w:tblBorders>
       </w:tblPr>
       <w:tblGrid>
-        <w:gridCol w:w="2692"/>
-        <w:gridCol w:w="5223"/>
+        <w:gridCol w:w="3744"/>
+        <w:gridCol w:w="5094"/>
       </w:tblGrid>
       <w:tr>
         <w:trPr>
@@ -5495,7 +5106,7 @@
         </w:trPr>
         <w:tc>
           <w:tcPr>
-            <w:tcW w:w="2692" w:type="dxa"/>
+            <w:tcW w:w="3744" w:type="dxa"/>
             <w:shd w:val="clear" w:color="auto" w:fill="D9E2F3"/>
           </w:tcPr>
           <w:p>
@@ -5508,13 +5119,13 @@
                 <w:b/>
                 <w:sz w:val="18"/>
               </w:rPr>
-              <w:t xml:space="preserve">Control</w:t>
-            </w:r>
-          </w:p>
-        </w:tc>
-        <w:tc>
-          <w:tcPr>
-            <w:tcW w:w="5223" w:type="dxa"/>
+              <w:t xml:space="preserve">Stakeholder</w:t>
+            </w:r>
+          </w:p>
+        </w:tc>
+        <w:tc>
+          <w:tcPr>
+            <w:tcW w:w="5094" w:type="dxa"/>
             <w:shd w:val="clear" w:color="auto" w:fill="D9E2F3"/>
           </w:tcPr>
           <w:p>
@@ -5527,176 +5138,335 @@
                 <w:b/>
                 <w:sz w:val="18"/>
               </w:rPr>
-              <w:t xml:space="preserve">Criterio de revisión</w:t>
-            </w:r>
-          </w:p>
-        </w:tc>
-      </w:tr>
-      <w:tr>
-        <w:trPr>
-          <w:cantSplit/>
-        </w:trPr>
-        <w:tc>
-          <w:tcPr>
-            <w:tcW w:w="2692" w:type="dxa"/>
-          </w:tcPr>
-          <w:p>
-            <w:pPr>
-              <w:pStyle w:val="Compact"/>
-              <w:jc w:val="left"/>
-            </w:pPr>
-            <w:r>
-              <w:rPr>
-                <w:sz w:val="18"/>
-              </w:rPr>
-              <w:t xml:space="preserve">Cobertura de roles</w:t>
-            </w:r>
-          </w:p>
-        </w:tc>
-        <w:tc>
-          <w:tcPr>
-            <w:tcW w:w="5223" w:type="dxa"/>
-          </w:tcPr>
-          <w:p>
-            <w:pPr>
-              <w:pStyle w:val="Compact"/>
-              <w:jc w:val="left"/>
-            </w:pPr>
-            <w:r>
-              <w:rPr>
-                <w:sz w:val="18"/>
-              </w:rPr>
-              <w:t xml:space="preserve">Cada rol del escenario participa en al menos un recorrido documentado antes de la entrega final</w:t>
-            </w:r>
-          </w:p>
-        </w:tc>
-      </w:tr>
-      <w:tr>
-        <w:trPr>
-          <w:cantSplit/>
-        </w:trPr>
-        <w:tc>
-          <w:tcPr>
-            <w:tcW w:w="2692" w:type="dxa"/>
-          </w:tcPr>
-          <w:p>
-            <w:pPr>
-              <w:pStyle w:val="Compact"/>
-              <w:jc w:val="left"/>
-            </w:pPr>
-            <w:r>
-              <w:rPr>
-                <w:sz w:val="18"/>
-              </w:rPr>
-              <w:t xml:space="preserve">Observaciones</w:t>
-            </w:r>
-          </w:p>
-        </w:tc>
-        <w:tc>
-          <w:tcPr>
-            <w:tcW w:w="5223" w:type="dxa"/>
-          </w:tcPr>
-          <w:p>
-            <w:pPr>
-              <w:pStyle w:val="Compact"/>
-              <w:jc w:val="left"/>
-            </w:pPr>
-            <w:r>
-              <w:rPr>
-                <w:sz w:val="18"/>
-              </w:rPr>
-              <w:t xml:space="preserve">Toda observación aceptada tiene responsable, plazo y estado; las pendientes quedan visibles</w:t>
-            </w:r>
-          </w:p>
-        </w:tc>
-      </w:tr>
-      <w:tr>
-        <w:trPr>
-          <w:cantSplit/>
-        </w:trPr>
-        <w:tc>
-          <w:tcPr>
-            <w:tcW w:w="2692" w:type="dxa"/>
-          </w:tcPr>
-          <w:p>
-            <w:pPr>
-              <w:pStyle w:val="Compact"/>
-              <w:jc w:val="left"/>
-            </w:pPr>
-            <w:r>
-              <w:rPr>
-                <w:sz w:val="18"/>
-              </w:rPr>
-              <w:t xml:space="preserve">Decisiones</w:t>
-            </w:r>
-          </w:p>
-        </w:tc>
-        <w:tc>
-          <w:tcPr>
-            <w:tcW w:w="5223" w:type="dxa"/>
-          </w:tcPr>
-          <w:p>
-            <w:pPr>
-              <w:pStyle w:val="Compact"/>
-              <w:jc w:val="left"/>
-            </w:pPr>
-            <w:r>
-              <w:rPr>
-                <w:sz w:val="18"/>
-              </w:rPr>
-              <w:t xml:space="preserve">Todo cambio de alcance aceptado conserva su motivo y la referencia a los documentos afectados</w:t>
-            </w:r>
-          </w:p>
-        </w:tc>
-      </w:tr>
-      <w:tr>
-        <w:trPr>
-          <w:cantSplit/>
-        </w:trPr>
-        <w:tc>
-          <w:tcPr>
-            <w:tcW w:w="2692" w:type="dxa"/>
-          </w:tcPr>
-          <w:p>
-            <w:pPr>
-              <w:pStyle w:val="Compact"/>
-              <w:jc w:val="left"/>
-            </w:pPr>
-            <w:r>
-              <w:rPr>
-                <w:sz w:val="18"/>
-              </w:rPr>
-              <w:t xml:space="preserve">Retroalimentación</w:t>
-            </w:r>
-          </w:p>
-        </w:tc>
-        <w:tc>
-          <w:tcPr>
-            <w:tcW w:w="5223" w:type="dxa"/>
-          </w:tcPr>
-          <w:p>
-            <w:pPr>
-              <w:pStyle w:val="Compact"/>
-              <w:jc w:val="left"/>
-            </w:pPr>
-            <w:r>
-              <w:rPr>
-                <w:sz w:val="18"/>
-              </w:rPr>
-              <w:t xml:space="preserve">Cada comentario del docente registra su tratamiento, y no implica aprobación automática</w:t>
+              <w:t xml:space="preserve">Requerimientos que lo involucran</w:t>
+            </w:r>
+          </w:p>
+        </w:tc>
+      </w:tr>
+      <w:tr>
+        <w:trPr>
+          <w:cantSplit/>
+        </w:trPr>
+        <w:tc>
+          <w:tcPr>
+            <w:tcW w:w="3744" w:type="dxa"/>
+          </w:tcPr>
+          <w:p>
+            <w:pPr>
+              <w:pStyle w:val="Compact"/>
+              <w:jc w:val="left"/>
+            </w:pPr>
+            <w:r>
+              <w:rPr>
+                <w:sz w:val="18"/>
+              </w:rPr>
+              <w:t xml:space="preserve">ST-05 Jefatura y key users</w:t>
+            </w:r>
+          </w:p>
+        </w:tc>
+        <w:tc>
+          <w:tcPr>
+            <w:tcW w:w="5094" w:type="dxa"/>
+          </w:tcPr>
+          <w:p>
+            <w:pPr>
+              <w:pStyle w:val="Compact"/>
+              <w:jc w:val="left"/>
+            </w:pPr>
+            <w:r>
+              <w:rPr>
+                <w:sz w:val="18"/>
+              </w:rPr>
+              <w:t xml:space="preserve">RF-INT-03, RF-INT-04, RF-BI-01 y RF-BI-02</w:t>
+            </w:r>
+          </w:p>
+        </w:tc>
+      </w:tr>
+      <w:tr>
+        <w:trPr>
+          <w:cantSplit/>
+        </w:trPr>
+        <w:tc>
+          <w:tcPr>
+            <w:tcW w:w="3744" w:type="dxa"/>
+          </w:tcPr>
+          <w:p>
+            <w:pPr>
+              <w:pStyle w:val="Compact"/>
+              <w:jc w:val="left"/>
+            </w:pPr>
+            <w:r>
+              <w:rPr>
+                <w:sz w:val="18"/>
+              </w:rPr>
+              <w:t xml:space="preserve">ST-06 Administrador</w:t>
+            </w:r>
+          </w:p>
+        </w:tc>
+        <w:tc>
+          <w:tcPr>
+            <w:tcW w:w="5094" w:type="dxa"/>
+          </w:tcPr>
+          <w:p>
+            <w:pPr>
+              <w:pStyle w:val="Compact"/>
+              <w:jc w:val="left"/>
+            </w:pPr>
+            <w:r>
+              <w:rPr>
+                <w:sz w:val="18"/>
+              </w:rPr>
+              <w:t xml:space="preserve">RF-ID-04, RF-ID-05, RF-CAT-01 a RF-CAT-05, RF-AMB-03, RF-ACC-02 y RF-INT-05</w:t>
+            </w:r>
+          </w:p>
+        </w:tc>
+      </w:tr>
+      <w:tr>
+        <w:trPr>
+          <w:cantSplit/>
+        </w:trPr>
+        <w:tc>
+          <w:tcPr>
+            <w:tcW w:w="3744" w:type="dxa"/>
+          </w:tcPr>
+          <w:p>
+            <w:pPr>
+              <w:pStyle w:val="Compact"/>
+              <w:jc w:val="left"/>
+            </w:pPr>
+            <w:r>
+              <w:rPr>
+                <w:sz w:val="18"/>
+              </w:rPr>
+              <w:t xml:space="preserve">ST-07 Técnico</w:t>
+            </w:r>
+          </w:p>
+        </w:tc>
+        <w:tc>
+          <w:tcPr>
+            <w:tcW w:w="5094" w:type="dxa"/>
+          </w:tcPr>
+          <w:p>
+            <w:pPr>
+              <w:pStyle w:val="Compact"/>
+              <w:jc w:val="left"/>
+            </w:pPr>
+            <w:r>
+              <w:rPr>
+                <w:sz w:val="18"/>
+              </w:rPr>
+              <w:t xml:space="preserve">RF-ACT-01 a RF-ACT-04, RF-AMB-01 a RF-AMB-05, RF-INF-02 y RF-INT-06</w:t>
+            </w:r>
+          </w:p>
+        </w:tc>
+      </w:tr>
+      <w:tr>
+        <w:trPr>
+          <w:cantSplit/>
+        </w:trPr>
+        <w:tc>
+          <w:tcPr>
+            <w:tcW w:w="3744" w:type="dxa"/>
+          </w:tcPr>
+          <w:p>
+            <w:pPr>
+              <w:pStyle w:val="Compact"/>
+              <w:jc w:val="left"/>
+            </w:pPr>
+            <w:r>
+              <w:rPr>
+                <w:sz w:val="18"/>
+              </w:rPr>
+              <w:t xml:space="preserve">ST-08 Auditor</w:t>
+            </w:r>
+          </w:p>
+        </w:tc>
+        <w:tc>
+          <w:tcPr>
+            <w:tcW w:w="5094" w:type="dxa"/>
+          </w:tcPr>
+          <w:p>
+            <w:pPr>
+              <w:pStyle w:val="Compact"/>
+              <w:jc w:val="left"/>
+            </w:pPr>
+            <w:r>
+              <w:rPr>
+                <w:sz w:val="18"/>
+              </w:rPr>
+              <w:t xml:space="preserve">RF-ACC-03, RF-BI-01 y RF-BI-02</w:t>
+            </w:r>
+          </w:p>
+        </w:tc>
+      </w:tr>
+      <w:tr>
+        <w:trPr>
+          <w:cantSplit/>
+        </w:trPr>
+        <w:tc>
+          <w:tcPr>
+            <w:tcW w:w="3744" w:type="dxa"/>
+          </w:tcPr>
+          <w:p>
+            <w:pPr>
+              <w:pStyle w:val="Compact"/>
+              <w:jc w:val="left"/>
+            </w:pPr>
+            <w:r>
+              <w:rPr>
+                <w:sz w:val="18"/>
+              </w:rPr>
+              <w:t xml:space="preserve">ST-09 Persona que ingresa</w:t>
+            </w:r>
+          </w:p>
+        </w:tc>
+        <w:tc>
+          <w:tcPr>
+            <w:tcW w:w="5094" w:type="dxa"/>
+          </w:tcPr>
+          <w:p>
+            <w:pPr>
+              <w:pStyle w:val="Compact"/>
+              <w:jc w:val="left"/>
+            </w:pPr>
+            <w:r>
+              <w:rPr>
+                <w:sz w:val="18"/>
+              </w:rPr>
+              <w:t xml:space="preserve">RF-ACC-01</w:t>
+            </w:r>
+          </w:p>
+        </w:tc>
+      </w:tr>
+      <w:tr>
+        <w:trPr>
+          <w:cantSplit/>
+        </w:trPr>
+        <w:tc>
+          <w:tcPr>
+            <w:tcW w:w="3744" w:type="dxa"/>
+          </w:tcPr>
+          <w:p>
+            <w:pPr>
+              <w:pStyle w:val="Compact"/>
+              <w:jc w:val="left"/>
+            </w:pPr>
+            <w:r>
+              <w:rPr>
+                <w:sz w:val="18"/>
+              </w:rPr>
+              <w:t xml:space="preserve">ST-10 Contratistas</w:t>
+            </w:r>
+          </w:p>
+        </w:tc>
+        <w:tc>
+          <w:tcPr>
+            <w:tcW w:w="5094" w:type="dxa"/>
+          </w:tcPr>
+          <w:p>
+            <w:pPr>
+              <w:pStyle w:val="Compact"/>
+              <w:jc w:val="left"/>
+            </w:pPr>
+            <w:r>
+              <w:rPr>
+                <w:sz w:val="18"/>
+              </w:rPr>
+              <w:t xml:space="preserve">RF-ACC-02</w:t>
+            </w:r>
+          </w:p>
+        </w:tc>
+      </w:tr>
+      <w:tr>
+        <w:trPr>
+          <w:cantSplit/>
+        </w:trPr>
+        <w:tc>
+          <w:tcPr>
+            <w:tcW w:w="3744" w:type="dxa"/>
+          </w:tcPr>
+          <w:p>
+            <w:pPr>
+              <w:pStyle w:val="Compact"/>
+              <w:jc w:val="left"/>
+            </w:pPr>
+            <w:r>
+              <w:rPr>
+                <w:sz w:val="18"/>
+              </w:rPr>
+              <w:t xml:space="preserve">ST-11 Solicitante</w:t>
+            </w:r>
+          </w:p>
+        </w:tc>
+        <w:tc>
+          <w:tcPr>
+            <w:tcW w:w="5094" w:type="dxa"/>
+          </w:tcPr>
+          <w:p>
+            <w:pPr>
+              <w:pStyle w:val="Compact"/>
+              <w:jc w:val="left"/>
+            </w:pPr>
+            <w:r>
+              <w:rPr>
+                <w:sz w:val="18"/>
+              </w:rPr>
+              <w:t xml:space="preserve">RF-INT-01, RF-INT-02 y RF-INT-04</w:t>
             </w:r>
           </w:p>
         </w:tc>
       </w:tr>
     </w:tbl>
-    <w:bookmarkEnd w:id="30"/>
-    <w:bookmarkStart w:id="31" w:name="trazabilidad"/>
+    <w:bookmarkEnd w:id="29"/>
+    <w:bookmarkStart w:id="30" w:name="seguimiento-y-control-del-registro"/>
     <w:p>
       <w:pPr>
         <w:pStyle w:val="Heading2"/>
       </w:pPr>
       <w:r>
-        <w:t xml:space="preserve">Trazabilidad</w:t>
+        <w:t xml:space="preserve">Seguimiento y control del registro</w:t>
+      </w:r>
+    </w:p>
+    <w:p>
+      <w:pPr>
+        <w:pStyle w:val="FirstParagraph"/>
+        <w:spacing w:line="360" w:lineRule="auto" w:before="160" w:after="0"/>
+        <w:ind w:firstLine="709"/>
+        <w:jc w:val="both"/>
+      </w:pPr>
+      <w:r>
+        <w:rPr>
+          <w:sz w:val="22"/>
+        </w:rPr>
+        <w:t xml:space="preserve">Los tres integrantes revisan este documento en cada hito y cuando cambia el alcance, aparece un interesado real o se modifica una responsabilidad. La versión siguiente indica qué cambió y por qué. No se alteran evidencias anteriores para aparentar una aprobación retrospectiva.</w:t>
+      </w:r>
+    </w:p>
+    <w:p>
+      <w:pPr>
+        <w:pStyle w:val="BodyText"/>
+        <w:spacing w:line="360" w:lineRule="auto" w:before="160" w:after="0"/>
+        <w:ind w:firstLine="709"/>
+        <w:jc w:val="both"/>
+      </w:pPr>
+      <w:r>
+        <w:rPr>
+          <w:bCs/>
+          <w:b/>
+          <w:sz w:val="22"/>
+        </w:rPr>
+        <w:t xml:space="preserve">Tratamiento de una observación.</w:t>
+      </w:r>
+      <w:r>
+        <w:rPr>
+          <w:sz w:val="22"/>
+        </w:rPr>
+        <w:t xml:space="preserve"> </w:t>
+      </w:r>
+      <w:r>
+        <w:rPr>
+          <w:sz w:val="22"/>
+        </w:rPr>
+        <w:t xml:space="preserve">Se registra el stakeholder, la fecha, el requisito o la pantalla afectada, la descripción y la evidencia. Se evalúa su efecto en el alcance, el plazo y las dependencias. El equipo acuerda aceptar, ajustar, posponer o rechazar, con su motivo, asigna un responsable y una fecha, y comprueba el resultado antes de cerrar.</w:t>
       </w:r>
     </w:p>
     <w:tbl>
@@ -5715,8 +5485,8 @@
         </w:tblBorders>
       </w:tblPr>
       <w:tblGrid>
-        <w:gridCol w:w="3351"/>
-        <w:gridCol w:w="4564"/>
+        <w:gridCol w:w="3006"/>
+        <w:gridCol w:w="5832"/>
       </w:tblGrid>
       <w:tr>
         <w:trPr>
@@ -5725,7 +5495,7 @@
         </w:trPr>
         <w:tc>
           <w:tcPr>
-            <w:tcW w:w="3351" w:type="dxa"/>
+            <w:tcW w:w="3006" w:type="dxa"/>
             <w:shd w:val="clear" w:color="auto" w:fill="D9E2F3"/>
           </w:tcPr>
           <w:p>
@@ -5738,13 +5508,13 @@
                 <w:b/>
                 <w:sz w:val="18"/>
               </w:rPr>
-              <w:t xml:space="preserve">Origen</w:t>
-            </w:r>
-          </w:p>
-        </w:tc>
-        <w:tc>
-          <w:tcPr>
-            <w:tcW w:w="4564" w:type="dxa"/>
+              <w:t xml:space="preserve">Control</w:t>
+            </w:r>
+          </w:p>
+        </w:tc>
+        <w:tc>
+          <w:tcPr>
+            <w:tcW w:w="5832" w:type="dxa"/>
             <w:shd w:val="clear" w:color="auto" w:fill="D9E2F3"/>
           </w:tcPr>
           <w:p>
@@ -5757,215 +5527,176 @@
                 <w:b/>
                 <w:sz w:val="18"/>
               </w:rPr>
-              <w:t xml:space="preserve">Se usa en este documento</w:t>
-            </w:r>
-          </w:p>
-        </w:tc>
-      </w:tr>
-      <w:tr>
-        <w:trPr>
-          <w:cantSplit/>
-        </w:trPr>
-        <w:tc>
-          <w:tcPr>
-            <w:tcW w:w="3351" w:type="dxa"/>
-          </w:tcPr>
-          <w:p>
-            <w:pPr>
-              <w:pStyle w:val="Compact"/>
-              <w:jc w:val="left"/>
-            </w:pPr>
-            <w:r>
-              <w:rPr>
-                <w:sz w:val="18"/>
-              </w:rPr>
-              <w:t xml:space="preserve">Documento Gestión de stakeholders de la Fase 1, versión 1.1</w:t>
-            </w:r>
-          </w:p>
-        </w:tc>
-        <w:tc>
-          <w:tcPr>
-            <w:tcW w:w="4564" w:type="dxa"/>
-          </w:tcPr>
-          <w:p>
-            <w:pPr>
-              <w:pStyle w:val="Compact"/>
-              <w:jc w:val="left"/>
-            </w:pPr>
-            <w:r>
-              <w:rPr>
-                <w:sz w:val="18"/>
-              </w:rPr>
-              <w:t xml:space="preserve">Lista de stakeholders, valoraciones, plan de comunicación y criterios de seguimiento</w:t>
-            </w:r>
-          </w:p>
-        </w:tc>
-      </w:tr>
-      <w:tr>
-        <w:trPr>
-          <w:cantSplit/>
-        </w:trPr>
-        <w:tc>
-          <w:tcPr>
-            <w:tcW w:w="3351" w:type="dxa"/>
-          </w:tcPr>
-          <w:p>
-            <w:pPr>
-              <w:pStyle w:val="Compact"/>
-              <w:jc w:val="left"/>
-            </w:pPr>
-            <w:r>
-              <w:rPr>
-                <w:sz w:val="18"/>
-              </w:rPr>
-              <w:t>SICMA-REQ v1.1</w:t>
-            </w:r>
-          </w:p>
-        </w:tc>
-        <w:tc>
-          <w:tcPr>
-            <w:tcW w:w="4564" w:type="dxa"/>
-          </w:tcPr>
-          <w:p>
-            <w:pPr>
-              <w:pStyle w:val="Compact"/>
-              <w:jc w:val="left"/>
-            </w:pPr>
-            <w:r>
-              <w:rPr>
-                <w:sz w:val="18"/>
-              </w:rPr>
-              <w:t xml:space="preserve">Roles del sistema y requerimientos por rol</w:t>
-            </w:r>
-          </w:p>
-        </w:tc>
-      </w:tr>
-      <w:tr>
-        <w:trPr>
-          <w:cantSplit/>
-        </w:trPr>
-        <w:tc>
-          <w:tcPr>
-            <w:tcW w:w="3351" w:type="dxa"/>
-          </w:tcPr>
-          <w:p>
-            <w:pPr>
-              <w:pStyle w:val="Compact"/>
-              <w:jc w:val="left"/>
-            </w:pPr>
-            <w:r>
-              <w:rPr>
-                <w:sz w:val="18"/>
-              </w:rPr>
-              <w:t>SICMA-PRY v1.2</w:t>
-            </w:r>
-          </w:p>
-        </w:tc>
-        <w:tc>
-          <w:tcPr>
-            <w:tcW w:w="4564" w:type="dxa"/>
-          </w:tcPr>
-          <w:p>
-            <w:pPr>
-              <w:pStyle w:val="Compact"/>
-              <w:jc w:val="left"/>
-            </w:pPr>
-            <w:r>
-              <w:rPr>
-                <w:sz w:val="18"/>
-              </w:rPr>
-              <w:t xml:space="preserve">Roles del equipo, comunicación y riesgos</w:t>
-            </w:r>
-          </w:p>
-        </w:tc>
-      </w:tr>
-      <w:tr>
-        <w:trPr>
-          <w:cantSplit/>
-        </w:trPr>
-        <w:tc>
-          <w:tcPr>
-            <w:tcW w:w="3351" w:type="dxa"/>
-          </w:tcPr>
-          <w:p>
-            <w:pPr>
-              <w:pStyle w:val="Compact"/>
-              <w:jc w:val="left"/>
-            </w:pPr>
-            <w:r>
-              <w:rPr>
-                <w:sz w:val="18"/>
-              </w:rPr>
-              <w:t>SICMA-RCF v1.1</w:t>
-            </w:r>
-          </w:p>
-        </w:tc>
-        <w:tc>
-          <w:tcPr>
-            <w:tcW w:w="4564" w:type="dxa"/>
-          </w:tcPr>
-          <w:p>
-            <w:pPr>
-              <w:pStyle w:val="Compact"/>
-              <w:jc w:val="left"/>
-            </w:pPr>
-            <w:r>
-              <w:rPr>
-                <w:sz w:val="18"/>
-              </w:rPr>
-              <w:t xml:space="preserve">Resolución de desacuerdos</w:t>
-            </w:r>
-          </w:p>
-        </w:tc>
-      </w:tr>
-      <w:tr>
-        <w:trPr>
-          <w:cantSplit/>
-        </w:trPr>
-        <w:tc>
-          <w:tcPr>
-            <w:tcW w:w="3351" w:type="dxa"/>
-          </w:tcPr>
-          <w:p>
-            <w:pPr>
-              <w:pStyle w:val="Compact"/>
-              <w:jc w:val="left"/>
-            </w:pPr>
-            <w:r>
-              <w:rPr>
-                <w:sz w:val="18"/>
-              </w:rPr>
-              <w:t xml:space="preserve">SICMA-EAV v1.0</w:t>
-            </w:r>
-          </w:p>
-        </w:tc>
-        <w:tc>
-          <w:tcPr>
-            <w:tcW w:w="4564" w:type="dxa"/>
-          </w:tcPr>
-          <w:p>
-            <w:pPr>
-              <w:pStyle w:val="Compact"/>
-              <w:jc w:val="left"/>
-            </w:pPr>
-            <w:r>
-              <w:rPr>
-                <w:sz w:val="18"/>
-              </w:rPr>
-              <w:t xml:space="preserve">Requerimientos que dependen de integraciones</w:t>
+              <w:t xml:space="preserve">Criterio de revisión</w:t>
+            </w:r>
+          </w:p>
+        </w:tc>
+      </w:tr>
+      <w:tr>
+        <w:trPr>
+          <w:cantSplit/>
+        </w:trPr>
+        <w:tc>
+          <w:tcPr>
+            <w:tcW w:w="3006" w:type="dxa"/>
+          </w:tcPr>
+          <w:p>
+            <w:pPr>
+              <w:pStyle w:val="Compact"/>
+              <w:jc w:val="left"/>
+            </w:pPr>
+            <w:r>
+              <w:rPr>
+                <w:sz w:val="18"/>
+              </w:rPr>
+              <w:t xml:space="preserve">Cobertura de roles</w:t>
+            </w:r>
+          </w:p>
+        </w:tc>
+        <w:tc>
+          <w:tcPr>
+            <w:tcW w:w="5832" w:type="dxa"/>
+          </w:tcPr>
+          <w:p>
+            <w:pPr>
+              <w:pStyle w:val="Compact"/>
+              <w:jc w:val="left"/>
+            </w:pPr>
+            <w:r>
+              <w:rPr>
+                <w:sz w:val="18"/>
+              </w:rPr>
+              <w:t xml:space="preserve">Cada rol del escenario participa en al menos un recorrido documentado antes de la entrega final</w:t>
+            </w:r>
+          </w:p>
+        </w:tc>
+      </w:tr>
+      <w:tr>
+        <w:trPr>
+          <w:cantSplit/>
+        </w:trPr>
+        <w:tc>
+          <w:tcPr>
+            <w:tcW w:w="3006" w:type="dxa"/>
+          </w:tcPr>
+          <w:p>
+            <w:pPr>
+              <w:pStyle w:val="Compact"/>
+              <w:jc w:val="left"/>
+            </w:pPr>
+            <w:r>
+              <w:rPr>
+                <w:sz w:val="18"/>
+              </w:rPr>
+              <w:t xml:space="preserve">Observaciones</w:t>
+            </w:r>
+          </w:p>
+        </w:tc>
+        <w:tc>
+          <w:tcPr>
+            <w:tcW w:w="5832" w:type="dxa"/>
+          </w:tcPr>
+          <w:p>
+            <w:pPr>
+              <w:pStyle w:val="Compact"/>
+              <w:jc w:val="left"/>
+            </w:pPr>
+            <w:r>
+              <w:rPr>
+                <w:sz w:val="18"/>
+              </w:rPr>
+              <w:t xml:space="preserve">Toda observación aceptada tiene responsable, plazo y estado; las pendientes quedan visibles</w:t>
+            </w:r>
+          </w:p>
+        </w:tc>
+      </w:tr>
+      <w:tr>
+        <w:trPr>
+          <w:cantSplit/>
+        </w:trPr>
+        <w:tc>
+          <w:tcPr>
+            <w:tcW w:w="3006" w:type="dxa"/>
+          </w:tcPr>
+          <w:p>
+            <w:pPr>
+              <w:pStyle w:val="Compact"/>
+              <w:jc w:val="left"/>
+            </w:pPr>
+            <w:r>
+              <w:rPr>
+                <w:sz w:val="18"/>
+              </w:rPr>
+              <w:t xml:space="preserve">Decisiones</w:t>
+            </w:r>
+          </w:p>
+        </w:tc>
+        <w:tc>
+          <w:tcPr>
+            <w:tcW w:w="5832" w:type="dxa"/>
+          </w:tcPr>
+          <w:p>
+            <w:pPr>
+              <w:pStyle w:val="Compact"/>
+              <w:jc w:val="left"/>
+            </w:pPr>
+            <w:r>
+              <w:rPr>
+                <w:sz w:val="18"/>
+              </w:rPr>
+              <w:t xml:space="preserve">Todo cambio de alcance aceptado conserva su motivo y la referencia a los documentos afectados</w:t>
+            </w:r>
+          </w:p>
+        </w:tc>
+      </w:tr>
+      <w:tr>
+        <w:trPr>
+          <w:cantSplit/>
+        </w:trPr>
+        <w:tc>
+          <w:tcPr>
+            <w:tcW w:w="3006" w:type="dxa"/>
+          </w:tcPr>
+          <w:p>
+            <w:pPr>
+              <w:pStyle w:val="Compact"/>
+              <w:jc w:val="left"/>
+            </w:pPr>
+            <w:r>
+              <w:rPr>
+                <w:sz w:val="18"/>
+              </w:rPr>
+              <w:t xml:space="preserve">Retroalimentación</w:t>
+            </w:r>
+          </w:p>
+        </w:tc>
+        <w:tc>
+          <w:tcPr>
+            <w:tcW w:w="5832" w:type="dxa"/>
+          </w:tcPr>
+          <w:p>
+            <w:pPr>
+              <w:pStyle w:val="Compact"/>
+              <w:jc w:val="left"/>
+            </w:pPr>
+            <w:r>
+              <w:rPr>
+                <w:sz w:val="18"/>
+              </w:rPr>
+              <w:t xml:space="preserve">Cada comentario del docente registra su tratamiento, y no implica aprobación automática</w:t>
             </w:r>
           </w:p>
         </w:tc>
       </w:tr>
     </w:tbl>
-    <w:bookmarkEnd w:id="31"/>
-    <w:bookmarkStart w:id="32" w:name="supuestos-y-pendientes"/>
+    <w:bookmarkEnd w:id="30"/>
+    <w:bookmarkStart w:id="31" w:name="trazabilidad"/>
     <w:p>
       <w:pPr>
         <w:pStyle w:val="Heading2"/>
       </w:pPr>
       <w:r>
-        <w:t xml:space="preserve">Supuestos y pendientes</w:t>
+        <w:t xml:space="preserve">Trazabilidad</w:t>
       </w:r>
     </w:p>
     <w:tbl>
@@ -5984,10 +5715,8 @@
         </w:tblBorders>
       </w:tblPr>
       <w:tblGrid>
-        <w:gridCol w:w="1155"/>
-        <w:gridCol w:w="1983"/>
-        <w:gridCol w:w="3402"/>
-        <w:gridCol w:w="1371"/>
+        <w:gridCol w:w="3742"/>
+        <w:gridCol w:w="5096"/>
       </w:tblGrid>
       <w:tr>
         <w:trPr>
@@ -5996,7 +5725,7 @@
         </w:trPr>
         <w:tc>
           <w:tcPr>
-            <w:tcW w:w="1155" w:type="dxa"/>
+            <w:tcW w:w="3742" w:type="dxa"/>
             <w:shd w:val="clear" w:color="auto" w:fill="D9E2F3"/>
           </w:tcPr>
           <w:p>
@@ -6009,13 +5738,13 @@
                 <w:b/>
                 <w:sz w:val="18"/>
               </w:rPr>
-              <w:t xml:space="preserve">ID</w:t>
-            </w:r>
-          </w:p>
-        </w:tc>
-        <w:tc>
-          <w:tcPr>
-            <w:tcW w:w="1983" w:type="dxa"/>
+              <w:t xml:space="preserve">Origen</w:t>
+            </w:r>
+          </w:p>
+        </w:tc>
+        <w:tc>
+          <w:tcPr>
+            <w:tcW w:w="5096" w:type="dxa"/>
             <w:shd w:val="clear" w:color="auto" w:fill="D9E2F3"/>
           </w:tcPr>
           <w:p>
@@ -6028,496 +5757,215 @@
                 <w:b/>
                 <w:sz w:val="18"/>
               </w:rPr>
-              <w:t xml:space="preserve">Tema</w:t>
-            </w:r>
-          </w:p>
-        </w:tc>
-        <w:tc>
-          <w:tcPr>
-            <w:tcW w:w="3402" w:type="dxa"/>
-            <w:shd w:val="clear" w:color="auto" w:fill="D9E2F3"/>
-          </w:tcPr>
-          <w:p>
-            <w:pPr>
-              <w:pStyle w:val="Compact"/>
-              <w:jc w:val="left"/>
-            </w:pPr>
-            <w:r>
-              <w:rPr>
-                <w:b/>
-                <w:sz w:val="18"/>
-              </w:rPr>
-              <w:t xml:space="preserve">Supuesto o pendiente</w:t>
-            </w:r>
-          </w:p>
-        </w:tc>
-        <w:tc>
-          <w:tcPr>
-            <w:tcW w:w="1371" w:type="dxa"/>
-            <w:shd w:val="clear" w:color="auto" w:fill="D9E2F3"/>
-          </w:tcPr>
-          <w:p>
-            <w:pPr>
-              <w:pStyle w:val="Compact"/>
-              <w:jc w:val="left"/>
-            </w:pPr>
-            <w:r>
-              <w:rPr>
-                <w:b/>
-                <w:sz w:val="18"/>
-              </w:rPr>
-              <w:t xml:space="preserve">Estado</w:t>
-            </w:r>
-          </w:p>
-        </w:tc>
-      </w:tr>
-      <w:tr>
-        <w:trPr>
-          <w:cantSplit/>
-        </w:trPr>
-        <w:tc>
-          <w:tcPr>
-            <w:tcW w:w="1155" w:type="dxa"/>
-          </w:tcPr>
-          <w:p>
-            <w:pPr>
-              <w:pStyle w:val="Compact"/>
-              <w:jc w:val="left"/>
-            </w:pPr>
-            <w:r>
-              <w:rPr>
-                <w:sz w:val="18"/>
-              </w:rPr>
-              <w:t xml:space="preserve">D-01</w:t>
-            </w:r>
-          </w:p>
-        </w:tc>
-        <w:tc>
-          <w:tcPr>
-            <w:tcW w:w="1983" w:type="dxa"/>
-          </w:tcPr>
-          <w:p>
-            <w:pPr>
-              <w:pStyle w:val="Compact"/>
-              <w:jc w:val="left"/>
-            </w:pPr>
-            <w:r>
-              <w:rPr>
-                <w:sz w:val="18"/>
-              </w:rPr>
-              <w:t xml:space="preserve">Valoraciones</w:t>
-            </w:r>
-          </w:p>
-        </w:tc>
-        <w:tc>
-          <w:tcPr>
-            <w:tcW w:w="3402" w:type="dxa"/>
-          </w:tcPr>
-          <w:p>
-            <w:pPr>
-              <w:pStyle w:val="Compact"/>
-              <w:jc w:val="left"/>
-            </w:pPr>
-            <w:r>
-              <w:rPr>
-                <w:sz w:val="18"/>
-              </w:rPr>
-              <w:t xml:space="preserve">La influencia, el interés y las estrategias son una propuesta del equipo. Se confirman en la primera revisión</w:t>
-            </w:r>
-          </w:p>
-        </w:tc>
-        <w:tc>
-          <w:tcPr>
-            <w:tcW w:w="1371" w:type="dxa"/>
-          </w:tcPr>
-          <w:p>
-            <w:pPr>
-              <w:pStyle w:val="Compact"/>
-              <w:jc w:val="left"/>
-            </w:pPr>
-            <w:r>
-              <w:rPr>
-                <w:sz w:val="18"/>
-              </w:rPr>
-              <w:t xml:space="preserve">Abierto</w:t>
-            </w:r>
-          </w:p>
-        </w:tc>
-      </w:tr>
-      <w:tr>
-        <w:trPr>
-          <w:cantSplit/>
-        </w:trPr>
-        <w:tc>
-          <w:tcPr>
-            <w:tcW w:w="1155" w:type="dxa"/>
-          </w:tcPr>
-          <w:p>
-            <w:pPr>
-              <w:pStyle w:val="Compact"/>
-              <w:jc w:val="left"/>
-            </w:pPr>
-            <w:r>
-              <w:rPr>
-                <w:sz w:val="18"/>
-              </w:rPr>
-              <w:t xml:space="preserve">D-02</w:t>
-            </w:r>
-          </w:p>
-        </w:tc>
-        <w:tc>
-          <w:tcPr>
-            <w:tcW w:w="1983" w:type="dxa"/>
-          </w:tcPr>
-          <w:p>
-            <w:pPr>
-              <w:pStyle w:val="Compact"/>
-              <w:jc w:val="left"/>
-            </w:pPr>
-            <w:r>
-              <w:rPr>
-                <w:sz w:val="18"/>
-              </w:rPr>
-              <w:t xml:space="preserve">Responsabilidades del equipo</w:t>
-            </w:r>
-          </w:p>
-        </w:tc>
-        <w:tc>
-          <w:tcPr>
-            <w:tcW w:w="3402" w:type="dxa"/>
-          </w:tcPr>
-          <w:p>
-            <w:pPr>
-              <w:pStyle w:val="Compact"/>
-              <w:jc w:val="left"/>
-            </w:pPr>
-            <w:r>
-              <w:rPr>
-                <w:sz w:val="18"/>
-              </w:rPr>
-              <w:t>El documento de la Fase 1 asigna otras responsabilidades que SICMA-PRY v1.2 (por ejemplo, Forms y Power Automate a Claudio, y el clúster MySQL a Fidel). Este documento sigue SICMA-PRY. Falta que el equipo confirme cuál queda vigente</w:t>
-            </w:r>
-          </w:p>
-        </w:tc>
-        <w:tc>
-          <w:tcPr>
-            <w:tcW w:w="1371" w:type="dxa"/>
-          </w:tcPr>
-          <w:p>
-            <w:pPr>
-              <w:pStyle w:val="Compact"/>
-              <w:jc w:val="left"/>
-            </w:pPr>
-            <w:r>
-              <w:rPr>
-                <w:sz w:val="18"/>
-              </w:rPr>
-              <w:t xml:space="preserve">Abierto</w:t>
-            </w:r>
-          </w:p>
-        </w:tc>
-      </w:tr>
-      <w:tr>
-        <w:trPr>
-          <w:cantSplit/>
-        </w:trPr>
-        <w:tc>
-          <w:tcPr>
-            <w:tcW w:w="1155" w:type="dxa"/>
-          </w:tcPr>
-          <w:p>
-            <w:pPr>
-              <w:pStyle w:val="Compact"/>
-              <w:jc w:val="left"/>
-            </w:pPr>
-            <w:r>
-              <w:rPr>
-                <w:sz w:val="18"/>
-              </w:rPr>
-              <w:t xml:space="preserve">D-03</w:t>
-            </w:r>
-          </w:p>
-        </w:tc>
-        <w:tc>
-          <w:tcPr>
-            <w:tcW w:w="1983" w:type="dxa"/>
-          </w:tcPr>
-          <w:p>
-            <w:pPr>
-              <w:pStyle w:val="Compact"/>
-              <w:jc w:val="left"/>
-            </w:pPr>
-            <w:r>
-              <w:rPr>
-                <w:sz w:val="18"/>
-              </w:rPr>
-              <w:t xml:space="preserve">Key users</w:t>
-            </w:r>
-          </w:p>
-        </w:tc>
-        <w:tc>
-          <w:tcPr>
-            <w:tcW w:w="3402" w:type="dxa"/>
-          </w:tcPr>
-          <w:p>
-            <w:pPr>
-              <w:pStyle w:val="Compact"/>
-              <w:jc w:val="left"/>
-            </w:pPr>
-            <w:r>
-              <w:rPr>
-                <w:sz w:val="18"/>
-              </w:rPr>
-              <w:t xml:space="preserve">Falta confirmar qué cuentas representan a los key users y si se asocian a la Jefatura</w:t>
-            </w:r>
-          </w:p>
-        </w:tc>
-        <w:tc>
-          <w:tcPr>
-            <w:tcW w:w="1371" w:type="dxa"/>
-          </w:tcPr>
-          <w:p>
-            <w:pPr>
-              <w:pStyle w:val="Compact"/>
-              <w:jc w:val="left"/>
-            </w:pPr>
-            <w:r>
-              <w:rPr>
-                <w:sz w:val="18"/>
-              </w:rPr>
-              <w:t xml:space="preserve">Abierto</w:t>
-            </w:r>
-          </w:p>
-        </w:tc>
-      </w:tr>
-      <w:tr>
-        <w:trPr>
-          <w:cantSplit/>
-        </w:trPr>
-        <w:tc>
-          <w:tcPr>
-            <w:tcW w:w="1155" w:type="dxa"/>
-          </w:tcPr>
-          <w:p>
-            <w:pPr>
-              <w:pStyle w:val="Compact"/>
-              <w:jc w:val="left"/>
-            </w:pPr>
-            <w:r>
-              <w:rPr>
-                <w:sz w:val="18"/>
-              </w:rPr>
-              <w:t xml:space="preserve">D-04</w:t>
-            </w:r>
-          </w:p>
-        </w:tc>
-        <w:tc>
-          <w:tcPr>
-            <w:tcW w:w="1983" w:type="dxa"/>
-          </w:tcPr>
-          <w:p>
-            <w:pPr>
-              <w:pStyle w:val="Compact"/>
-              <w:jc w:val="left"/>
-            </w:pPr>
-            <w:r>
-              <w:rPr>
-                <w:sz w:val="18"/>
-              </w:rPr>
-              <w:t xml:space="preserve">Frecuencia de reuniones</w:t>
-            </w:r>
-          </w:p>
-        </w:tc>
-        <w:tc>
-          <w:tcPr>
-            <w:tcW w:w="3402" w:type="dxa"/>
-          </w:tcPr>
-          <w:p>
-            <w:pPr>
-              <w:pStyle w:val="Compact"/>
-              <w:jc w:val="left"/>
-            </w:pPr>
-            <w:r>
-              <w:rPr>
-                <w:sz w:val="18"/>
-              </w:rPr>
-              <w:t xml:space="preserve">La frecuencia semanal es propuesta. SICMA-PRY deja abierta su definición</w:t>
-            </w:r>
-          </w:p>
-        </w:tc>
-        <w:tc>
-          <w:tcPr>
-            <w:tcW w:w="1371" w:type="dxa"/>
-          </w:tcPr>
-          <w:p>
-            <w:pPr>
-              <w:pStyle w:val="Compact"/>
-              <w:jc w:val="left"/>
-            </w:pPr>
-            <w:r>
-              <w:rPr>
-                <w:sz w:val="18"/>
-              </w:rPr>
-              <w:t xml:space="preserve">Abierto</w:t>
-            </w:r>
-          </w:p>
-        </w:tc>
-      </w:tr>
-      <w:tr>
-        <w:trPr>
-          <w:cantSplit/>
-        </w:trPr>
-        <w:tc>
-          <w:tcPr>
-            <w:tcW w:w="1155" w:type="dxa"/>
-          </w:tcPr>
-          <w:p>
-            <w:pPr>
-              <w:pStyle w:val="Compact"/>
-              <w:jc w:val="left"/>
-            </w:pPr>
-            <w:r>
-              <w:rPr>
-                <w:sz w:val="18"/>
-              </w:rPr>
-              <w:t xml:space="preserve">D-05</w:t>
-            </w:r>
-          </w:p>
-        </w:tc>
-        <w:tc>
-          <w:tcPr>
-            <w:tcW w:w="1983" w:type="dxa"/>
-          </w:tcPr>
-          <w:p>
-            <w:pPr>
-              <w:pStyle w:val="Compact"/>
-              <w:jc w:val="left"/>
-            </w:pPr>
-            <w:r>
-              <w:rPr>
-                <w:sz w:val="18"/>
-              </w:rPr>
-              <w:t xml:space="preserve">Canal con el docente</w:t>
-            </w:r>
-          </w:p>
-        </w:tc>
-        <w:tc>
-          <w:tcPr>
-            <w:tcW w:w="3402" w:type="dxa"/>
-          </w:tcPr>
-          <w:p>
-            <w:pPr>
-              <w:pStyle w:val="Compact"/>
-              <w:jc w:val="left"/>
-            </w:pPr>
-            <w:r>
-              <w:rPr>
-                <w:sz w:val="18"/>
-              </w:rPr>
-              <w:t xml:space="preserve">Se usa el canal y las fechas que fije la asignatura, sin suponer disponibilidad adicional</w:t>
-            </w:r>
-          </w:p>
-        </w:tc>
-        <w:tc>
-          <w:tcPr>
-            <w:tcW w:w="1371" w:type="dxa"/>
-          </w:tcPr>
-          <w:p>
-            <w:pPr>
-              <w:pStyle w:val="Compact"/>
-              <w:jc w:val="left"/>
-            </w:pPr>
-            <w:r>
-              <w:rPr>
-                <w:sz w:val="18"/>
-              </w:rPr>
-              <w:t xml:space="preserve">Abierto</w:t>
-            </w:r>
-          </w:p>
-        </w:tc>
-      </w:tr>
-      <w:tr>
-        <w:trPr>
-          <w:cantSplit/>
-        </w:trPr>
-        <w:tc>
-          <w:tcPr>
-            <w:tcW w:w="1155" w:type="dxa"/>
-          </w:tcPr>
-          <w:p>
-            <w:pPr>
-              <w:pStyle w:val="Compact"/>
-              <w:jc w:val="left"/>
-            </w:pPr>
-            <w:r>
-              <w:rPr>
-                <w:sz w:val="18"/>
-              </w:rPr>
-              <w:t xml:space="preserve">D-06</w:t>
-            </w:r>
-          </w:p>
-        </w:tc>
-        <w:tc>
-          <w:tcPr>
-            <w:tcW w:w="1983" w:type="dxa"/>
-          </w:tcPr>
-          <w:p>
-            <w:pPr>
-              <w:pStyle w:val="Compact"/>
-              <w:jc w:val="left"/>
-            </w:pPr>
-            <w:r>
-              <w:rPr>
-                <w:sz w:val="18"/>
-              </w:rPr>
-              <w:t xml:space="preserve">Revisión de los roles del escenario</w:t>
-            </w:r>
-          </w:p>
-        </w:tc>
-        <w:tc>
-          <w:tcPr>
-            <w:tcW w:w="3402" w:type="dxa"/>
-          </w:tcPr>
-          <w:p>
-            <w:pPr>
-              <w:pStyle w:val="Compact"/>
-              <w:jc w:val="left"/>
-            </w:pPr>
-            <w:r>
-              <w:rPr>
-                <w:sz w:val="18"/>
-              </w:rPr>
-              <w:t xml:space="preserve">Falta asignar quién representa a cada rol y en qué fecha se hace cada recorrido</w:t>
-            </w:r>
-          </w:p>
-        </w:tc>
-        <w:tc>
-          <w:tcPr>
-            <w:tcW w:w="1371" w:type="dxa"/>
-          </w:tcPr>
-          <w:p>
-            <w:pPr>
-              <w:pStyle w:val="Compact"/>
-              <w:jc w:val="left"/>
-            </w:pPr>
-            <w:r>
-              <w:rPr>
-                <w:sz w:val="18"/>
-              </w:rPr>
-              <w:t xml:space="preserve">Abierto</w:t>
+              <w:t xml:space="preserve">Se usa en este documento</w:t>
+            </w:r>
+          </w:p>
+        </w:tc>
+      </w:tr>
+      <w:tr>
+        <w:trPr>
+          <w:cantSplit/>
+        </w:trPr>
+        <w:tc>
+          <w:tcPr>
+            <w:tcW w:w="3742" w:type="dxa"/>
+          </w:tcPr>
+          <w:p>
+            <w:pPr>
+              <w:pStyle w:val="Compact"/>
+              <w:jc w:val="left"/>
+            </w:pPr>
+            <w:r>
+              <w:rPr>
+                <w:sz w:val="18"/>
+              </w:rPr>
+              <w:t xml:space="preserve">Documento Gestión de stakeholders de la Fase 1, versión 1.1</w:t>
+            </w:r>
+          </w:p>
+        </w:tc>
+        <w:tc>
+          <w:tcPr>
+            <w:tcW w:w="5096" w:type="dxa"/>
+          </w:tcPr>
+          <w:p>
+            <w:pPr>
+              <w:pStyle w:val="Compact"/>
+              <w:jc w:val="left"/>
+            </w:pPr>
+            <w:r>
+              <w:rPr>
+                <w:sz w:val="18"/>
+              </w:rPr>
+              <w:t xml:space="preserve">Lista de stakeholders, valoraciones, plan de comunicación y criterios de seguimiento</w:t>
+            </w:r>
+          </w:p>
+        </w:tc>
+      </w:tr>
+      <w:tr>
+        <w:trPr>
+          <w:cantSplit/>
+        </w:trPr>
+        <w:tc>
+          <w:tcPr>
+            <w:tcW w:w="3742" w:type="dxa"/>
+          </w:tcPr>
+          <w:p>
+            <w:pPr>
+              <w:pStyle w:val="Compact"/>
+              <w:jc w:val="left"/>
+            </w:pPr>
+            <w:r>
+              <w:rPr>
+                <w:sz w:val="18"/>
+              </w:rPr>
+              <w:t>SICMA-REQ v1.1</w:t>
+            </w:r>
+          </w:p>
+        </w:tc>
+        <w:tc>
+          <w:tcPr>
+            <w:tcW w:w="5096" w:type="dxa"/>
+          </w:tcPr>
+          <w:p>
+            <w:pPr>
+              <w:pStyle w:val="Compact"/>
+              <w:jc w:val="left"/>
+            </w:pPr>
+            <w:r>
+              <w:rPr>
+                <w:sz w:val="18"/>
+              </w:rPr>
+              <w:t xml:space="preserve">Roles del sistema y requerimientos por rol</w:t>
+            </w:r>
+          </w:p>
+        </w:tc>
+      </w:tr>
+      <w:tr>
+        <w:trPr>
+          <w:cantSplit/>
+        </w:trPr>
+        <w:tc>
+          <w:tcPr>
+            <w:tcW w:w="3742" w:type="dxa"/>
+          </w:tcPr>
+          <w:p>
+            <w:pPr>
+              <w:pStyle w:val="Compact"/>
+              <w:jc w:val="left"/>
+            </w:pPr>
+            <w:r>
+              <w:rPr>
+                <w:sz w:val="18"/>
+              </w:rPr>
+              <w:t>SICMA-PRY v1.2</w:t>
+            </w:r>
+          </w:p>
+        </w:tc>
+        <w:tc>
+          <w:tcPr>
+            <w:tcW w:w="5096" w:type="dxa"/>
+          </w:tcPr>
+          <w:p>
+            <w:pPr>
+              <w:pStyle w:val="Compact"/>
+              <w:jc w:val="left"/>
+            </w:pPr>
+            <w:r>
+              <w:rPr>
+                <w:sz w:val="18"/>
+              </w:rPr>
+              <w:t xml:space="preserve">Roles del equipo, comunicación y riesgos</w:t>
+            </w:r>
+          </w:p>
+        </w:tc>
+      </w:tr>
+      <w:tr>
+        <w:trPr>
+          <w:cantSplit/>
+        </w:trPr>
+        <w:tc>
+          <w:tcPr>
+            <w:tcW w:w="3742" w:type="dxa"/>
+          </w:tcPr>
+          <w:p>
+            <w:pPr>
+              <w:pStyle w:val="Compact"/>
+              <w:jc w:val="left"/>
+            </w:pPr>
+            <w:r>
+              <w:rPr>
+                <w:sz w:val="18"/>
+              </w:rPr>
+              <w:t>SICMA-RCF v1.1</w:t>
+            </w:r>
+          </w:p>
+        </w:tc>
+        <w:tc>
+          <w:tcPr>
+            <w:tcW w:w="5096" w:type="dxa"/>
+          </w:tcPr>
+          <w:p>
+            <w:pPr>
+              <w:pStyle w:val="Compact"/>
+              <w:jc w:val="left"/>
+            </w:pPr>
+            <w:r>
+              <w:rPr>
+                <w:sz w:val="18"/>
+              </w:rPr>
+              <w:t xml:space="preserve">Resolución de desacuerdos</w:t>
+            </w:r>
+          </w:p>
+        </w:tc>
+      </w:tr>
+      <w:tr>
+        <w:trPr>
+          <w:cantSplit/>
+        </w:trPr>
+        <w:tc>
+          <w:tcPr>
+            <w:tcW w:w="3742" w:type="dxa"/>
+          </w:tcPr>
+          <w:p>
+            <w:pPr>
+              <w:pStyle w:val="Compact"/>
+              <w:jc w:val="left"/>
+            </w:pPr>
+            <w:r>
+              <w:rPr>
+                <w:sz w:val="18"/>
+              </w:rPr>
+              <w:t xml:space="preserve">SICMA-EAV v1.0</w:t>
+            </w:r>
+          </w:p>
+        </w:tc>
+        <w:tc>
+          <w:tcPr>
+            <w:tcW w:w="5096" w:type="dxa"/>
+          </w:tcPr>
+          <w:p>
+            <w:pPr>
+              <w:pStyle w:val="Compact"/>
+              <w:jc w:val="left"/>
+            </w:pPr>
+            <w:r>
+              <w:rPr>
+                <w:sz w:val="18"/>
+              </w:rPr>
+              <w:t xml:space="preserve">Requerimientos que dependen de integraciones</w:t>
             </w:r>
           </w:p>
         </w:tc>
       </w:tr>
     </w:tbl>
-    <w:bookmarkEnd w:id="32"/>
-    <w:bookmarkStart w:id="33" w:name="glosario-y-referencias"/>
+    <w:bookmarkEnd w:id="31"/>
+    <w:bookmarkStart w:id="32" w:name="supuestos-y-pendientes"/>
     <w:p>
       <w:pPr>
         <w:pStyle w:val="Heading2"/>
       </w:pPr>
       <w:r>
-        <w:t>Glosario</w:t>
+        <w:t xml:space="preserve">Supuestos y pendientes</w:t>
       </w:r>
     </w:p>
     <w:tbl>
@@ -6536,8 +5984,10 @@
         </w:tblBorders>
       </w:tblPr>
       <w:tblGrid>
-        <w:gridCol w:w="2631"/>
-        <w:gridCol w:w="5284"/>
+        <w:gridCol w:w="1290"/>
+        <w:gridCol w:w="2215"/>
+        <w:gridCol w:w="3801"/>
+        <w:gridCol w:w="1532"/>
       </w:tblGrid>
       <w:tr>
         <w:trPr>
@@ -6546,7 +5996,7 @@
         </w:trPr>
         <w:tc>
           <w:tcPr>
-            <w:tcW w:w="2631" w:type="dxa"/>
+            <w:tcW w:w="1290" w:type="dxa"/>
             <w:shd w:val="clear" w:color="auto" w:fill="D9E2F3"/>
           </w:tcPr>
           <w:p>
@@ -6559,13 +6009,13 @@
                 <w:b/>
                 <w:sz w:val="18"/>
               </w:rPr>
-              <w:t xml:space="preserve">Término</w:t>
-            </w:r>
-          </w:p>
-        </w:tc>
-        <w:tc>
-          <w:tcPr>
-            <w:tcW w:w="5284" w:type="dxa"/>
+              <w:t xml:space="preserve">ID</w:t>
+            </w:r>
+          </w:p>
+        </w:tc>
+        <w:tc>
+          <w:tcPr>
+            <w:tcW w:w="2215" w:type="dxa"/>
             <w:shd w:val="clear" w:color="auto" w:fill="D9E2F3"/>
           </w:tcPr>
           <w:p>
@@ -6578,447 +6028,496 @@
                 <w:b/>
                 <w:sz w:val="18"/>
               </w:rPr>
-              <w:t xml:space="preserve">Definición</w:t>
-            </w:r>
-          </w:p>
-        </w:tc>
-      </w:tr>
-      <w:tr>
-        <w:trPr>
-          <w:cantSplit/>
-        </w:trPr>
-        <w:tc>
-          <w:tcPr>
-            <w:tcW w:w="2631" w:type="dxa"/>
-          </w:tcPr>
-          <w:p>
-            <w:pPr>
-              <w:pStyle w:val="Compact"/>
-              <w:jc w:val="left"/>
-            </w:pPr>
-            <w:r>
-              <w:rPr>
-                <w:sz w:val="18"/>
-              </w:rPr>
-              <w:t xml:space="preserve">Stakeholder</w:t>
-            </w:r>
-          </w:p>
-        </w:tc>
-        <w:tc>
-          <w:tcPr>
-            <w:tcW w:w="5284" w:type="dxa"/>
-          </w:tcPr>
-          <w:p>
-            <w:pPr>
-              <w:pStyle w:val="Compact"/>
-              <w:jc w:val="left"/>
-            </w:pPr>
-            <w:r>
-              <w:rPr>
-                <w:sz w:val="18"/>
-              </w:rPr>
-              <w:t xml:space="preserve">Persona o rol que participa en el proyecto, lo evalúa o representa una necesidad de uso</w:t>
-            </w:r>
-          </w:p>
-        </w:tc>
-      </w:tr>
-      <w:tr>
-        <w:trPr>
-          <w:cantSplit/>
-        </w:trPr>
-        <w:tc>
-          <w:tcPr>
-            <w:tcW w:w="2631" w:type="dxa"/>
-          </w:tcPr>
-          <w:p>
-            <w:pPr>
-              <w:pStyle w:val="Compact"/>
-              <w:jc w:val="left"/>
-            </w:pPr>
-            <w:r>
-              <w:rPr>
-                <w:sz w:val="18"/>
-              </w:rPr>
-              <w:t xml:space="preserve">Interesado real</w:t>
-            </w:r>
-          </w:p>
-        </w:tc>
-        <w:tc>
-          <w:tcPr>
-            <w:tcW w:w="5284" w:type="dxa"/>
-          </w:tcPr>
-          <w:p>
-            <w:pPr>
-              <w:pStyle w:val="Compact"/>
-              <w:jc w:val="left"/>
-            </w:pPr>
-            <w:r>
-              <w:rPr>
-                <w:sz w:val="18"/>
-              </w:rPr>
-              <w:t xml:space="preserve">Persona confirmada que participa en el proyecto: el equipo y el docente</w:t>
-            </w:r>
-          </w:p>
-        </w:tc>
-      </w:tr>
-      <w:tr>
-        <w:trPr>
-          <w:cantSplit/>
-        </w:trPr>
-        <w:tc>
-          <w:tcPr>
-            <w:tcW w:w="2631" w:type="dxa"/>
-          </w:tcPr>
-          <w:p>
-            <w:pPr>
-              <w:pStyle w:val="Compact"/>
-              <w:jc w:val="left"/>
-            </w:pPr>
-            <w:r>
-              <w:rPr>
-                <w:sz w:val="18"/>
-              </w:rPr>
-              <w:t xml:space="preserve">Rol del escenario</w:t>
-            </w:r>
-          </w:p>
-        </w:tc>
-        <w:tc>
-          <w:tcPr>
-            <w:tcW w:w="5284" w:type="dxa"/>
-          </w:tcPr>
-          <w:p>
-            <w:pPr>
-              <w:pStyle w:val="Compact"/>
-              <w:jc w:val="left"/>
-            </w:pPr>
-            <w:r>
-              <w:rPr>
-                <w:sz w:val="18"/>
-              </w:rPr>
-              <w:t xml:space="preserve">Rol que representa una necesidad de uso y que encarna un integrante del equipo con cuentas de prueba</w:t>
-            </w:r>
-          </w:p>
-        </w:tc>
-      </w:tr>
-      <w:tr>
-        <w:trPr>
-          <w:cantSplit/>
-        </w:trPr>
-        <w:tc>
-          <w:tcPr>
-            <w:tcW w:w="2631" w:type="dxa"/>
-          </w:tcPr>
-          <w:p>
-            <w:pPr>
-              <w:pStyle w:val="Compact"/>
-              <w:jc w:val="left"/>
-            </w:pPr>
-            <w:r>
-              <w:rPr>
-                <w:sz w:val="18"/>
-              </w:rPr>
-              <w:t xml:space="preserve">Influencia</w:t>
-            </w:r>
-          </w:p>
-        </w:tc>
-        <w:tc>
-          <w:tcPr>
-            <w:tcW w:w="5284" w:type="dxa"/>
-          </w:tcPr>
-          <w:p>
-            <w:pPr>
-              <w:pStyle w:val="Compact"/>
-              <w:jc w:val="left"/>
-            </w:pPr>
-            <w:r>
-              <w:rPr>
-                <w:sz w:val="18"/>
-              </w:rPr>
-              <w:t xml:space="preserve">Capacidad de decidir o condicionar el alcance, la evaluación o la validación</w:t>
-            </w:r>
-          </w:p>
-        </w:tc>
-      </w:tr>
-      <w:tr>
-        <w:trPr>
-          <w:cantSplit/>
-        </w:trPr>
-        <w:tc>
-          <w:tcPr>
-            <w:tcW w:w="2631" w:type="dxa"/>
-          </w:tcPr>
-          <w:p>
-            <w:pPr>
-              <w:pStyle w:val="Compact"/>
-              <w:jc w:val="left"/>
-            </w:pPr>
-            <w:r>
-              <w:rPr>
-                <w:sz w:val="18"/>
-              </w:rPr>
-              <w:t xml:space="preserve">Interés</w:t>
-            </w:r>
-          </w:p>
-        </w:tc>
-        <w:tc>
-          <w:tcPr>
-            <w:tcW w:w="5284" w:type="dxa"/>
-          </w:tcPr>
-          <w:p>
-            <w:pPr>
-              <w:pStyle w:val="Compact"/>
-              <w:jc w:val="left"/>
-            </w:pPr>
-            <w:r>
-              <w:rPr>
-                <w:sz w:val="18"/>
-              </w:rPr>
-              <w:t xml:space="preserve">Medida en que el stakeholder participa en los resultados</w:t>
-            </w:r>
-          </w:p>
-        </w:tc>
-      </w:tr>
-      <w:tr>
-        <w:trPr>
-          <w:cantSplit/>
-        </w:trPr>
-        <w:tc>
-          <w:tcPr>
-            <w:tcW w:w="2631" w:type="dxa"/>
-          </w:tcPr>
-          <w:p>
-            <w:pPr>
-              <w:pStyle w:val="Compact"/>
-              <w:jc w:val="left"/>
-            </w:pPr>
-            <w:r>
-              <w:rPr>
-                <w:sz w:val="18"/>
-              </w:rPr>
-              <w:t xml:space="preserve">Key user</w:t>
-            </w:r>
-          </w:p>
-        </w:tc>
-        <w:tc>
-          <w:tcPr>
-            <w:tcW w:w="5284" w:type="dxa"/>
-          </w:tcPr>
-          <w:p>
-            <w:pPr>
-              <w:pStyle w:val="Compact"/>
-              <w:jc w:val="left"/>
-            </w:pPr>
-            <w:r>
-              <w:rPr>
-                <w:sz w:val="18"/>
-              </w:rPr>
-              <w:t xml:space="preserve">Usuario del servicio sobre el que se hará una intervención; solo recibe avisos</w:t>
-            </w:r>
-          </w:p>
-        </w:tc>
-      </w:tr>
-      <w:tr>
-        <w:trPr>
-          <w:cantSplit/>
-        </w:trPr>
-        <w:tc>
-          <w:tcPr>
-            <w:tcW w:w="2631" w:type="dxa"/>
-          </w:tcPr>
-          <w:p>
-            <w:pPr>
-              <w:pStyle w:val="Compact"/>
-              <w:jc w:val="left"/>
-            </w:pPr>
-            <w:r>
-              <w:rPr>
-                <w:sz w:val="18"/>
-              </w:rPr>
-              <w:t xml:space="preserve">Persona que ingresa</w:t>
-            </w:r>
-          </w:p>
-        </w:tc>
-        <w:tc>
-          <w:tcPr>
-            <w:tcW w:w="5284" w:type="dxa"/>
-          </w:tcPr>
-          <w:p>
-            <w:pPr>
-              <w:pStyle w:val="Compact"/>
-              <w:jc w:val="left"/>
-            </w:pPr>
-            <w:r>
-              <w:rPr>
-                <w:sz w:val="18"/>
-              </w:rPr>
-              <w:t>Persona que se valida en el lector SecuGen para un acceso físico</w:t>
+              <w:t xml:space="preserve">Tema</w:t>
+            </w:r>
+          </w:p>
+        </w:tc>
+        <w:tc>
+          <w:tcPr>
+            <w:tcW w:w="3801" w:type="dxa"/>
+            <w:shd w:val="clear" w:color="auto" w:fill="D9E2F3"/>
+          </w:tcPr>
+          <w:p>
+            <w:pPr>
+              <w:pStyle w:val="Compact"/>
+              <w:jc w:val="left"/>
+            </w:pPr>
+            <w:r>
+              <w:rPr>
+                <w:b/>
+                <w:sz w:val="18"/>
+              </w:rPr>
+              <w:t xml:space="preserve">Supuesto o pendiente</w:t>
+            </w:r>
+          </w:p>
+        </w:tc>
+        <w:tc>
+          <w:tcPr>
+            <w:tcW w:w="1532" w:type="dxa"/>
+            <w:shd w:val="clear" w:color="auto" w:fill="D9E2F3"/>
+          </w:tcPr>
+          <w:p>
+            <w:pPr>
+              <w:pStyle w:val="Compact"/>
+              <w:jc w:val="left"/>
+            </w:pPr>
+            <w:r>
+              <w:rPr>
+                <w:b/>
+                <w:sz w:val="18"/>
+              </w:rPr>
+              <w:t xml:space="preserve">Estado</w:t>
+            </w:r>
+          </w:p>
+        </w:tc>
+      </w:tr>
+      <w:tr>
+        <w:trPr>
+          <w:cantSplit/>
+        </w:trPr>
+        <w:tc>
+          <w:tcPr>
+            <w:tcW w:w="1290" w:type="dxa"/>
+          </w:tcPr>
+          <w:p>
+            <w:pPr>
+              <w:pStyle w:val="Compact"/>
+              <w:jc w:val="left"/>
+            </w:pPr>
+            <w:r>
+              <w:rPr>
+                <w:sz w:val="18"/>
+              </w:rPr>
+              <w:t xml:space="preserve">D-01</w:t>
+            </w:r>
+          </w:p>
+        </w:tc>
+        <w:tc>
+          <w:tcPr>
+            <w:tcW w:w="2215" w:type="dxa"/>
+          </w:tcPr>
+          <w:p>
+            <w:pPr>
+              <w:pStyle w:val="Compact"/>
+              <w:jc w:val="left"/>
+            </w:pPr>
+            <w:r>
+              <w:rPr>
+                <w:sz w:val="18"/>
+              </w:rPr>
+              <w:t xml:space="preserve">Valoraciones</w:t>
+            </w:r>
+          </w:p>
+        </w:tc>
+        <w:tc>
+          <w:tcPr>
+            <w:tcW w:w="3801" w:type="dxa"/>
+          </w:tcPr>
+          <w:p>
+            <w:pPr>
+              <w:pStyle w:val="Compact"/>
+              <w:jc w:val="left"/>
+            </w:pPr>
+            <w:r>
+              <w:rPr>
+                <w:sz w:val="18"/>
+              </w:rPr>
+              <w:t xml:space="preserve">La influencia, el interés y las estrategias son una propuesta del equipo. Se confirman en la primera revisión</w:t>
+            </w:r>
+          </w:p>
+        </w:tc>
+        <w:tc>
+          <w:tcPr>
+            <w:tcW w:w="1532" w:type="dxa"/>
+          </w:tcPr>
+          <w:p>
+            <w:pPr>
+              <w:pStyle w:val="Compact"/>
+              <w:jc w:val="left"/>
+            </w:pPr>
+            <w:r>
+              <w:rPr>
+                <w:sz w:val="18"/>
+              </w:rPr>
+              <w:t xml:space="preserve">Abierto</w:t>
+            </w:r>
+          </w:p>
+        </w:tc>
+      </w:tr>
+      <w:tr>
+        <w:trPr>
+          <w:cantSplit/>
+        </w:trPr>
+        <w:tc>
+          <w:tcPr>
+            <w:tcW w:w="1290" w:type="dxa"/>
+          </w:tcPr>
+          <w:p>
+            <w:pPr>
+              <w:pStyle w:val="Compact"/>
+              <w:jc w:val="left"/>
+            </w:pPr>
+            <w:r>
+              <w:rPr>
+                <w:sz w:val="18"/>
+              </w:rPr>
+              <w:t xml:space="preserve">D-02</w:t>
+            </w:r>
+          </w:p>
+        </w:tc>
+        <w:tc>
+          <w:tcPr>
+            <w:tcW w:w="2215" w:type="dxa"/>
+          </w:tcPr>
+          <w:p>
+            <w:pPr>
+              <w:pStyle w:val="Compact"/>
+              <w:jc w:val="left"/>
+            </w:pPr>
+            <w:r>
+              <w:rPr>
+                <w:sz w:val="18"/>
+              </w:rPr>
+              <w:t xml:space="preserve">Responsabilidades del equipo</w:t>
+            </w:r>
+          </w:p>
+        </w:tc>
+        <w:tc>
+          <w:tcPr>
+            <w:tcW w:w="3801" w:type="dxa"/>
+          </w:tcPr>
+          <w:p>
+            <w:pPr>
+              <w:pStyle w:val="Compact"/>
+              <w:jc w:val="left"/>
+            </w:pPr>
+            <w:r>
+              <w:rPr>
+                <w:sz w:val="18"/>
+              </w:rPr>
+              <w:t>El documento de la Fase 1 asigna otras responsabilidades que SICMA-PRY v1.2 (por ejemplo, Forms y Power Automate a Claudio, y el clúster MySQL a Fidel). Este documento sigue SICMA-PRY. Falta que el equipo confirme cuál queda vigente</w:t>
+            </w:r>
+          </w:p>
+        </w:tc>
+        <w:tc>
+          <w:tcPr>
+            <w:tcW w:w="1532" w:type="dxa"/>
+          </w:tcPr>
+          <w:p>
+            <w:pPr>
+              <w:pStyle w:val="Compact"/>
+              <w:jc w:val="left"/>
+            </w:pPr>
+            <w:r>
+              <w:rPr>
+                <w:sz w:val="18"/>
+              </w:rPr>
+              <w:t xml:space="preserve">Abierto</w:t>
+            </w:r>
+          </w:p>
+        </w:tc>
+      </w:tr>
+      <w:tr>
+        <w:trPr>
+          <w:cantSplit/>
+        </w:trPr>
+        <w:tc>
+          <w:tcPr>
+            <w:tcW w:w="1290" w:type="dxa"/>
+          </w:tcPr>
+          <w:p>
+            <w:pPr>
+              <w:pStyle w:val="Compact"/>
+              <w:jc w:val="left"/>
+            </w:pPr>
+            <w:r>
+              <w:rPr>
+                <w:sz w:val="18"/>
+              </w:rPr>
+              <w:t xml:space="preserve">D-03</w:t>
+            </w:r>
+          </w:p>
+        </w:tc>
+        <w:tc>
+          <w:tcPr>
+            <w:tcW w:w="2215" w:type="dxa"/>
+          </w:tcPr>
+          <w:p>
+            <w:pPr>
+              <w:pStyle w:val="Compact"/>
+              <w:jc w:val="left"/>
+            </w:pPr>
+            <w:r>
+              <w:rPr>
+                <w:sz w:val="18"/>
+              </w:rPr>
+              <w:t xml:space="preserve">Key users</w:t>
+            </w:r>
+          </w:p>
+        </w:tc>
+        <w:tc>
+          <w:tcPr>
+            <w:tcW w:w="3801" w:type="dxa"/>
+          </w:tcPr>
+          <w:p>
+            <w:pPr>
+              <w:pStyle w:val="Compact"/>
+              <w:jc w:val="left"/>
+            </w:pPr>
+            <w:r>
+              <w:rPr>
+                <w:sz w:val="18"/>
+              </w:rPr>
+              <w:t xml:space="preserve">Falta confirmar qué cuentas representan a los key users y si se asocian a la Jefatura</w:t>
+            </w:r>
+          </w:p>
+        </w:tc>
+        <w:tc>
+          <w:tcPr>
+            <w:tcW w:w="1532" w:type="dxa"/>
+          </w:tcPr>
+          <w:p>
+            <w:pPr>
+              <w:pStyle w:val="Compact"/>
+              <w:jc w:val="left"/>
+            </w:pPr>
+            <w:r>
+              <w:rPr>
+                <w:sz w:val="18"/>
+              </w:rPr>
+              <w:t xml:space="preserve">Abierto</w:t>
+            </w:r>
+          </w:p>
+        </w:tc>
+      </w:tr>
+      <w:tr>
+        <w:trPr>
+          <w:cantSplit/>
+        </w:trPr>
+        <w:tc>
+          <w:tcPr>
+            <w:tcW w:w="1290" w:type="dxa"/>
+          </w:tcPr>
+          <w:p>
+            <w:pPr>
+              <w:pStyle w:val="Compact"/>
+              <w:jc w:val="left"/>
+            </w:pPr>
+            <w:r>
+              <w:rPr>
+                <w:sz w:val="18"/>
+              </w:rPr>
+              <w:t xml:space="preserve">D-04</w:t>
+            </w:r>
+          </w:p>
+        </w:tc>
+        <w:tc>
+          <w:tcPr>
+            <w:tcW w:w="2215" w:type="dxa"/>
+          </w:tcPr>
+          <w:p>
+            <w:pPr>
+              <w:pStyle w:val="Compact"/>
+              <w:jc w:val="left"/>
+            </w:pPr>
+            <w:r>
+              <w:rPr>
+                <w:sz w:val="18"/>
+              </w:rPr>
+              <w:t xml:space="preserve">Frecuencia de reuniones</w:t>
+            </w:r>
+          </w:p>
+        </w:tc>
+        <w:tc>
+          <w:tcPr>
+            <w:tcW w:w="3801" w:type="dxa"/>
+          </w:tcPr>
+          <w:p>
+            <w:pPr>
+              <w:pStyle w:val="Compact"/>
+              <w:jc w:val="left"/>
+            </w:pPr>
+            <w:r>
+              <w:rPr>
+                <w:sz w:val="18"/>
+              </w:rPr>
+              <w:t xml:space="preserve">La frecuencia semanal es propuesta. SICMA-PRY deja abierta su definición</w:t>
+            </w:r>
+          </w:p>
+        </w:tc>
+        <w:tc>
+          <w:tcPr>
+            <w:tcW w:w="1532" w:type="dxa"/>
+          </w:tcPr>
+          <w:p>
+            <w:pPr>
+              <w:pStyle w:val="Compact"/>
+              <w:jc w:val="left"/>
+            </w:pPr>
+            <w:r>
+              <w:rPr>
+                <w:sz w:val="18"/>
+              </w:rPr>
+              <w:t xml:space="preserve">Abierto</w:t>
+            </w:r>
+          </w:p>
+        </w:tc>
+      </w:tr>
+      <w:tr>
+        <w:trPr>
+          <w:cantSplit/>
+        </w:trPr>
+        <w:tc>
+          <w:tcPr>
+            <w:tcW w:w="1290" w:type="dxa"/>
+          </w:tcPr>
+          <w:p>
+            <w:pPr>
+              <w:pStyle w:val="Compact"/>
+              <w:jc w:val="left"/>
+            </w:pPr>
+            <w:r>
+              <w:rPr>
+                <w:sz w:val="18"/>
+              </w:rPr>
+              <w:t xml:space="preserve">D-05</w:t>
+            </w:r>
+          </w:p>
+        </w:tc>
+        <w:tc>
+          <w:tcPr>
+            <w:tcW w:w="2215" w:type="dxa"/>
+          </w:tcPr>
+          <w:p>
+            <w:pPr>
+              <w:pStyle w:val="Compact"/>
+              <w:jc w:val="left"/>
+            </w:pPr>
+            <w:r>
+              <w:rPr>
+                <w:sz w:val="18"/>
+              </w:rPr>
+              <w:t xml:space="preserve">Canal con el docente</w:t>
+            </w:r>
+          </w:p>
+        </w:tc>
+        <w:tc>
+          <w:tcPr>
+            <w:tcW w:w="3801" w:type="dxa"/>
+          </w:tcPr>
+          <w:p>
+            <w:pPr>
+              <w:pStyle w:val="Compact"/>
+              <w:jc w:val="left"/>
+            </w:pPr>
+            <w:r>
+              <w:rPr>
+                <w:sz w:val="18"/>
+              </w:rPr>
+              <w:t xml:space="preserve">Se usa el canal y las fechas que fije la asignatura, sin suponer disponibilidad adicional</w:t>
+            </w:r>
+          </w:p>
+        </w:tc>
+        <w:tc>
+          <w:tcPr>
+            <w:tcW w:w="1532" w:type="dxa"/>
+          </w:tcPr>
+          <w:p>
+            <w:pPr>
+              <w:pStyle w:val="Compact"/>
+              <w:jc w:val="left"/>
+            </w:pPr>
+            <w:r>
+              <w:rPr>
+                <w:sz w:val="18"/>
+              </w:rPr>
+              <w:t xml:space="preserve">Abierto</w:t>
+            </w:r>
+          </w:p>
+        </w:tc>
+      </w:tr>
+      <w:tr>
+        <w:trPr>
+          <w:cantSplit/>
+        </w:trPr>
+        <w:tc>
+          <w:tcPr>
+            <w:tcW w:w="1290" w:type="dxa"/>
+          </w:tcPr>
+          <w:p>
+            <w:pPr>
+              <w:pStyle w:val="Compact"/>
+              <w:jc w:val="left"/>
+            </w:pPr>
+            <w:r>
+              <w:rPr>
+                <w:sz w:val="18"/>
+              </w:rPr>
+              <w:t xml:space="preserve">D-06</w:t>
+            </w:r>
+          </w:p>
+        </w:tc>
+        <w:tc>
+          <w:tcPr>
+            <w:tcW w:w="2215" w:type="dxa"/>
+          </w:tcPr>
+          <w:p>
+            <w:pPr>
+              <w:pStyle w:val="Compact"/>
+              <w:jc w:val="left"/>
+            </w:pPr>
+            <w:r>
+              <w:rPr>
+                <w:sz w:val="18"/>
+              </w:rPr>
+              <w:t xml:space="preserve">Revisión de los roles del escenario</w:t>
+            </w:r>
+          </w:p>
+        </w:tc>
+        <w:tc>
+          <w:tcPr>
+            <w:tcW w:w="3801" w:type="dxa"/>
+          </w:tcPr>
+          <w:p>
+            <w:pPr>
+              <w:pStyle w:val="Compact"/>
+              <w:jc w:val="left"/>
+            </w:pPr>
+            <w:r>
+              <w:rPr>
+                <w:sz w:val="18"/>
+              </w:rPr>
+              <w:t xml:space="preserve">Falta asignar quién representa a cada rol y en qué fecha se hace cada recorrido</w:t>
+            </w:r>
+          </w:p>
+        </w:tc>
+        <w:tc>
+          <w:tcPr>
+            <w:tcW w:w="1532" w:type="dxa"/>
+          </w:tcPr>
+          <w:p>
+            <w:pPr>
+              <w:pStyle w:val="Compact"/>
+              <w:jc w:val="left"/>
+            </w:pPr>
+            <w:r>
+              <w:rPr>
+                <w:sz w:val="18"/>
+              </w:rPr>
+              <w:t xml:space="preserve">Abierto</w:t>
             </w:r>
           </w:p>
         </w:tc>
       </w:tr>
     </w:tbl>
+    <w:bookmarkEnd w:id="32"/>
+    <w:bookmarkStart w:id="33" w:name="glosario-y-referencias"/>
     <w:p>
       <w:pPr>
         <w:pStyle w:val="Heading2"/>
-        <w:pageBreakBefore/>
-      </w:pPr>
-      <w:r>
-        <w:t>Referencias</w:t>
-      </w:r>
-    </w:p>
-    <w:p>
-      <w:pPr>
-        <w:pStyle w:val="BodyText"/>
-        <w:keepNext/>
-        <w:spacing w:line="360" w:lineRule="auto" w:before="160" w:after="0"/>
-        <w:ind w:firstLine="709"/>
-        <w:jc w:val="both"/>
-      </w:pPr>
-      <w:r>
-        <w:rPr>
-          <w:b/>
-          <w:sz w:val="22"/>
-        </w:rPr>
-        <w:t>Documentos del proyecto</w:t>
-      </w:r>
-    </w:p>
-    <w:p>
-      <w:pPr>
-        <w:pStyle w:val="Compact"/>
-        <w:spacing w:after="60"/>
-        <w:ind w:left="510" w:hanging="510"/>
-      </w:pPr>
-      <w:r>
-        <w:rPr>
-          <w:b w:val="0"/>
-        </w:rPr>
-        <w:t>[1] Equipo SICMA. Formato Universal de documentos SICMA. 2026.</w:t>
-      </w:r>
-    </w:p>
-    <w:p>
-      <w:pPr>
-        <w:pStyle w:val="Compact"/>
-        <w:spacing w:after="60"/>
-        <w:ind w:left="510" w:hanging="510"/>
-      </w:pPr>
-      <w:r>
-        <w:rPr>
-          <w:b w:val="0"/>
-        </w:rPr>
-        <w:t>[2] Equipo SICMA. Gestión de stakeholders, versión 1.1 (5 de octubre de 2026). Documento de la Fase 1.</w:t>
-      </w:r>
-    </w:p>
-    <w:p>
-      <w:pPr>
-        <w:pStyle w:val="Compact"/>
-        <w:spacing w:after="60"/>
-        <w:ind w:left="510" w:hanging="510"/>
-      </w:pPr>
-      <w:r>
-        <w:rPr>
-          <w:b w:val="0"/>
-        </w:rPr>
-        <w:t>[3] SICMA-REQ v1.1. Requerimientos. Equipo SICMA, 2026-10-26.</w:t>
-      </w:r>
-    </w:p>
-    <w:p>
-      <w:pPr>
-        <w:pStyle w:val="Compact"/>
-        <w:spacing w:after="60"/>
-        <w:ind w:left="510" w:hanging="510"/>
-      </w:pPr>
-      <w:r>
-        <w:rPr>
-          <w:b w:val="0"/>
-        </w:rPr>
-        <w:t>[4] SICMA-PRY v1.2. Plan del Proyecto. Equipo SICMA, 2026-10-26.</w:t>
-      </w:r>
-    </w:p>
-    <w:p>
-      <w:pPr>
-        <w:pStyle w:val="Compact"/>
-        <w:spacing w:after="60"/>
-        <w:ind w:left="510" w:hanging="510"/>
-      </w:pPr>
-      <w:r>
-        <w:rPr>
-          <w:b w:val="0"/>
-        </w:rPr>
-        <w:t>[5] SICMA-RCF v1.1. Resolución de Conflictos. Equipo SICMA, 2026-10-26.</w:t>
-      </w:r>
-    </w:p>
-    <w:p>
-      <w:pPr>
-        <w:pStyle w:val="Compact"/>
-        <w:spacing w:after="60"/>
-        <w:ind w:left="510" w:hanging="510"/>
-      </w:pPr>
-      <w:r>
-        <w:rPr>
-          <w:b w:val="0"/>
-        </w:rPr>
-        <w:t>[6] SICMA-EAV v1.0. Estado de Avance. Equipo SICMA, 2026-10-17.</w:t>
-      </w:r>
-    </w:p>
-    <w:p>
-      <w:pPr>
-        <w:pStyle w:val="BodyText"/>
-        <w:keepNext/>
-        <w:spacing w:line="360" w:lineRule="auto" w:before="160" w:after="0"/>
-        <w:ind w:firstLine="709"/>
-        <w:jc w:val="both"/>
-      </w:pPr>
-      <w:r>
-        <w:rPr>
-          <w:b/>
-          <w:sz w:val="22"/>
-        </w:rPr>
-        <w:t>Normas y fuentes externas</w:t>
-      </w:r>
-    </w:p>
-    <w:p>
-      <w:pPr>
-        <w:pStyle w:val="Compact"/>
-        <w:spacing w:after="60"/>
-        <w:ind w:left="510" w:hanging="510"/>
-      </w:pPr>
-      <w:r>
-        <w:rPr>
-          <w:b w:val="0"/>
-        </w:rPr>
-        <w:t>[7] Project Management Institute. (2021). A Guide to the Project Management Body of Knowledge (PMBOK Guide), 7.ª edición. PMI.</w:t>
-      </w:r>
-    </w:p>
-    <w:p>
-      <w:pPr>
-        <w:pStyle w:val="Compact"/>
-        <w:spacing w:after="60"/>
-        <w:ind w:left="510" w:hanging="510"/>
-      </w:pPr>
-      <w:r>
-        <w:rPr>
-          <w:b w:val="0"/>
-        </w:rPr>
-        <w:t>[8] Mendelow, A. L. (1981). Environmental scanning: The impact of the stakeholder concept. Proceedings of the Second International Conference on Information Systems, 407-418.</w:t>
-      </w:r>
-    </w:p>
-    <w:bookmarkEnd w:id="33"/>
-    <w:bookmarkStart w:id="35" w:name="anexos"/>
-    <w:p>
-      <w:pPr>
-        <w:pStyle w:val="Heading2"/>
-      </w:pPr>
-      <w:r>
-        <w:t xml:space="preserve">Anexos</w:t>
-      </w:r>
-    </w:p>
-    <w:bookmarkStart w:id="34" w:name="X19703fa27a8cafca26eaf91878a4aab173322a7"/>
-    <w:p>
-      <w:pPr>
-        <w:pStyle w:val="Heading3"/>
-      </w:pPr>
-      <w:r>
-        <w:t xml:space="preserve">Anexo A. Plantilla del registro de revisión de un recorrido</w:t>
+      </w:pPr>
+      <w:r>
+        <w:t>Glosario</w:t>
       </w:r>
     </w:p>
     <w:tbl>
@@ -7037,8 +6536,8 @@
         </w:tblBorders>
       </w:tblPr>
       <w:tblGrid>
-        <w:gridCol w:w="3354"/>
-        <w:gridCol w:w="4561"/>
+        <w:gridCol w:w="2938"/>
+        <w:gridCol w:w="5900"/>
       </w:tblGrid>
       <w:tr>
         <w:trPr>
@@ -7047,7 +6546,7 @@
         </w:trPr>
         <w:tc>
           <w:tcPr>
-            <w:tcW w:w="3354" w:type="dxa"/>
+            <w:tcW w:w="2938" w:type="dxa"/>
             <w:shd w:val="clear" w:color="auto" w:fill="D9E2F3"/>
           </w:tcPr>
           <w:p>
@@ -7060,13 +6559,514 @@
                 <w:b/>
                 <w:sz w:val="18"/>
               </w:rPr>
+              <w:t xml:space="preserve">Término</w:t>
+            </w:r>
+          </w:p>
+        </w:tc>
+        <w:tc>
+          <w:tcPr>
+            <w:tcW w:w="5900" w:type="dxa"/>
+            <w:shd w:val="clear" w:color="auto" w:fill="D9E2F3"/>
+          </w:tcPr>
+          <w:p>
+            <w:pPr>
+              <w:pStyle w:val="Compact"/>
+              <w:jc w:val="left"/>
+            </w:pPr>
+            <w:r>
+              <w:rPr>
+                <w:b/>
+                <w:sz w:val="18"/>
+              </w:rPr>
+              <w:t xml:space="preserve">Definición</w:t>
+            </w:r>
+          </w:p>
+        </w:tc>
+      </w:tr>
+      <w:tr>
+        <w:trPr>
+          <w:cantSplit/>
+        </w:trPr>
+        <w:tc>
+          <w:tcPr>
+            <w:tcW w:w="2938" w:type="dxa"/>
+          </w:tcPr>
+          <w:p>
+            <w:pPr>
+              <w:pStyle w:val="Compact"/>
+              <w:jc w:val="left"/>
+            </w:pPr>
+            <w:r>
+              <w:rPr>
+                <w:sz w:val="18"/>
+              </w:rPr>
+              <w:t xml:space="preserve">Stakeholder</w:t>
+            </w:r>
+          </w:p>
+        </w:tc>
+        <w:tc>
+          <w:tcPr>
+            <w:tcW w:w="5900" w:type="dxa"/>
+          </w:tcPr>
+          <w:p>
+            <w:pPr>
+              <w:pStyle w:val="Compact"/>
+              <w:jc w:val="left"/>
+            </w:pPr>
+            <w:r>
+              <w:rPr>
+                <w:sz w:val="18"/>
+              </w:rPr>
+              <w:t xml:space="preserve">Persona o rol que participa en el proyecto, lo evalúa o representa una necesidad de uso</w:t>
+            </w:r>
+          </w:p>
+        </w:tc>
+      </w:tr>
+      <w:tr>
+        <w:trPr>
+          <w:cantSplit/>
+        </w:trPr>
+        <w:tc>
+          <w:tcPr>
+            <w:tcW w:w="2938" w:type="dxa"/>
+          </w:tcPr>
+          <w:p>
+            <w:pPr>
+              <w:pStyle w:val="Compact"/>
+              <w:jc w:val="left"/>
+            </w:pPr>
+            <w:r>
+              <w:rPr>
+                <w:sz w:val="18"/>
+              </w:rPr>
+              <w:t xml:space="preserve">Interesado real</w:t>
+            </w:r>
+          </w:p>
+        </w:tc>
+        <w:tc>
+          <w:tcPr>
+            <w:tcW w:w="5900" w:type="dxa"/>
+          </w:tcPr>
+          <w:p>
+            <w:pPr>
+              <w:pStyle w:val="Compact"/>
+              <w:jc w:val="left"/>
+            </w:pPr>
+            <w:r>
+              <w:rPr>
+                <w:sz w:val="18"/>
+              </w:rPr>
+              <w:t xml:space="preserve">Persona confirmada que participa en el proyecto: el equipo y el docente</w:t>
+            </w:r>
+          </w:p>
+        </w:tc>
+      </w:tr>
+      <w:tr>
+        <w:trPr>
+          <w:cantSplit/>
+        </w:trPr>
+        <w:tc>
+          <w:tcPr>
+            <w:tcW w:w="2938" w:type="dxa"/>
+          </w:tcPr>
+          <w:p>
+            <w:pPr>
+              <w:pStyle w:val="Compact"/>
+              <w:jc w:val="left"/>
+            </w:pPr>
+            <w:r>
+              <w:rPr>
+                <w:sz w:val="18"/>
+              </w:rPr>
+              <w:t xml:space="preserve">Rol del escenario</w:t>
+            </w:r>
+          </w:p>
+        </w:tc>
+        <w:tc>
+          <w:tcPr>
+            <w:tcW w:w="5900" w:type="dxa"/>
+          </w:tcPr>
+          <w:p>
+            <w:pPr>
+              <w:pStyle w:val="Compact"/>
+              <w:jc w:val="left"/>
+            </w:pPr>
+            <w:r>
+              <w:rPr>
+                <w:sz w:val="18"/>
+              </w:rPr>
+              <w:t xml:space="preserve">Rol que representa una necesidad de uso y que encarna un integrante del equipo con cuentas de prueba</w:t>
+            </w:r>
+          </w:p>
+        </w:tc>
+      </w:tr>
+      <w:tr>
+        <w:trPr>
+          <w:cantSplit/>
+        </w:trPr>
+        <w:tc>
+          <w:tcPr>
+            <w:tcW w:w="2938" w:type="dxa"/>
+          </w:tcPr>
+          <w:p>
+            <w:pPr>
+              <w:pStyle w:val="Compact"/>
+              <w:jc w:val="left"/>
+            </w:pPr>
+            <w:r>
+              <w:rPr>
+                <w:sz w:val="18"/>
+              </w:rPr>
+              <w:t xml:space="preserve">Influencia</w:t>
+            </w:r>
+          </w:p>
+        </w:tc>
+        <w:tc>
+          <w:tcPr>
+            <w:tcW w:w="5900" w:type="dxa"/>
+          </w:tcPr>
+          <w:p>
+            <w:pPr>
+              <w:pStyle w:val="Compact"/>
+              <w:jc w:val="left"/>
+            </w:pPr>
+            <w:r>
+              <w:rPr>
+                <w:sz w:val="18"/>
+              </w:rPr>
+              <w:t xml:space="preserve">Capacidad de decidir o condicionar el alcance, la evaluación o la validación</w:t>
+            </w:r>
+          </w:p>
+        </w:tc>
+      </w:tr>
+      <w:tr>
+        <w:trPr>
+          <w:cantSplit/>
+        </w:trPr>
+        <w:tc>
+          <w:tcPr>
+            <w:tcW w:w="2938" w:type="dxa"/>
+          </w:tcPr>
+          <w:p>
+            <w:pPr>
+              <w:pStyle w:val="Compact"/>
+              <w:jc w:val="left"/>
+            </w:pPr>
+            <w:r>
+              <w:rPr>
+                <w:sz w:val="18"/>
+              </w:rPr>
+              <w:t xml:space="preserve">Interés</w:t>
+            </w:r>
+          </w:p>
+        </w:tc>
+        <w:tc>
+          <w:tcPr>
+            <w:tcW w:w="5900" w:type="dxa"/>
+          </w:tcPr>
+          <w:p>
+            <w:pPr>
+              <w:pStyle w:val="Compact"/>
+              <w:jc w:val="left"/>
+            </w:pPr>
+            <w:r>
+              <w:rPr>
+                <w:sz w:val="18"/>
+              </w:rPr>
+              <w:t xml:space="preserve">Medida en que el stakeholder participa en los resultados</w:t>
+            </w:r>
+          </w:p>
+        </w:tc>
+      </w:tr>
+      <w:tr>
+        <w:trPr>
+          <w:cantSplit/>
+        </w:trPr>
+        <w:tc>
+          <w:tcPr>
+            <w:tcW w:w="2938" w:type="dxa"/>
+          </w:tcPr>
+          <w:p>
+            <w:pPr>
+              <w:pStyle w:val="Compact"/>
+              <w:jc w:val="left"/>
+            </w:pPr>
+            <w:r>
+              <w:rPr>
+                <w:sz w:val="18"/>
+              </w:rPr>
+              <w:t xml:space="preserve">Key user</w:t>
+            </w:r>
+          </w:p>
+        </w:tc>
+        <w:tc>
+          <w:tcPr>
+            <w:tcW w:w="5900" w:type="dxa"/>
+          </w:tcPr>
+          <w:p>
+            <w:pPr>
+              <w:pStyle w:val="Compact"/>
+              <w:jc w:val="left"/>
+            </w:pPr>
+            <w:r>
+              <w:rPr>
+                <w:sz w:val="18"/>
+              </w:rPr>
+              <w:t xml:space="preserve">Usuario del servicio sobre el que se hará una intervención; solo recibe avisos</w:t>
+            </w:r>
+          </w:p>
+        </w:tc>
+      </w:tr>
+      <w:tr>
+        <w:trPr>
+          <w:cantSplit/>
+        </w:trPr>
+        <w:tc>
+          <w:tcPr>
+            <w:tcW w:w="2938" w:type="dxa"/>
+          </w:tcPr>
+          <w:p>
+            <w:pPr>
+              <w:pStyle w:val="Compact"/>
+              <w:jc w:val="left"/>
+            </w:pPr>
+            <w:r>
+              <w:rPr>
+                <w:sz w:val="18"/>
+              </w:rPr>
+              <w:t xml:space="preserve">Persona que ingresa</w:t>
+            </w:r>
+          </w:p>
+        </w:tc>
+        <w:tc>
+          <w:tcPr>
+            <w:tcW w:w="5900" w:type="dxa"/>
+          </w:tcPr>
+          <w:p>
+            <w:pPr>
+              <w:pStyle w:val="Compact"/>
+              <w:jc w:val="left"/>
+            </w:pPr>
+            <w:r>
+              <w:rPr>
+                <w:sz w:val="18"/>
+              </w:rPr>
+              <w:t>Persona que se valida en el lector SecuGen para un acceso físico</w:t>
+            </w:r>
+          </w:p>
+        </w:tc>
+      </w:tr>
+    </w:tbl>
+    <w:p>
+      <w:pPr>
+        <w:pStyle w:val="Heading2"/>
+        <w:pageBreakBefore/>
+      </w:pPr>
+      <w:r>
+        <w:t>Referencias</w:t>
+      </w:r>
+    </w:p>
+    <w:p>
+      <w:pPr>
+        <w:pStyle w:val="BodyText"/>
+        <w:keepNext/>
+        <w:spacing w:line="360" w:lineRule="auto" w:before="160" w:after="0"/>
+        <w:ind w:firstLine="709"/>
+        <w:jc w:val="both"/>
+      </w:pPr>
+      <w:r>
+        <w:rPr>
+          <w:b/>
+          <w:sz w:val="22"/>
+        </w:rPr>
+        <w:t>Documentos del proyecto</w:t>
+      </w:r>
+    </w:p>
+    <w:p>
+      <w:pPr>
+        <w:pStyle w:val="Compact"/>
+        <w:spacing w:after="60"/>
+        <w:ind w:left="510" w:hanging="510"/>
+      </w:pPr>
+      <w:r>
+        <w:rPr>
+          <w:b w:val="0"/>
+        </w:rPr>
+        <w:t>[1] Equipo SICMA. Formato Universal de documentos SICMA. 2026.</w:t>
+      </w:r>
+    </w:p>
+    <w:p>
+      <w:pPr>
+        <w:pStyle w:val="Compact"/>
+        <w:spacing w:after="60"/>
+        <w:ind w:left="510" w:hanging="510"/>
+      </w:pPr>
+      <w:r>
+        <w:rPr>
+          <w:b w:val="0"/>
+        </w:rPr>
+        <w:t>[2] Equipo SICMA. Gestión de stakeholders, versión 1.1 (5 de octubre de 2026). Documento de la Fase 1.</w:t>
+      </w:r>
+    </w:p>
+    <w:p>
+      <w:pPr>
+        <w:pStyle w:val="Compact"/>
+        <w:spacing w:after="60"/>
+        <w:ind w:left="510" w:hanging="510"/>
+      </w:pPr>
+      <w:r>
+        <w:rPr>
+          <w:b w:val="0"/>
+        </w:rPr>
+        <w:t>[3] SICMA-REQ v1.1. Requerimientos. Equipo SICMA, 2026-10-26.</w:t>
+      </w:r>
+    </w:p>
+    <w:p>
+      <w:pPr>
+        <w:pStyle w:val="Compact"/>
+        <w:spacing w:after="60"/>
+        <w:ind w:left="510" w:hanging="510"/>
+      </w:pPr>
+      <w:r>
+        <w:rPr>
+          <w:b w:val="0"/>
+        </w:rPr>
+        <w:t>[4] SICMA-PRY v1.2. Plan del Proyecto. Equipo SICMA, 2026-10-26.</w:t>
+      </w:r>
+    </w:p>
+    <w:p>
+      <w:pPr>
+        <w:pStyle w:val="Compact"/>
+        <w:spacing w:after="60"/>
+        <w:ind w:left="510" w:hanging="510"/>
+      </w:pPr>
+      <w:r>
+        <w:rPr>
+          <w:b w:val="0"/>
+        </w:rPr>
+        <w:t>[5] SICMA-RCF v1.1. Resolución de Conflictos. Equipo SICMA, 2026-10-26.</w:t>
+      </w:r>
+    </w:p>
+    <w:p>
+      <w:pPr>
+        <w:pStyle w:val="Compact"/>
+        <w:spacing w:after="60"/>
+        <w:ind w:left="510" w:hanging="510"/>
+      </w:pPr>
+      <w:r>
+        <w:rPr>
+          <w:b w:val="0"/>
+        </w:rPr>
+        <w:t>[6] SICMA-EAV v1.0. Estado de Avance. Equipo SICMA, 2026-10-17.</w:t>
+      </w:r>
+    </w:p>
+    <w:p>
+      <w:pPr>
+        <w:pStyle w:val="BodyText"/>
+        <w:keepNext/>
+        <w:spacing w:line="360" w:lineRule="auto" w:before="160" w:after="0"/>
+        <w:ind w:firstLine="709"/>
+        <w:jc w:val="both"/>
+      </w:pPr>
+      <w:r>
+        <w:rPr>
+          <w:b/>
+          <w:sz w:val="22"/>
+        </w:rPr>
+        <w:t>Normas y fuentes externas</w:t>
+      </w:r>
+    </w:p>
+    <w:p>
+      <w:pPr>
+        <w:pStyle w:val="Compact"/>
+        <w:spacing w:after="60"/>
+        <w:ind w:left="510" w:hanging="510"/>
+      </w:pPr>
+      <w:r>
+        <w:rPr>
+          <w:b w:val="0"/>
+        </w:rPr>
+        <w:t>[7] Project Management Institute. (2021). A Guide to the Project Management Body of Knowledge (PMBOK Guide), 7.ª edición. PMI.</w:t>
+      </w:r>
+    </w:p>
+    <w:p>
+      <w:pPr>
+        <w:pStyle w:val="Compact"/>
+        <w:spacing w:after="60"/>
+        <w:ind w:left="510" w:hanging="510"/>
+      </w:pPr>
+      <w:r>
+        <w:rPr>
+          <w:b w:val="0"/>
+        </w:rPr>
+        <w:t>[8] Mendelow, A. L. (1981). Environmental scanning: The impact of the stakeholder concept. Proceedings of the Second International Conference on Information Systems, 407-418.</w:t>
+      </w:r>
+    </w:p>
+    <w:bookmarkEnd w:id="33"/>
+    <w:bookmarkStart w:id="35" w:name="anexos"/>
+    <w:p>
+      <w:pPr>
+        <w:pStyle w:val="Heading2"/>
+      </w:pPr>
+      <w:r>
+        <w:t xml:space="preserve">Anexos</w:t>
+      </w:r>
+    </w:p>
+    <w:bookmarkStart w:id="34" w:name="X19703fa27a8cafca26eaf91878a4aab173322a7"/>
+    <w:p>
+      <w:pPr>
+        <w:pStyle w:val="Heading3"/>
+      </w:pPr>
+      <w:r>
+        <w:t xml:space="preserve">Anexo A. Plantilla del registro de revisión de un recorrido</w:t>
+      </w:r>
+    </w:p>
+    <w:tbl>
+      <w:tblPr>
+        <w:tblStyle w:val="Table"/>
+        <w:tblW w:type="pct" w:w="5000"/>
+        <w:tblLook w:firstRow="1" w:lastRow="0" w:firstColumn="0" w:lastColumn="0" w:noHBand="0" w:noVBand="0" w:val="0020"/>
+        <w:jc w:val="start"/>
+        <w:tblBorders>
+          <w:top w:val="single" w:sz="4" w:color="808080"/>
+          <w:left w:val="single" w:sz="4" w:color="808080"/>
+          <w:bottom w:val="single" w:sz="4" w:color="808080"/>
+          <w:right w:val="single" w:sz="4" w:color="808080"/>
+          <w:insideH w:val="single" w:sz="4" w:color="808080"/>
+          <w:insideV w:val="single" w:sz="4" w:color="808080"/>
+        </w:tblBorders>
+      </w:tblPr>
+      <w:tblGrid>
+        <w:gridCol w:w="3745"/>
+        <w:gridCol w:w="5093"/>
+      </w:tblGrid>
+      <w:tr>
+        <w:trPr>
+          <w:tblHeader w:val="true"/>
+          <w:cantSplit/>
+        </w:trPr>
+        <w:tc>
+          <w:tcPr>
+            <w:tcW w:w="3745" w:type="dxa"/>
+            <w:shd w:val="clear" w:color="auto" w:fill="D9E2F3"/>
+          </w:tcPr>
+          <w:p>
+            <w:pPr>
+              <w:pStyle w:val="Compact"/>
+              <w:jc w:val="left"/>
+            </w:pPr>
+            <w:r>
+              <w:rPr>
+                <w:b/>
+                <w:sz w:val="18"/>
+              </w:rPr>
               <w:t xml:space="preserve">Campo</w:t>
             </w:r>
           </w:p>
         </w:tc>
         <w:tc>
           <w:tcPr>
-            <w:tcW w:w="4561" w:type="dxa"/>
+            <w:tcW w:w="5093" w:type="dxa"/>
             <w:shd w:val="clear" w:color="auto" w:fill="D9E2F3"/>
           </w:tcPr>
           <w:p>
@@ -7090,7 +7090,7 @@
         </w:trPr>
         <w:tc>
           <w:tcPr>
-            <w:tcW w:w="3354" w:type="dxa"/>
+            <w:tcW w:w="3745" w:type="dxa"/>
           </w:tcPr>
           <w:p>
             <w:pPr>
@@ -7107,7 +7107,7 @@
         </w:tc>
         <w:tc>
           <w:tcPr>
-            <w:tcW w:w="4561" w:type="dxa"/>
+            <w:tcW w:w="5093" w:type="dxa"/>
           </w:tcPr>
           <w:p>
             <w:pPr>
@@ -7129,7 +7129,7 @@
         </w:trPr>
         <w:tc>
           <w:tcPr>
-            <w:tcW w:w="3354" w:type="dxa"/>
+            <w:tcW w:w="3745" w:type="dxa"/>
           </w:tcPr>
           <w:p>
             <w:pPr>
@@ -7146,7 +7146,7 @@
         </w:tc>
         <w:tc>
           <w:tcPr>
-            <w:tcW w:w="4561" w:type="dxa"/>
+            <w:tcW w:w="5093" w:type="dxa"/>
           </w:tcPr>
           <w:p>
             <w:pPr>
@@ -7168,7 +7168,7 @@
         </w:trPr>
         <w:tc>
           <w:tcPr>
-            <w:tcW w:w="3354" w:type="dxa"/>
+            <w:tcW w:w="3745" w:type="dxa"/>
           </w:tcPr>
           <w:p>
             <w:pPr>
@@ -7185,7 +7185,7 @@
         </w:tc>
         <w:tc>
           <w:tcPr>
-            <w:tcW w:w="4561" w:type="dxa"/>
+            <w:tcW w:w="5093" w:type="dxa"/>
           </w:tcPr>
           <w:p>
             <w:pPr>
@@ -7207,7 +7207,7 @@
         </w:trPr>
         <w:tc>
           <w:tcPr>
-            <w:tcW w:w="3354" w:type="dxa"/>
+            <w:tcW w:w="3745" w:type="dxa"/>
           </w:tcPr>
           <w:p>
             <w:pPr>
@@ -7224,7 +7224,7 @@
         </w:tc>
         <w:tc>
           <w:tcPr>
-            <w:tcW w:w="4561" w:type="dxa"/>
+            <w:tcW w:w="5093" w:type="dxa"/>
           </w:tcPr>
           <w:p>
             <w:pPr>
@@ -7246,7 +7246,7 @@
         </w:trPr>
         <w:tc>
           <w:tcPr>
-            <w:tcW w:w="3354" w:type="dxa"/>
+            <w:tcW w:w="3745" w:type="dxa"/>
           </w:tcPr>
           <w:p>
             <w:pPr>
@@ -7263,7 +7263,7 @@
         </w:tc>
         <w:tc>
           <w:tcPr>
-            <w:tcW w:w="4561" w:type="dxa"/>
+            <w:tcW w:w="5093" w:type="dxa"/>
           </w:tcPr>
           <w:p>
             <w:pPr>
@@ -7285,7 +7285,7 @@
         </w:trPr>
         <w:tc>
           <w:tcPr>
-            <w:tcW w:w="3354" w:type="dxa"/>
+            <w:tcW w:w="3745" w:type="dxa"/>
           </w:tcPr>
           <w:p>
             <w:pPr>
@@ -7302,7 +7302,7 @@
         </w:tc>
         <w:tc>
           <w:tcPr>
-            <w:tcW w:w="4561" w:type="dxa"/>
+            <w:tcW w:w="5093" w:type="dxa"/>
           </w:tcPr>
           <w:p>
             <w:pPr>
@@ -7324,7 +7324,7 @@
         </w:trPr>
         <w:tc>
           <w:tcPr>
-            <w:tcW w:w="3354" w:type="dxa"/>
+            <w:tcW w:w="3745" w:type="dxa"/>
           </w:tcPr>
           <w:p>
             <w:pPr>
@@ -7341,7 +7341,7 @@
         </w:tc>
         <w:tc>
           <w:tcPr>
-            <w:tcW w:w="4561" w:type="dxa"/>
+            <w:tcW w:w="5093" w:type="dxa"/>
           </w:tcPr>
           <w:p>
             <w:pPr>

--- a/Fase 2/Evidencias del Proyecto/SICMA_STK_v1.2.docx
+++ b/Fase 2/Evidencias del Proyecto/SICMA_STK_v1.2.docx
@@ -546,7 +546,7 @@
         <w:tab/>
       </w:r>
       <w:r>
-        <w:t>10</w:t>
+        <w:t>11</w:t>
       </w:r>
     </w:p>
     <w:p>
@@ -560,7 +560,7 @@
         <w:tab/>
       </w:r>
       <w:r>
-        <w:t>10</w:t>
+        <w:t>11</w:t>
       </w:r>
       <w:r>
         <w:fldChar w:fldCharType="end"/>
@@ -7007,6 +7007,7 @@
     <w:p>
       <w:pPr>
         <w:pStyle w:val="Heading2"/>
+        <w:pageBreakBefore/>
       </w:pPr>
       <w:r>
         <w:t xml:space="preserve">Anexos</w:t>
